--- a/public/resume/Monserate Resume.docx
+++ b/public/resume/Monserate Resume.docx
@@ -29,63 +29,22 @@
       <w:pPr>
         <w:spacing w:line="259" w:lineRule="auto"/>
         <w:rPr>
-          <w:rFonts w:ascii="Times New Roman" w:eastAsia="Times New Roman" w:hAnsi="Times New Roman" w:cs="Times New Roman"/>
-          <w:sz w:val="24"/>
-          <w:szCs w:val="24"/>
-          <w:lang w:val="en-US"/>
-        </w:rPr>
-      </w:pPr>
-      <w:r>
-        <w:rPr>
-          <w:rFonts w:ascii="Barlow" w:eastAsia="Times New Roman" w:hAnsi="Barlow" w:cs="Times New Roman"/>
-          <w:color w:val="000000"/>
-          <w:sz w:val="21"/>
-          <w:szCs w:val="21"/>
-          <w:lang w:val="en-US"/>
-        </w:rPr>
-        <w:t xml:space="preserve">Seattle, WA | violetmonserate@gmail.com </w:t>
-      </w:r>
-      <w:proofErr w:type="gramStart"/>
-      <w:r>
-        <w:rPr>
-          <w:rFonts w:ascii="Barlow" w:eastAsia="Times New Roman" w:hAnsi="Barlow" w:cs="Times New Roman"/>
-          <w:color w:val="000000"/>
-          <w:sz w:val="21"/>
-          <w:szCs w:val="21"/>
-          <w:lang w:val="en-US"/>
-        </w:rPr>
-        <w:t>|  (</w:t>
-      </w:r>
-      <w:proofErr w:type="gramEnd"/>
-      <w:r>
-        <w:rPr>
-          <w:rFonts w:ascii="Barlow" w:eastAsia="Times New Roman" w:hAnsi="Barlow" w:cs="Times New Roman"/>
-          <w:color w:val="000000"/>
-          <w:sz w:val="21"/>
-          <w:szCs w:val="21"/>
-          <w:lang w:val="en-US"/>
-        </w:rPr>
-        <w:t>425) 970-5779</w:t>
-      </w:r>
-      <w:r>
-        <w:rPr>
-          <w:rFonts w:ascii="Barlow" w:eastAsia="Times New Roman" w:hAnsi="Barlow" w:cs="Times New Roman"/>
-          <w:color w:val="000000"/>
-          <w:sz w:val="21"/>
-          <w:szCs w:val="21"/>
-          <w:lang w:val="en-US"/>
-        </w:rPr>
-        <w:t xml:space="preserve"> |</w:t>
-      </w:r>
-      <w:r>
-        <w:rPr>
-          <w:rFonts w:ascii="Barlow" w:eastAsia="Times New Roman" w:hAnsi="Barlow" w:cs="Times New Roman"/>
-          <w:color w:val="000000"/>
-          <w:sz w:val="21"/>
-          <w:szCs w:val="21"/>
-          <w:lang w:val="en-US"/>
-        </w:rPr>
-        <w:t xml:space="preserve">  </w:t>
+          <w:rFonts w:ascii="Barlow" w:eastAsia="Times New Roman" w:hAnsi="Barlow" w:cs="Times New Roman"/>
+          <w:color w:val="000000"/>
+          <w:sz w:val="21"/>
+          <w:szCs w:val="21"/>
+          <w:lang w:val="en-US"/>
+        </w:rPr>
+      </w:pPr>
+      <w:r>
+        <w:rPr>
+          <w:rFonts w:ascii="Barlow" w:eastAsia="Times New Roman" w:hAnsi="Barlow" w:cs="Times New Roman"/>
+          <w:color w:val="000000"/>
+          <w:sz w:val="21"/>
+          <w:szCs w:val="21"/>
+          <w:lang w:val="en-US"/>
+        </w:rPr>
+        <w:t xml:space="preserve">Seattle, WA | violetmonserate@gmail.com |  (425) 970-5779 |  </w:t>
       </w:r>
       <w:hyperlink r:id="rId5" w:history="1">
         <w:r>
@@ -107,21 +66,35 @@
           <w:szCs w:val="21"/>
           <w:lang w:val="en-US"/>
         </w:rPr>
-        <w:t> </w:t>
-      </w:r>
-      <w:r>
-        <w:rPr>
-          <w:rFonts w:ascii="Barlow" w:eastAsia="Times New Roman" w:hAnsi="Barlow" w:cs="Times New Roman"/>
-          <w:color w:val="000000"/>
-          <w:sz w:val="21"/>
-          <w:szCs w:val="21"/>
-          <w:lang w:val="en-US"/>
-        </w:rPr>
-        <w:t xml:space="preserve">  </w:t>
+        <w:t xml:space="preserve">   </w:t>
       </w:r>
     </w:p>
     <w:p>
       <w:pPr>
+        <w:spacing w:line="259" w:lineRule="auto"/>
+        <w:rPr>
+          <w:rFonts w:ascii="Barlow" w:eastAsia="Times New Roman" w:hAnsi="Barlow" w:cs="Times New Roman"/>
+          <w:color w:val="000000"/>
+          <w:sz w:val="21"/>
+          <w:szCs w:val="21"/>
+          <w:lang w:val="en-US"/>
+        </w:rPr>
+      </w:pPr>
+      <w:r>
+        <w:rPr>
+          <w:rFonts w:ascii="Barlow" w:eastAsia="Times New Roman" w:hAnsi="Barlow" w:cs="Times New Roman"/>
+          <w:color w:val="000000"/>
+          <w:sz w:val="21"/>
+          <w:szCs w:val="21"/>
+          <w:lang w:val="en-US"/>
+        </w:rPr>
+        <w:pict w14:anchorId="385AA864">
+          <v:rect id="_x0000_i1025" style="width:468pt;height:.75pt" o:hralign="center" o:hrstd="t" o:hr="t" fillcolor="#a0a0a0" stroked="f"/>
+        </w:pict>
+      </w:r>
+    </w:p>
+    <w:p>
+      <w:pPr>
         <w:spacing w:after="80" w:line="259" w:lineRule="auto"/>
         <w:rPr>
           <w:rFonts w:ascii="Barlow" w:eastAsia="Times New Roman" w:hAnsi="Barlow" w:cs="Times New Roman"/>
@@ -133,34 +106,53 @@
       </w:pPr>
       <w:r>
         <w:rPr>
-          <w:rFonts w:ascii="Times New Roman" w:eastAsia="Times New Roman" w:hAnsi="Times New Roman" w:cs="Times New Roman"/>
-          <w:noProof/>
-          <w:sz w:val="10"/>
-          <w:szCs w:val="10"/>
-          <w:lang w:val="en-US"/>
-        </w:rPr>
-      </w:r>
-      <w:r>
-        <w:rPr>
-          <w:rFonts w:ascii="Times New Roman" w:eastAsia="Times New Roman" w:hAnsi="Times New Roman" w:cs="Times New Roman"/>
-          <w:noProof/>
-          <w:sz w:val="10"/>
-          <w:szCs w:val="10"/>
-          <w:lang w:val="en-US"/>
-        </w:rPr>
-        <w:pict w14:anchorId="68436725">
-          <v:rect id="_x0000_i1025" alt="" style="width:468pt;height:.05pt;mso-width-percent:0;mso-height-percent:0;mso-width-percent:0;mso-height-percent:0" o:hralign="center" o:hrstd="t" o:hr="t" fillcolor="#a0a0a0" stroked="f"/>
-        </w:pict>
-      </w:r>
-      <w:r>
-        <w:rPr>
-          <w:rFonts w:ascii="Barlow" w:eastAsia="Times New Roman" w:hAnsi="Barlow" w:cs="Times New Roman"/>
-          <w:color w:val="000000"/>
-          <w:sz w:val="21"/>
-          <w:szCs w:val="21"/>
-          <w:lang w:val="en-US"/>
-        </w:rPr>
-        <w:t>Computer Science TA and Computer Engineering &amp; Philosophy student passionate about hardware, robotics, accessibility, and computer security. Experienced in collaborative development across software and CAD, with a strong background in STEM education.</w:t>
+          <w:rFonts w:ascii="Barlow" w:eastAsia="Times New Roman" w:hAnsi="Barlow" w:cs="Times New Roman"/>
+          <w:color w:val="000000"/>
+          <w:sz w:val="21"/>
+          <w:szCs w:val="21"/>
+          <w:lang w:val="en-US"/>
+        </w:rPr>
+        <w:t xml:space="preserve">Computer Engineering &amp; Philosophy student passionate about hardware, robotics, accessibility, and security. Experienced in collaborative development across software and CAD, with </w:t>
+      </w:r>
+      <w:r>
+        <w:rPr>
+          <w:rFonts w:ascii="Barlow" w:eastAsia="Times New Roman" w:hAnsi="Barlow" w:cs="Times New Roman"/>
+          <w:color w:val="000000"/>
+          <w:sz w:val="21"/>
+          <w:szCs w:val="21"/>
+          <w:lang w:val="en-US"/>
+        </w:rPr>
+        <w:t xml:space="preserve">a strong </w:t>
+      </w:r>
+      <w:r>
+        <w:rPr>
+          <w:rFonts w:ascii="Barlow" w:eastAsia="Times New Roman" w:hAnsi="Barlow" w:cs="Times New Roman"/>
+          <w:color w:val="000000"/>
+          <w:sz w:val="21"/>
+          <w:szCs w:val="21"/>
+          <w:lang w:val="en-US"/>
+        </w:rPr>
+        <w:t xml:space="preserve">background in </w:t>
+      </w:r>
+      <w:r>
+        <w:rPr>
+          <w:rFonts w:ascii="Barlow" w:eastAsia="Times New Roman" w:hAnsi="Barlow" w:cs="Times New Roman"/>
+          <w:color w:val="000000"/>
+          <w:sz w:val="21"/>
+          <w:szCs w:val="21"/>
+          <w:lang w:val="en-US"/>
+        </w:rPr>
+        <w:t xml:space="preserve">K-12 </w:t>
+      </w:r>
+      <w:r>
+        <w:rPr>
+          <w:rFonts w:ascii="Barlow" w:eastAsia="Times New Roman" w:hAnsi="Barlow" w:cs="Times New Roman"/>
+          <w:color w:val="000000"/>
+          <w:sz w:val="21"/>
+          <w:szCs w:val="21"/>
+          <w:lang w:val="en-US"/>
+        </w:rPr>
+        <w:t>STEM education.</w:t>
       </w:r>
     </w:p>
     <w:p>
@@ -214,6 +206,16 @@
           <w:szCs w:val="21"/>
           <w:lang w:val="en-US"/>
         </w:rPr>
+        <w:t xml:space="preserve"> (Arduino, ESP-IDF)</w:t>
+      </w:r>
+      <w:r>
+        <w:rPr>
+          <w:rFonts w:ascii="Barlow" w:eastAsia="Times New Roman" w:hAnsi="Barlow" w:cs="Times New Roman"/>
+          <w:color w:val="000000"/>
+          <w:sz w:val="21"/>
+          <w:szCs w:val="21"/>
+          <w:lang w:val="en-US"/>
+        </w:rPr>
         <w:t xml:space="preserve">, </w:t>
       </w:r>
       <w:r>
@@ -314,27 +316,27 @@
           <w:szCs w:val="21"/>
           <w:lang w:val="en-US"/>
         </w:rPr>
+        <w:t>Azure Kubernetes Service</w:t>
+      </w:r>
+      <w:r>
+        <w:rPr>
+          <w:rFonts w:ascii="Barlow" w:eastAsia="Times New Roman" w:hAnsi="Barlow" w:cs="Times New Roman"/>
+          <w:color w:val="000000"/>
+          <w:sz w:val="21"/>
+          <w:szCs w:val="21"/>
+          <w:lang w:val="en-US"/>
+        </w:rPr>
+        <w:t xml:space="preserve">, </w:t>
+      </w:r>
+      <w:r>
+        <w:rPr>
+          <w:rFonts w:ascii="Barlow" w:eastAsia="Times New Roman" w:hAnsi="Barlow" w:cs="Times New Roman"/>
+          <w:color w:val="000000"/>
+          <w:sz w:val="21"/>
+          <w:szCs w:val="21"/>
+          <w:lang w:val="en-US"/>
+        </w:rPr>
         <w:t xml:space="preserve">Oracle (ORDS, PL/SQL), </w:t>
-      </w:r>
-      <w:r>
-        <w:rPr>
-          <w:rFonts w:ascii="Barlow" w:eastAsia="Times New Roman" w:hAnsi="Barlow" w:cs="Times New Roman"/>
-          <w:color w:val="000000"/>
-          <w:sz w:val="21"/>
-          <w:szCs w:val="21"/>
-          <w:lang w:val="en-US"/>
-        </w:rPr>
-        <w:t>Python (NumPy, Pandas, TensorFlow, Flask)</w:t>
-      </w:r>
-      <w:r>
-        <w:rPr>
-          <w:rFonts w:ascii="Barlow" w:eastAsia="Times New Roman" w:hAnsi="Barlow" w:cs="Times New Roman"/>
-          <w:color w:val="000000"/>
-          <w:sz w:val="21"/>
-          <w:szCs w:val="21"/>
-          <w:lang w:val="en-US"/>
-        </w:rPr>
-        <w:t xml:space="preserve">, </w:t>
       </w:r>
       <w:r>
         <w:rPr>
@@ -589,7 +591,27 @@
           <w:lang w:val="en-US"/>
         </w:rPr>
         <w:tab/>
-        <w:t xml:space="preserve">           09</w:t>
+        <w:t xml:space="preserve">           </w:t>
+      </w:r>
+      <w:r>
+        <w:rPr>
+          <w:rFonts w:ascii="Barlow" w:eastAsia="Times New Roman" w:hAnsi="Barlow" w:cs="Times New Roman"/>
+          <w:color w:val="000000"/>
+          <w:sz w:val="21"/>
+          <w:szCs w:val="21"/>
+          <w:lang w:val="en-US"/>
+        </w:rPr>
+        <w:t xml:space="preserve"> </w:t>
+      </w:r>
+      <w:r>
+        <w:rPr>
+          <w:rFonts w:ascii="Barlow" w:eastAsia="Times New Roman" w:hAnsi="Barlow" w:cs="Times New Roman"/>
+          <w:color w:val="000000"/>
+          <w:sz w:val="21"/>
+          <w:szCs w:val="21"/>
+          <w:lang w:val="en-US"/>
+        </w:rPr>
+        <w:t>09</w:t>
       </w:r>
       <w:r>
         <w:rPr>
@@ -1260,6 +1282,16 @@
         </w:rPr>
         <w:tab/>
         <w:t xml:space="preserve">           </w:t>
+      </w:r>
+      <w:r>
+        <w:rPr>
+          <w:rFonts w:ascii="Barlow" w:eastAsia="Times New Roman" w:hAnsi="Barlow" w:cs="Times New Roman"/>
+          <w:color w:val="000000"/>
+          <w:sz w:val="21"/>
+          <w:szCs w:val="21"/>
+          <w:lang w:val="en-US"/>
+        </w:rPr>
+        <w:t xml:space="preserve"> </w:t>
       </w:r>
       <w:r>
         <w:rPr>
@@ -1317,47 +1349,17 @@
           <w:szCs w:val="21"/>
           <w:lang w:val="en-US"/>
         </w:rPr>
-        <w:t>Rover Remote Control UI</w:t>
-      </w:r>
-      <w:r>
-        <w:rPr>
-          <w:rFonts w:ascii="Barlow" w:eastAsia="Times New Roman" w:hAnsi="Barlow" w:cs="Times New Roman"/>
-          <w:color w:val="000000"/>
-          <w:sz w:val="21"/>
-          <w:szCs w:val="21"/>
-          <w:lang w:val="en-US"/>
-        </w:rPr>
-        <w:t>- JavaScript</w:t>
-      </w:r>
-      <w:r>
-        <w:rPr>
-          <w:rFonts w:ascii="Barlow" w:eastAsia="Times New Roman" w:hAnsi="Barlow" w:cs="Times New Roman"/>
-          <w:color w:val="000000"/>
-          <w:sz w:val="21"/>
-          <w:szCs w:val="21"/>
-          <w:lang w:val="en-US"/>
-        </w:rPr>
-        <w:t>, React, Vite, Cesium, C++</w:t>
-      </w:r>
-      <w:r>
-        <w:rPr>
-          <w:rFonts w:ascii="Barlow" w:eastAsia="Times New Roman" w:hAnsi="Barlow" w:cs="Times New Roman"/>
-          <w:color w:val="000000"/>
-          <w:sz w:val="21"/>
-          <w:szCs w:val="21"/>
-          <w:lang w:val="en-US"/>
-        </w:rPr>
-        <w:t>, Git</w:t>
-      </w:r>
-      <w:r>
-        <w:rPr>
-          <w:rFonts w:ascii="Barlow" w:eastAsia="Times New Roman" w:hAnsi="Barlow" w:cs="Times New Roman"/>
-          <w:color w:val="000000"/>
-          <w:sz w:val="21"/>
-          <w:szCs w:val="21"/>
-          <w:lang w:val="en-US"/>
-        </w:rPr>
-        <w:t xml:space="preserve"> | Husky Robotics Team</w:t>
+        <w:t>CAN/TWAI Controller</w:t>
+      </w:r>
+      <w:r>
+        <w:rPr>
+          <w:rFonts w:ascii="Barlow" w:eastAsia="Times New Roman" w:hAnsi="Barlow" w:cs="Times New Roman"/>
+          <w:color w:val="000000"/>
+          <w:sz w:val="21"/>
+          <w:szCs w:val="21"/>
+          <w:lang w:val="en-US"/>
+        </w:rPr>
+        <w:t>- C, Arduino, ESP-IDF, GIT | UW Superbike</w:t>
       </w:r>
       <w:r>
         <w:rPr>
@@ -1368,7 +1370,47 @@
           <w:lang w:val="en-US"/>
         </w:rPr>
         <w:tab/>
-        <w:t xml:space="preserve">            </w:t>
+      </w:r>
+      <w:r>
+        <w:rPr>
+          <w:rFonts w:ascii="Barlow" w:eastAsia="Times New Roman" w:hAnsi="Barlow" w:cs="Times New Roman"/>
+          <w:color w:val="000000"/>
+          <w:sz w:val="21"/>
+          <w:szCs w:val="21"/>
+          <w:lang w:val="en-US"/>
+        </w:rPr>
+        <w:tab/>
+      </w:r>
+      <w:r>
+        <w:rPr>
+          <w:rFonts w:ascii="Barlow" w:eastAsia="Times New Roman" w:hAnsi="Barlow" w:cs="Times New Roman"/>
+          <w:color w:val="000000"/>
+          <w:sz w:val="21"/>
+          <w:szCs w:val="21"/>
+          <w:lang w:val="en-US"/>
+        </w:rPr>
+        <w:tab/>
+      </w:r>
+      <w:r>
+        <w:rPr>
+          <w:rFonts w:ascii="Barlow" w:eastAsia="Times New Roman" w:hAnsi="Barlow" w:cs="Times New Roman"/>
+          <w:color w:val="000000"/>
+          <w:sz w:val="21"/>
+          <w:szCs w:val="21"/>
+          <w:lang w:val="en-US"/>
+        </w:rPr>
+        <w:tab/>
+      </w:r>
+      <w:r>
+        <w:rPr>
+          <w:rFonts w:ascii="Barlow" w:eastAsia="Times New Roman" w:hAnsi="Barlow" w:cs="Times New Roman"/>
+          <w:color w:val="000000"/>
+          <w:sz w:val="21"/>
+          <w:szCs w:val="21"/>
+          <w:lang w:val="en-US"/>
+        </w:rPr>
+        <w:tab/>
+        <w:t xml:space="preserve">              </w:t>
       </w:r>
       <w:r>
         <w:rPr>
@@ -1380,43 +1422,7 @@
           <w:szCs w:val="21"/>
           <w:lang w:val="en-US"/>
         </w:rPr>
-        <w:t xml:space="preserve">10/2023 </w:t>
-      </w:r>
-      <w:r>
-        <w:rPr>
-          <w:rFonts w:ascii="Barlow" w:eastAsia="Times New Roman" w:hAnsi="Barlow" w:cs="Times New Roman"/>
-          <w:i/>
-          <w:iCs/>
-          <w:color w:val="000000"/>
-          <w:sz w:val="21"/>
-          <w:szCs w:val="21"/>
-          <w:lang w:val="en-US"/>
-        </w:rPr>
-        <w:t>–</w:t>
-      </w:r>
-      <w:r>
-        <w:rPr>
-          <w:rFonts w:ascii="Barlow" w:eastAsia="Times New Roman" w:hAnsi="Barlow" w:cs="Times New Roman"/>
-          <w:i/>
-          <w:iCs/>
-          <w:color w:val="000000"/>
-          <w:sz w:val="21"/>
-          <w:szCs w:val="21"/>
-          <w:lang w:val="en-US"/>
-        </w:rPr>
-        <w:t xml:space="preserve"> </w:t>
-      </w:r>
-      <w:r>
-        <w:rPr>
-          <w:rFonts w:ascii="Barlow" w:eastAsia="Times New Roman" w:hAnsi="Barlow" w:cs="Times New Roman"/>
-          <w:i/>
-          <w:iCs/>
-          <w:color w:val="000000"/>
-          <w:sz w:val="21"/>
-          <w:szCs w:val="21"/>
-          <w:lang w:val="en-US"/>
-        </w:rPr>
-        <w:t>06/2025</w:t>
+        <w:t>09/2025 - current</w:t>
       </w:r>
     </w:p>
     <w:p>
@@ -1444,27 +1450,37 @@
           <w:szCs w:val="21"/>
           <w:lang w:val="en-US"/>
         </w:rPr>
-        <w:t>Writ</w:t>
-      </w:r>
-      <w:r>
-        <w:rPr>
-          <w:rFonts w:ascii="Barlow" w:eastAsia="Times New Roman" w:hAnsi="Barlow" w:cs="Times New Roman"/>
-          <w:color w:val="000000"/>
-          <w:sz w:val="21"/>
-          <w:szCs w:val="21"/>
-          <w:lang w:val="en-US"/>
-        </w:rPr>
-        <w:t>e</w:t>
-      </w:r>
-      <w:r>
-        <w:rPr>
-          <w:rFonts w:ascii="Barlow" w:eastAsia="Times New Roman" w:hAnsi="Barlow" w:cs="Times New Roman"/>
-          <w:color w:val="000000"/>
-          <w:sz w:val="21"/>
-          <w:szCs w:val="21"/>
-          <w:lang w:val="en-US"/>
-        </w:rPr>
-        <w:t xml:space="preserve"> React widget to track position, heading, and path of rover against a 3-D topographical map with Cesium</w:t>
+        <w:t xml:space="preserve">Analyze existing Teensy 2.0-based CAN </w:t>
+      </w:r>
+      <w:r>
+        <w:rPr>
+          <w:rFonts w:ascii="Barlow" w:eastAsia="Times New Roman" w:hAnsi="Barlow" w:cs="Times New Roman"/>
+          <w:color w:val="000000"/>
+          <w:sz w:val="21"/>
+          <w:szCs w:val="21"/>
+          <w:lang w:val="en-US"/>
+        </w:rPr>
+        <w:t xml:space="preserve">controller </w:t>
+      </w:r>
+      <w:r>
+        <w:rPr>
+          <w:rFonts w:ascii="Barlow" w:eastAsia="Times New Roman" w:hAnsi="Barlow" w:cs="Times New Roman"/>
+          <w:color w:val="000000"/>
+          <w:sz w:val="21"/>
+          <w:szCs w:val="21"/>
+          <w:lang w:val="en-US"/>
+        </w:rPr>
+        <w:t xml:space="preserve">to develop documentation and </w:t>
+      </w:r>
+      <w:r>
+        <w:rPr>
+          <w:rFonts w:ascii="Barlow" w:eastAsia="Times New Roman" w:hAnsi="Barlow" w:cs="Times New Roman"/>
+          <w:color w:val="000000"/>
+          <w:sz w:val="21"/>
+          <w:szCs w:val="21"/>
+          <w:lang w:val="en-US"/>
+        </w:rPr>
+        <w:t>clarify necessary improvements</w:t>
       </w:r>
     </w:p>
     <w:p>
@@ -1492,29 +1508,159 @@
           <w:szCs w:val="21"/>
           <w:lang w:val="en-US"/>
         </w:rPr>
-        <w:t xml:space="preserve">Develop back-end server to deliver </w:t>
-      </w:r>
-      <w:proofErr w:type="spellStart"/>
-      <w:r>
-        <w:rPr>
-          <w:rFonts w:ascii="Barlow" w:eastAsia="Times New Roman" w:hAnsi="Barlow" w:cs="Times New Roman"/>
-          <w:color w:val="000000"/>
-          <w:sz w:val="21"/>
-          <w:szCs w:val="21"/>
-          <w:lang w:val="en-US"/>
-        </w:rPr>
-        <w:t>glTF</w:t>
-      </w:r>
-      <w:proofErr w:type="spellEnd"/>
-      <w:r>
-        <w:rPr>
-          <w:rFonts w:ascii="Barlow" w:eastAsia="Times New Roman" w:hAnsi="Barlow" w:cs="Times New Roman"/>
-          <w:color w:val="000000"/>
-          <w:sz w:val="21"/>
-          <w:szCs w:val="21"/>
-          <w:lang w:val="en-US"/>
-        </w:rPr>
-        <w:t xml:space="preserve"> tiles with a RESTful URI to operate without an internet connection</w:t>
+        <w:t xml:space="preserve">Implement </w:t>
+      </w:r>
+      <w:r>
+        <w:rPr>
+          <w:rFonts w:ascii="Barlow" w:eastAsia="Times New Roman" w:hAnsi="Barlow" w:cs="Times New Roman"/>
+          <w:color w:val="000000"/>
+          <w:sz w:val="21"/>
+          <w:szCs w:val="21"/>
+          <w:lang w:val="en-US"/>
+        </w:rPr>
+        <w:t xml:space="preserve">buffered </w:t>
+      </w:r>
+      <w:r>
+        <w:rPr>
+          <w:rFonts w:ascii="Barlow" w:eastAsia="Times New Roman" w:hAnsi="Barlow" w:cs="Times New Roman"/>
+          <w:color w:val="000000"/>
+          <w:sz w:val="21"/>
+          <w:szCs w:val="21"/>
+          <w:lang w:val="en-US"/>
+        </w:rPr>
+        <w:t xml:space="preserve">CAN controller for ESP32 utilizing ESP-IDF while </w:t>
+      </w:r>
+      <w:r>
+        <w:rPr>
+          <w:rFonts w:ascii="Barlow" w:eastAsia="Times New Roman" w:hAnsi="Barlow" w:cs="Times New Roman"/>
+          <w:color w:val="000000"/>
+          <w:sz w:val="21"/>
+          <w:szCs w:val="21"/>
+          <w:lang w:val="en-US"/>
+        </w:rPr>
+        <w:t>maintaining original functionality</w:t>
+      </w:r>
+    </w:p>
+    <w:p>
+      <w:pPr>
+        <w:spacing w:line="259" w:lineRule="auto"/>
+        <w:rPr>
+          <w:rFonts w:ascii="Times New Roman" w:eastAsia="Times New Roman" w:hAnsi="Times New Roman" w:cs="Times New Roman"/>
+          <w:sz w:val="24"/>
+          <w:szCs w:val="24"/>
+          <w:lang w:val="en-US"/>
+        </w:rPr>
+      </w:pPr>
+      <w:r>
+        <w:rPr>
+          <w:rFonts w:ascii="Barlow" w:eastAsia="Times New Roman" w:hAnsi="Barlow" w:cs="Times New Roman"/>
+          <w:b/>
+          <w:bCs/>
+          <w:color w:val="000000"/>
+          <w:sz w:val="21"/>
+          <w:szCs w:val="21"/>
+          <w:lang w:val="en-US"/>
+        </w:rPr>
+        <w:t>Rover Remote Control UI</w:t>
+      </w:r>
+      <w:r>
+        <w:rPr>
+          <w:rFonts w:ascii="Barlow" w:eastAsia="Times New Roman" w:hAnsi="Barlow" w:cs="Times New Roman"/>
+          <w:color w:val="000000"/>
+          <w:sz w:val="21"/>
+          <w:szCs w:val="21"/>
+          <w:lang w:val="en-US"/>
+        </w:rPr>
+        <w:t>- JavaScript</w:t>
+      </w:r>
+      <w:r>
+        <w:rPr>
+          <w:rFonts w:ascii="Barlow" w:eastAsia="Times New Roman" w:hAnsi="Barlow" w:cs="Times New Roman"/>
+          <w:color w:val="000000"/>
+          <w:sz w:val="21"/>
+          <w:szCs w:val="21"/>
+          <w:lang w:val="en-US"/>
+        </w:rPr>
+        <w:t>, React, Vite, Cesium, C++</w:t>
+      </w:r>
+      <w:r>
+        <w:rPr>
+          <w:rFonts w:ascii="Barlow" w:eastAsia="Times New Roman" w:hAnsi="Barlow" w:cs="Times New Roman"/>
+          <w:color w:val="000000"/>
+          <w:sz w:val="21"/>
+          <w:szCs w:val="21"/>
+          <w:lang w:val="en-US"/>
+        </w:rPr>
+        <w:t>, Git</w:t>
+      </w:r>
+      <w:r>
+        <w:rPr>
+          <w:rFonts w:ascii="Barlow" w:eastAsia="Times New Roman" w:hAnsi="Barlow" w:cs="Times New Roman"/>
+          <w:color w:val="000000"/>
+          <w:sz w:val="21"/>
+          <w:szCs w:val="21"/>
+          <w:lang w:val="en-US"/>
+        </w:rPr>
+        <w:t xml:space="preserve"> | Husky Robotics Team</w:t>
+      </w:r>
+      <w:r>
+        <w:rPr>
+          <w:rFonts w:ascii="Barlow" w:eastAsia="Times New Roman" w:hAnsi="Barlow" w:cs="Times New Roman"/>
+          <w:color w:val="000000"/>
+          <w:sz w:val="21"/>
+          <w:szCs w:val="21"/>
+          <w:lang w:val="en-US"/>
+        </w:rPr>
+        <w:tab/>
+        <w:t xml:space="preserve">            </w:t>
+      </w:r>
+      <w:r>
+        <w:rPr>
+          <w:rFonts w:ascii="Barlow" w:eastAsia="Times New Roman" w:hAnsi="Barlow" w:cs="Times New Roman"/>
+          <w:i/>
+          <w:iCs/>
+          <w:color w:val="000000"/>
+          <w:sz w:val="21"/>
+          <w:szCs w:val="21"/>
+          <w:lang w:val="en-US"/>
+        </w:rPr>
+        <w:t xml:space="preserve">10/2023 </w:t>
+      </w:r>
+      <w:r>
+        <w:rPr>
+          <w:rFonts w:ascii="Barlow" w:eastAsia="Times New Roman" w:hAnsi="Barlow" w:cs="Times New Roman"/>
+          <w:i/>
+          <w:iCs/>
+          <w:color w:val="000000"/>
+          <w:sz w:val="21"/>
+          <w:szCs w:val="21"/>
+          <w:lang w:val="en-US"/>
+        </w:rPr>
+        <w:t>–</w:t>
+      </w:r>
+      <w:r>
+        <w:rPr>
+          <w:rFonts w:ascii="Barlow" w:eastAsia="Times New Roman" w:hAnsi="Barlow" w:cs="Times New Roman"/>
+          <w:i/>
+          <w:iCs/>
+          <w:color w:val="000000"/>
+          <w:sz w:val="21"/>
+          <w:szCs w:val="21"/>
+          <w:lang w:val="en-US"/>
+        </w:rPr>
+        <w:t xml:space="preserve"> </w:t>
+      </w:r>
+      <w:r>
+        <w:rPr>
+          <w:rFonts w:ascii="Barlow" w:eastAsia="Times New Roman" w:hAnsi="Barlow" w:cs="Times New Roman"/>
+          <w:i/>
+          <w:iCs/>
+          <w:color w:val="000000"/>
+          <w:sz w:val="21"/>
+          <w:szCs w:val="21"/>
+          <w:lang w:val="en-US"/>
+        </w:rPr>
+        <w:t>06/2025</w:t>
       </w:r>
     </w:p>
     <w:p>
@@ -1542,134 +1688,27 @@
           <w:szCs w:val="21"/>
           <w:lang w:val="en-US"/>
         </w:rPr>
-        <w:t>Improve rover controls, telemetry, and pathing, updated and delivered through React Redux</w:t>
-      </w:r>
-    </w:p>
-    <w:p>
-      <w:pPr>
-        <w:spacing w:line="259" w:lineRule="auto"/>
-        <w:rPr>
-          <w:rFonts w:ascii="Barlow" w:eastAsia="Times New Roman" w:hAnsi="Barlow" w:cs="Times New Roman"/>
-          <w:color w:val="000000"/>
-          <w:sz w:val="21"/>
-          <w:szCs w:val="21"/>
-          <w:lang w:val="en-US"/>
-        </w:rPr>
-      </w:pPr>
-      <w:r>
-        <w:rPr>
-          <w:rFonts w:ascii="Barlow" w:eastAsia="Times New Roman" w:hAnsi="Barlow" w:cs="Times New Roman"/>
-          <w:b/>
-          <w:bCs/>
-          <w:color w:val="000000"/>
-          <w:sz w:val="21"/>
-          <w:szCs w:val="21"/>
-          <w:lang w:val="en-US"/>
-        </w:rPr>
-        <w:t xml:space="preserve">Mobile Manipulator- </w:t>
-      </w:r>
-      <w:r>
-        <w:rPr>
-          <w:rFonts w:ascii="Barlow" w:eastAsia="Times New Roman" w:hAnsi="Barlow" w:cs="Times New Roman"/>
-          <w:color w:val="000000"/>
-          <w:sz w:val="21"/>
-          <w:szCs w:val="21"/>
-          <w:lang w:val="en-US"/>
-        </w:rPr>
-        <w:t>CAD</w:t>
-      </w:r>
-      <w:r>
-        <w:rPr>
-          <w:rFonts w:ascii="Barlow" w:eastAsia="Times New Roman" w:hAnsi="Barlow" w:cs="Times New Roman"/>
-          <w:color w:val="000000"/>
-          <w:sz w:val="21"/>
-          <w:szCs w:val="21"/>
-          <w:lang w:val="en-US"/>
-        </w:rPr>
-        <w:t xml:space="preserve">, </w:t>
-      </w:r>
-      <w:proofErr w:type="spellStart"/>
-      <w:r>
-        <w:rPr>
-          <w:rFonts w:ascii="Barlow" w:eastAsia="Times New Roman" w:hAnsi="Barlow" w:cs="Times New Roman"/>
-          <w:color w:val="000000"/>
-          <w:sz w:val="21"/>
-          <w:szCs w:val="21"/>
-          <w:lang w:val="en-US"/>
-        </w:rPr>
-        <w:t>Onshape</w:t>
-      </w:r>
-      <w:proofErr w:type="spellEnd"/>
-      <w:r>
-        <w:rPr>
-          <w:rFonts w:ascii="Barlow" w:eastAsia="Times New Roman" w:hAnsi="Barlow" w:cs="Times New Roman"/>
-          <w:color w:val="000000"/>
-          <w:sz w:val="21"/>
-          <w:szCs w:val="21"/>
-          <w:lang w:val="en-US"/>
-        </w:rPr>
-        <w:t xml:space="preserve">, </w:t>
-      </w:r>
-      <w:r>
-        <w:rPr>
-          <w:rFonts w:ascii="Barlow" w:eastAsia="Times New Roman" w:hAnsi="Barlow" w:cs="Times New Roman"/>
-          <w:color w:val="000000"/>
-          <w:sz w:val="21"/>
-          <w:szCs w:val="21"/>
-          <w:lang w:val="en-US"/>
-        </w:rPr>
-        <w:t>ROS</w:t>
-      </w:r>
-      <w:r>
-        <w:rPr>
-          <w:rFonts w:ascii="Barlow" w:eastAsia="Times New Roman" w:hAnsi="Barlow" w:cs="Times New Roman"/>
-          <w:color w:val="000000"/>
-          <w:sz w:val="21"/>
-          <w:szCs w:val="21"/>
-          <w:lang w:val="en-US"/>
-        </w:rPr>
-        <w:t>2</w:t>
-      </w:r>
-      <w:r>
-        <w:rPr>
-          <w:rFonts w:ascii="Barlow" w:eastAsia="Times New Roman" w:hAnsi="Barlow" w:cs="Times New Roman"/>
-          <w:color w:val="000000"/>
-          <w:sz w:val="21"/>
-          <w:szCs w:val="21"/>
-          <w:lang w:val="en-US"/>
-        </w:rPr>
-        <w:t>, Python</w:t>
-      </w:r>
-      <w:r>
-        <w:rPr>
-          <w:rFonts w:ascii="Barlow" w:eastAsia="Times New Roman" w:hAnsi="Barlow" w:cs="Times New Roman"/>
-          <w:color w:val="000000"/>
-          <w:sz w:val="21"/>
-          <w:szCs w:val="21"/>
-          <w:lang w:val="en-US"/>
-        </w:rPr>
-        <w:t xml:space="preserve"> | WEIRD Lab, Paul G. Allen School</w:t>
-      </w:r>
-      <w:r>
-        <w:rPr>
-          <w:rFonts w:ascii="Barlow" w:eastAsia="Times New Roman" w:hAnsi="Barlow" w:cs="Times New Roman"/>
-          <w:color w:val="000000"/>
-          <w:sz w:val="21"/>
-          <w:szCs w:val="21"/>
-          <w:lang w:val="en-US"/>
-        </w:rPr>
-        <w:tab/>
-      </w:r>
-      <w:r>
-        <w:rPr>
-          <w:rFonts w:ascii="Barlow" w:eastAsia="Times New Roman" w:hAnsi="Barlow" w:cs="Times New Roman"/>
-          <w:color w:val="000000"/>
-          <w:sz w:val="21"/>
-          <w:szCs w:val="21"/>
-          <w:lang w:val="en-US"/>
-        </w:rPr>
-        <w:tab/>
-        <w:t xml:space="preserve">            03/2024-09/2024</w:t>
+        <w:t>Writ</w:t>
+      </w:r>
+      <w:r>
+        <w:rPr>
+          <w:rFonts w:ascii="Barlow" w:eastAsia="Times New Roman" w:hAnsi="Barlow" w:cs="Times New Roman"/>
+          <w:color w:val="000000"/>
+          <w:sz w:val="21"/>
+          <w:szCs w:val="21"/>
+          <w:lang w:val="en-US"/>
+        </w:rPr>
+        <w:t>e</w:t>
+      </w:r>
+      <w:r>
+        <w:rPr>
+          <w:rFonts w:ascii="Barlow" w:eastAsia="Times New Roman" w:hAnsi="Barlow" w:cs="Times New Roman"/>
+          <w:color w:val="000000"/>
+          <w:sz w:val="21"/>
+          <w:szCs w:val="21"/>
+          <w:lang w:val="en-US"/>
+        </w:rPr>
+        <w:t xml:space="preserve"> React widget to track position, heading, and path of rover against a 3-D topographical map with Cesium</w:t>
       </w:r>
     </w:p>
     <w:p>
@@ -1697,7 +1736,29 @@
           <w:szCs w:val="21"/>
           <w:lang w:val="en-US"/>
         </w:rPr>
-        <w:t xml:space="preserve">Designed networking and physical mobile platform utilizing a holonomic drive base and two 6-DOF robot arms  </w:t>
+        <w:t xml:space="preserve">Develop back-end server to deliver </w:t>
+      </w:r>
+      <w:proofErr w:type="spellStart"/>
+      <w:r>
+        <w:rPr>
+          <w:rFonts w:ascii="Barlow" w:eastAsia="Times New Roman" w:hAnsi="Barlow" w:cs="Times New Roman"/>
+          <w:color w:val="000000"/>
+          <w:sz w:val="21"/>
+          <w:szCs w:val="21"/>
+          <w:lang w:val="en-US"/>
+        </w:rPr>
+        <w:t>glTF</w:t>
+      </w:r>
+      <w:proofErr w:type="spellEnd"/>
+      <w:r>
+        <w:rPr>
+          <w:rFonts w:ascii="Barlow" w:eastAsia="Times New Roman" w:hAnsi="Barlow" w:cs="Times New Roman"/>
+          <w:color w:val="000000"/>
+          <w:sz w:val="21"/>
+          <w:szCs w:val="21"/>
+          <w:lang w:val="en-US"/>
+        </w:rPr>
+        <w:t xml:space="preserve"> tiles with a RESTful URI to operate without an internet connection</w:t>
       </w:r>
     </w:p>
     <w:p>
@@ -1725,6 +1786,189 @@
           <w:szCs w:val="21"/>
           <w:lang w:val="en-US"/>
         </w:rPr>
+        <w:t>Improve rover controls, telemetry, and pathing, updated and delivered through React Redux</w:t>
+      </w:r>
+    </w:p>
+    <w:p>
+      <w:pPr>
+        <w:spacing w:line="259" w:lineRule="auto"/>
+        <w:rPr>
+          <w:rFonts w:ascii="Barlow" w:eastAsia="Times New Roman" w:hAnsi="Barlow" w:cs="Times New Roman"/>
+          <w:color w:val="000000"/>
+          <w:sz w:val="21"/>
+          <w:szCs w:val="21"/>
+          <w:lang w:val="en-US"/>
+        </w:rPr>
+      </w:pPr>
+      <w:r>
+        <w:rPr>
+          <w:rFonts w:ascii="Barlow" w:eastAsia="Times New Roman" w:hAnsi="Barlow" w:cs="Times New Roman"/>
+          <w:b/>
+          <w:bCs/>
+          <w:color w:val="000000"/>
+          <w:sz w:val="21"/>
+          <w:szCs w:val="21"/>
+          <w:lang w:val="en-US"/>
+        </w:rPr>
+        <w:t xml:space="preserve">Mobile Manipulator- </w:t>
+      </w:r>
+      <w:r>
+        <w:rPr>
+          <w:rFonts w:ascii="Barlow" w:eastAsia="Times New Roman" w:hAnsi="Barlow" w:cs="Times New Roman"/>
+          <w:color w:val="000000"/>
+          <w:sz w:val="21"/>
+          <w:szCs w:val="21"/>
+          <w:lang w:val="en-US"/>
+        </w:rPr>
+        <w:t>CAD</w:t>
+      </w:r>
+      <w:r>
+        <w:rPr>
+          <w:rFonts w:ascii="Barlow" w:eastAsia="Times New Roman" w:hAnsi="Barlow" w:cs="Times New Roman"/>
+          <w:color w:val="000000"/>
+          <w:sz w:val="21"/>
+          <w:szCs w:val="21"/>
+          <w:lang w:val="en-US"/>
+        </w:rPr>
+        <w:t xml:space="preserve">, </w:t>
+      </w:r>
+      <w:proofErr w:type="spellStart"/>
+      <w:r>
+        <w:rPr>
+          <w:rFonts w:ascii="Barlow" w:eastAsia="Times New Roman" w:hAnsi="Barlow" w:cs="Times New Roman"/>
+          <w:color w:val="000000"/>
+          <w:sz w:val="21"/>
+          <w:szCs w:val="21"/>
+          <w:lang w:val="en-US"/>
+        </w:rPr>
+        <w:t>Onshape</w:t>
+      </w:r>
+      <w:proofErr w:type="spellEnd"/>
+      <w:r>
+        <w:rPr>
+          <w:rFonts w:ascii="Barlow" w:eastAsia="Times New Roman" w:hAnsi="Barlow" w:cs="Times New Roman"/>
+          <w:color w:val="000000"/>
+          <w:sz w:val="21"/>
+          <w:szCs w:val="21"/>
+          <w:lang w:val="en-US"/>
+        </w:rPr>
+        <w:t xml:space="preserve">, </w:t>
+      </w:r>
+      <w:r>
+        <w:rPr>
+          <w:rFonts w:ascii="Barlow" w:eastAsia="Times New Roman" w:hAnsi="Barlow" w:cs="Times New Roman"/>
+          <w:color w:val="000000"/>
+          <w:sz w:val="21"/>
+          <w:szCs w:val="21"/>
+          <w:lang w:val="en-US"/>
+        </w:rPr>
+        <w:t>ROS</w:t>
+      </w:r>
+      <w:r>
+        <w:rPr>
+          <w:rFonts w:ascii="Barlow" w:eastAsia="Times New Roman" w:hAnsi="Barlow" w:cs="Times New Roman"/>
+          <w:color w:val="000000"/>
+          <w:sz w:val="21"/>
+          <w:szCs w:val="21"/>
+          <w:lang w:val="en-US"/>
+        </w:rPr>
+        <w:t>2</w:t>
+      </w:r>
+      <w:r>
+        <w:rPr>
+          <w:rFonts w:ascii="Barlow" w:eastAsia="Times New Roman" w:hAnsi="Barlow" w:cs="Times New Roman"/>
+          <w:color w:val="000000"/>
+          <w:sz w:val="21"/>
+          <w:szCs w:val="21"/>
+          <w:lang w:val="en-US"/>
+        </w:rPr>
+        <w:t>, Python</w:t>
+      </w:r>
+      <w:r>
+        <w:rPr>
+          <w:rFonts w:ascii="Barlow" w:eastAsia="Times New Roman" w:hAnsi="Barlow" w:cs="Times New Roman"/>
+          <w:color w:val="000000"/>
+          <w:sz w:val="21"/>
+          <w:szCs w:val="21"/>
+          <w:lang w:val="en-US"/>
+        </w:rPr>
+        <w:t xml:space="preserve"> | WEIRD Lab, Paul G. Allen School</w:t>
+      </w:r>
+      <w:r>
+        <w:rPr>
+          <w:rFonts w:ascii="Barlow" w:eastAsia="Times New Roman" w:hAnsi="Barlow" w:cs="Times New Roman"/>
+          <w:color w:val="000000"/>
+          <w:sz w:val="21"/>
+          <w:szCs w:val="21"/>
+          <w:lang w:val="en-US"/>
+        </w:rPr>
+        <w:tab/>
+      </w:r>
+      <w:r>
+        <w:rPr>
+          <w:rFonts w:ascii="Barlow" w:eastAsia="Times New Roman" w:hAnsi="Barlow" w:cs="Times New Roman"/>
+          <w:color w:val="000000"/>
+          <w:sz w:val="21"/>
+          <w:szCs w:val="21"/>
+          <w:lang w:val="en-US"/>
+        </w:rPr>
+        <w:tab/>
+        <w:t xml:space="preserve">            03/2024-09/2024</w:t>
+      </w:r>
+    </w:p>
+    <w:p>
+      <w:pPr>
+        <w:numPr>
+          <w:ilvl w:val="0"/>
+          <w:numId w:val="8"/>
+        </w:numPr>
+        <w:spacing w:line="259" w:lineRule="auto"/>
+        <w:ind w:left="540"/>
+        <w:textAlignment w:val="baseline"/>
+        <w:rPr>
+          <w:rFonts w:ascii="Barlow" w:eastAsia="Times New Roman" w:hAnsi="Barlow" w:cs="Times New Roman"/>
+          <w:color w:val="000000"/>
+          <w:sz w:val="21"/>
+          <w:szCs w:val="21"/>
+          <w:lang w:val="en-US"/>
+        </w:rPr>
+      </w:pPr>
+      <w:r>
+        <w:rPr>
+          <w:rFonts w:ascii="Barlow" w:eastAsia="Times New Roman" w:hAnsi="Barlow" w:cs="Times New Roman"/>
+          <w:color w:val="000000"/>
+          <w:sz w:val="21"/>
+          <w:szCs w:val="21"/>
+          <w:lang w:val="en-US"/>
+        </w:rPr>
+        <w:t xml:space="preserve">Designed networking and physical mobile platform utilizing a holonomic drive base and two 6-DOF robot arms  </w:t>
+      </w:r>
+    </w:p>
+    <w:p>
+      <w:pPr>
+        <w:numPr>
+          <w:ilvl w:val="0"/>
+          <w:numId w:val="8"/>
+        </w:numPr>
+        <w:spacing w:line="259" w:lineRule="auto"/>
+        <w:ind w:left="540"/>
+        <w:textAlignment w:val="baseline"/>
+        <w:rPr>
+          <w:rFonts w:ascii="Barlow" w:eastAsia="Times New Roman" w:hAnsi="Barlow" w:cs="Times New Roman"/>
+          <w:color w:val="000000"/>
+          <w:sz w:val="21"/>
+          <w:szCs w:val="21"/>
+          <w:lang w:val="en-US"/>
+        </w:rPr>
+      </w:pPr>
+      <w:r>
+        <w:rPr>
+          <w:rFonts w:ascii="Barlow" w:eastAsia="Times New Roman" w:hAnsi="Barlow" w:cs="Times New Roman"/>
+          <w:color w:val="000000"/>
+          <w:sz w:val="21"/>
+          <w:szCs w:val="21"/>
+          <w:lang w:val="en-US"/>
+        </w:rPr>
         <w:t>Received mentorship from advisor and graduate students within the WEIRD Lab</w:t>
       </w:r>
     </w:p>
@@ -1888,176 +2132,6 @@
           <w:lang w:val="en-US"/>
         </w:rPr>
         <w:t>Won Industrial Design Award for custom computer vision system to track fiducial markers and game pieces</w:t>
-      </w:r>
-    </w:p>
-    <w:p>
-      <w:pPr>
-        <w:spacing w:line="259" w:lineRule="auto"/>
-        <w:rPr>
-          <w:rFonts w:ascii="Times New Roman" w:eastAsia="Times New Roman" w:hAnsi="Times New Roman" w:cs="Times New Roman"/>
-          <w:sz w:val="24"/>
-          <w:szCs w:val="24"/>
-          <w:lang w:val="en-US"/>
-        </w:rPr>
-      </w:pPr>
-      <w:r>
-        <w:rPr>
-          <w:rFonts w:ascii="Barlow" w:eastAsia="Times New Roman" w:hAnsi="Barlow" w:cs="Times New Roman"/>
-          <w:b/>
-          <w:bCs/>
-          <w:color w:val="000000"/>
-          <w:sz w:val="21"/>
-          <w:szCs w:val="21"/>
-          <w:lang w:val="en-US"/>
-        </w:rPr>
-        <w:t>Climate Crisis: A Nation in Peril-</w:t>
-      </w:r>
-      <w:r>
-        <w:rPr>
-          <w:rFonts w:ascii="Barlow" w:eastAsia="Times New Roman" w:hAnsi="Barlow" w:cs="Times New Roman"/>
-          <w:color w:val="000000"/>
-          <w:sz w:val="21"/>
-          <w:szCs w:val="21"/>
-          <w:lang w:val="en-US"/>
-        </w:rPr>
-        <w:t xml:space="preserve"> HTML, CSS, JavaScript | </w:t>
-      </w:r>
-      <w:r>
-        <w:rPr>
-          <w:rFonts w:ascii="Barlow" w:eastAsia="Times New Roman" w:hAnsi="Barlow" w:cs="Times New Roman"/>
-          <w:color w:val="000000"/>
-          <w:sz w:val="21"/>
-          <w:szCs w:val="21"/>
-          <w:lang w:val="en-US"/>
-        </w:rPr>
-        <w:t>Class Project</w:t>
-      </w:r>
-      <w:r>
-        <w:rPr>
-          <w:rFonts w:ascii="Barlow" w:eastAsia="Times New Roman" w:hAnsi="Barlow" w:cs="Times New Roman"/>
-          <w:color w:val="000000"/>
-          <w:sz w:val="21"/>
-          <w:szCs w:val="21"/>
-          <w:lang w:val="en-US"/>
-        </w:rPr>
-        <w:tab/>
-      </w:r>
-      <w:r>
-        <w:rPr>
-          <w:rFonts w:ascii="Barlow" w:eastAsia="Times New Roman" w:hAnsi="Barlow" w:cs="Times New Roman"/>
-          <w:color w:val="000000"/>
-          <w:sz w:val="21"/>
-          <w:szCs w:val="21"/>
-          <w:lang w:val="en-US"/>
-        </w:rPr>
-        <w:tab/>
-      </w:r>
-      <w:r>
-        <w:rPr>
-          <w:rFonts w:ascii="Barlow" w:eastAsia="Times New Roman" w:hAnsi="Barlow" w:cs="Times New Roman"/>
-          <w:color w:val="000000"/>
-          <w:sz w:val="21"/>
-          <w:szCs w:val="21"/>
-          <w:lang w:val="en-US"/>
-        </w:rPr>
-        <w:t xml:space="preserve">                                   </w:t>
-      </w:r>
-      <w:r>
-        <w:rPr>
-          <w:rFonts w:ascii="Barlow" w:eastAsia="Times New Roman" w:hAnsi="Barlow" w:cs="Times New Roman"/>
-          <w:color w:val="000000"/>
-          <w:sz w:val="21"/>
-          <w:szCs w:val="21"/>
-          <w:lang w:val="en-US"/>
-        </w:rPr>
-        <w:tab/>
-        <w:t>              0</w:t>
-      </w:r>
-      <w:r>
-        <w:rPr>
-          <w:rFonts w:ascii="Barlow" w:eastAsia="Times New Roman" w:hAnsi="Barlow" w:cs="Times New Roman"/>
-          <w:color w:val="000000"/>
-          <w:sz w:val="21"/>
-          <w:szCs w:val="21"/>
-          <w:lang w:val="en-US"/>
-        </w:rPr>
-        <w:t>4</w:t>
-      </w:r>
-      <w:r>
-        <w:rPr>
-          <w:rFonts w:ascii="Barlow" w:eastAsia="Times New Roman" w:hAnsi="Barlow" w:cs="Times New Roman"/>
-          <w:color w:val="000000"/>
-          <w:sz w:val="21"/>
-          <w:szCs w:val="21"/>
-          <w:lang w:val="en-US"/>
-        </w:rPr>
-        <w:t>/2024</w:t>
-      </w:r>
-    </w:p>
-    <w:p>
-      <w:pPr>
-        <w:numPr>
-          <w:ilvl w:val="0"/>
-          <w:numId w:val="10"/>
-        </w:numPr>
-        <w:spacing w:line="259" w:lineRule="auto"/>
-        <w:ind w:left="540"/>
-        <w:textAlignment w:val="baseline"/>
-        <w:rPr>
-          <w:rFonts w:ascii="Barlow" w:eastAsia="Times New Roman" w:hAnsi="Barlow" w:cs="Times New Roman"/>
-          <w:color w:val="000000"/>
-          <w:sz w:val="21"/>
-          <w:szCs w:val="21"/>
-          <w:lang w:val="en-US"/>
-        </w:rPr>
-      </w:pPr>
-      <w:r>
-        <w:rPr>
-          <w:rFonts w:ascii="Barlow" w:eastAsia="Times New Roman" w:hAnsi="Barlow" w:cs="Times New Roman"/>
-          <w:color w:val="000000"/>
-          <w:sz w:val="21"/>
-          <w:szCs w:val="21"/>
-          <w:lang w:val="en-US"/>
-        </w:rPr>
-        <w:t>Developed a choose-your-own-adventure game with numerous conditional events with 6 different endings</w:t>
-      </w:r>
-    </w:p>
-    <w:p>
-      <w:pPr>
-        <w:numPr>
-          <w:ilvl w:val="0"/>
-          <w:numId w:val="10"/>
-        </w:numPr>
-        <w:spacing w:line="259" w:lineRule="auto"/>
-        <w:ind w:left="540"/>
-        <w:textAlignment w:val="baseline"/>
-        <w:rPr>
-          <w:rFonts w:ascii="Barlow" w:eastAsia="Times New Roman" w:hAnsi="Barlow" w:cs="Times New Roman"/>
-          <w:color w:val="000000"/>
-          <w:sz w:val="21"/>
-          <w:szCs w:val="21"/>
-          <w:lang w:val="en-US"/>
-        </w:rPr>
-      </w:pPr>
-      <w:r>
-        <w:rPr>
-          <w:rFonts w:ascii="Barlow" w:eastAsia="Times New Roman" w:hAnsi="Barlow" w:cs="Times New Roman"/>
-          <w:color w:val="000000"/>
-          <w:sz w:val="21"/>
-          <w:szCs w:val="21"/>
-          <w:lang w:val="en-US"/>
-        </w:rPr>
-        <w:t>Tested</w:t>
-      </w:r>
-      <w:r>
-        <w:rPr>
-          <w:rFonts w:ascii="Barlow" w:eastAsia="Times New Roman" w:hAnsi="Barlow" w:cs="Times New Roman"/>
-          <w:color w:val="000000"/>
-          <w:sz w:val="21"/>
-          <w:szCs w:val="21"/>
-          <w:lang w:val="en-US"/>
-        </w:rPr>
-        <w:t xml:space="preserve"> and iterated through custom UIs with Vanilla JavaScript</w:t>
       </w:r>
     </w:p>
     <w:p>
@@ -6001,6 +6075,7 @@
   <w:style w:type="paragraph" w:default="1" w:styleId="Normal">
     <w:name w:val="Normal"/>
     <w:qFormat/>
+    <w:rsid w:val="006C4C75"/>
   </w:style>
   <w:style w:type="paragraph" w:styleId="Heading1">
     <w:name w:val="heading 1"/>
@@ -6240,6 +6315,26 @@
     <w:rPr>
       <w:color w:val="800080" w:themeColor="followedHyperlink"/>
       <w:u w:val="single"/>
+    </w:rPr>
+  </w:style>
+  <w:style w:type="paragraph" w:styleId="Caption">
+    <w:name w:val="caption"/>
+    <w:basedOn w:val="Normal"/>
+    <w:next w:val="Normal"/>
+    <w:uiPriority w:val="35"/>
+    <w:semiHidden/>
+    <w:unhideWhenUsed/>
+    <w:qFormat/>
+    <w:rsid w:val="006C4C75"/>
+    <w:pPr>
+      <w:spacing w:after="200" w:line="240" w:lineRule="auto"/>
+    </w:pPr>
+    <w:rPr>
+      <w:i/>
+      <w:iCs/>
+      <w:color w:val="1F497D" w:themeColor="text2"/>
+      <w:sz w:val="18"/>
+      <w:szCs w:val="18"/>
     </w:rPr>
   </w:style>
 </w:styles>

--- a/public/resume/Monserate Resume.docx
+++ b/public/resume/Monserate Resume.docx
@@ -89,7 +89,7 @@
           <w:lang w:val="en-US"/>
         </w:rPr>
         <w:pict w14:anchorId="385AA864">
-          <v:rect id="_x0000_i1025" style="width:468pt;height:.75pt" o:hralign="center" o:hrstd="t" o:hr="t" fillcolor="#a0a0a0" stroked="f"/>
+          <v:rect id="_x0000_i1028" style="width:468pt;height:.75pt" o:hralign="center" o:hrstd="t" o:hr="t" fillcolor="#a0a0a0" stroked="f"/>
         </w:pict>
       </w:r>
     </w:p>
@@ -306,6 +306,36 @@
           <w:szCs w:val="21"/>
           <w:lang w:val="en-US"/>
         </w:rPr>
+        <w:t>Verilog</w:t>
+      </w:r>
+      <w:r>
+        <w:rPr>
+          <w:rFonts w:ascii="Barlow" w:eastAsia="Times New Roman" w:hAnsi="Barlow" w:cs="Times New Roman"/>
+          <w:color w:val="000000"/>
+          <w:sz w:val="21"/>
+          <w:szCs w:val="21"/>
+          <w:lang w:val="en-US"/>
+        </w:rPr>
+        <w:t>,</w:t>
+      </w:r>
+      <w:r>
+        <w:rPr>
+          <w:rFonts w:ascii="Barlow" w:eastAsia="Times New Roman" w:hAnsi="Barlow" w:cs="Times New Roman"/>
+          <w:color w:val="000000"/>
+          <w:sz w:val="21"/>
+          <w:szCs w:val="21"/>
+          <w:lang w:val="en-US"/>
+        </w:rPr>
+        <w:t xml:space="preserve"> </w:t>
+      </w:r>
+      <w:r>
+        <w:rPr>
+          <w:rFonts w:ascii="Barlow" w:eastAsia="Times New Roman" w:hAnsi="Barlow" w:cs="Times New Roman"/>
+          <w:color w:val="000000"/>
+          <w:sz w:val="21"/>
+          <w:szCs w:val="21"/>
+          <w:lang w:val="en-US"/>
+        </w:rPr>
         <w:t xml:space="preserve">SQL, </w:t>
       </w:r>
       <w:r>
@@ -406,7 +436,7 @@
           <w:szCs w:val="21"/>
           <w:lang w:val="en-US"/>
         </w:rPr>
-        <w:t>Git, Verilog, Solid</w:t>
+        <w:t>Git, Solid</w:t>
       </w:r>
       <w:r>
         <w:rPr>
@@ -580,28 +610,18 @@
           <w:szCs w:val="21"/>
           <w:lang w:val="en-US"/>
         </w:rPr>
-        <w:t xml:space="preserve">       </w:t>
-      </w:r>
-      <w:r>
-        <w:rPr>
-          <w:rFonts w:ascii="Barlow" w:eastAsia="Times New Roman" w:hAnsi="Barlow" w:cs="Times New Roman"/>
-          <w:color w:val="000000"/>
-          <w:sz w:val="21"/>
-          <w:szCs w:val="21"/>
-          <w:lang w:val="en-US"/>
-        </w:rPr>
         <w:tab/>
-        <w:t xml:space="preserve">           </w:t>
-      </w:r>
-      <w:r>
-        <w:rPr>
-          <w:rFonts w:ascii="Barlow" w:eastAsia="Times New Roman" w:hAnsi="Barlow" w:cs="Times New Roman"/>
-          <w:color w:val="000000"/>
-          <w:sz w:val="21"/>
-          <w:szCs w:val="21"/>
-          <w:lang w:val="en-US"/>
-        </w:rPr>
-        <w:t xml:space="preserve"> </w:t>
+      </w:r>
+      <w:r>
+        <w:rPr>
+          <w:rFonts w:ascii="Barlow" w:eastAsia="Times New Roman" w:hAnsi="Barlow" w:cs="Times New Roman"/>
+          <w:color w:val="000000"/>
+          <w:sz w:val="21"/>
+          <w:szCs w:val="21"/>
+          <w:lang w:val="en-US"/>
+        </w:rPr>
+        <w:tab/>
+        <w:t xml:space="preserve">     </w:t>
       </w:r>
       <w:r>
         <w:rPr>
@@ -623,7 +643,7 @@
           <w:szCs w:val="21"/>
           <w:lang w:val="en-US"/>
         </w:rPr>
-        <w:t>/2023 - 06/2027</w:t>
+        <w:t>/23 - 06/27</w:t>
       </w:r>
     </w:p>
     <w:p>
@@ -644,7 +664,17 @@
           <w:szCs w:val="21"/>
           <w:lang w:val="en-US"/>
         </w:rPr>
-        <w:t xml:space="preserve">Computer Science: </w:t>
+        <w:t>CS</w:t>
+      </w:r>
+      <w:r>
+        <w:rPr>
+          <w:rFonts w:ascii="Barlow" w:eastAsia="Times New Roman" w:hAnsi="Barlow" w:cs="Times New Roman"/>
+          <w:color w:val="000000"/>
+          <w:sz w:val="21"/>
+          <w:szCs w:val="21"/>
+          <w:lang w:val="en-US"/>
+        </w:rPr>
+        <w:t xml:space="preserve">: </w:t>
       </w:r>
       <w:r>
         <w:rPr>
@@ -754,6 +784,36 @@
           <w:szCs w:val="21"/>
           <w:lang w:val="en-US"/>
         </w:rPr>
+        <w:t>Digital Circuits and Systems</w:t>
+      </w:r>
+      <w:r>
+        <w:rPr>
+          <w:rFonts w:ascii="Barlow" w:eastAsia="Times New Roman" w:hAnsi="Barlow" w:cs="Times New Roman"/>
+          <w:color w:val="000000"/>
+          <w:sz w:val="21"/>
+          <w:szCs w:val="21"/>
+          <w:lang w:val="en-US"/>
+        </w:rPr>
+        <w:t>,</w:t>
+      </w:r>
+      <w:r>
+        <w:rPr>
+          <w:rFonts w:ascii="Barlow" w:eastAsia="Times New Roman" w:hAnsi="Barlow" w:cs="Times New Roman"/>
+          <w:color w:val="000000"/>
+          <w:sz w:val="21"/>
+          <w:szCs w:val="21"/>
+          <w:lang w:val="en-US"/>
+        </w:rPr>
+        <w:t xml:space="preserve"> </w:t>
+      </w:r>
+      <w:r>
+        <w:rPr>
+          <w:rFonts w:ascii="Barlow" w:eastAsia="Times New Roman" w:hAnsi="Barlow" w:cs="Times New Roman"/>
+          <w:color w:val="000000"/>
+          <w:sz w:val="21"/>
+          <w:szCs w:val="21"/>
+          <w:lang w:val="en-US"/>
+        </w:rPr>
         <w:t>H</w:t>
       </w:r>
       <w:r>
@@ -884,87 +944,17 @@
           <w:szCs w:val="21"/>
           <w:lang w:val="en-US"/>
         </w:rPr>
-        <w:t>atabases,</w:t>
-      </w:r>
-      <w:r>
-        <w:rPr>
-          <w:rFonts w:ascii="Barlow" w:eastAsia="Times New Roman" w:hAnsi="Barlow" w:cs="Times New Roman"/>
-          <w:color w:val="000000"/>
-          <w:sz w:val="21"/>
-          <w:szCs w:val="21"/>
-          <w:lang w:val="en-US"/>
-        </w:rPr>
-        <w:t xml:space="preserve"> P</w:t>
-      </w:r>
-      <w:r>
-        <w:rPr>
-          <w:rFonts w:ascii="Barlow" w:eastAsia="Times New Roman" w:hAnsi="Barlow" w:cs="Times New Roman"/>
-          <w:color w:val="000000"/>
-          <w:sz w:val="21"/>
-          <w:szCs w:val="21"/>
-          <w:lang w:val="en-US"/>
-        </w:rPr>
-        <w:t xml:space="preserve">robability for </w:t>
-      </w:r>
-      <w:r>
-        <w:rPr>
-          <w:rFonts w:ascii="Barlow" w:eastAsia="Times New Roman" w:hAnsi="Barlow" w:cs="Times New Roman"/>
-          <w:color w:val="000000"/>
-          <w:sz w:val="21"/>
-          <w:szCs w:val="21"/>
-          <w:lang w:val="en-US"/>
-        </w:rPr>
-        <w:t>C</w:t>
-      </w:r>
-      <w:r>
-        <w:rPr>
-          <w:rFonts w:ascii="Barlow" w:eastAsia="Times New Roman" w:hAnsi="Barlow" w:cs="Times New Roman"/>
-          <w:color w:val="000000"/>
-          <w:sz w:val="21"/>
-          <w:szCs w:val="21"/>
-          <w:lang w:val="en-US"/>
-        </w:rPr>
-        <w:t xml:space="preserve">omputing, </w:t>
-      </w:r>
-      <w:r>
-        <w:rPr>
-          <w:rFonts w:ascii="Barlow" w:eastAsia="Times New Roman" w:hAnsi="Barlow" w:cs="Times New Roman"/>
-          <w:color w:val="000000"/>
-          <w:sz w:val="21"/>
-          <w:szCs w:val="21"/>
-          <w:lang w:val="en-US"/>
-        </w:rPr>
-        <w:t>D</w:t>
-      </w:r>
-      <w:r>
-        <w:rPr>
-          <w:rFonts w:ascii="Barlow" w:eastAsia="Times New Roman" w:hAnsi="Barlow" w:cs="Times New Roman"/>
-          <w:color w:val="000000"/>
-          <w:sz w:val="21"/>
-          <w:szCs w:val="21"/>
-          <w:lang w:val="en-US"/>
-        </w:rPr>
-        <w:t xml:space="preserve">igital </w:t>
-      </w:r>
-      <w:r>
-        <w:rPr>
-          <w:rFonts w:ascii="Barlow" w:eastAsia="Times New Roman" w:hAnsi="Barlow" w:cs="Times New Roman"/>
-          <w:color w:val="000000"/>
-          <w:sz w:val="21"/>
-          <w:szCs w:val="21"/>
-          <w:lang w:val="en-US"/>
-        </w:rPr>
-        <w:t>D</w:t>
-      </w:r>
-      <w:r>
-        <w:rPr>
-          <w:rFonts w:ascii="Barlow" w:eastAsia="Times New Roman" w:hAnsi="Barlow" w:cs="Times New Roman"/>
-          <w:color w:val="000000"/>
-          <w:sz w:val="21"/>
-          <w:szCs w:val="21"/>
-          <w:lang w:val="en-US"/>
-        </w:rPr>
-        <w:t xml:space="preserve">esign, HCI, </w:t>
+        <w:t>atabases</w:t>
+      </w:r>
+      <w:r>
+        <w:rPr>
+          <w:rFonts w:ascii="Barlow" w:eastAsia="Times New Roman" w:hAnsi="Barlow" w:cs="Times New Roman"/>
+          <w:color w:val="000000"/>
+          <w:sz w:val="21"/>
+          <w:szCs w:val="21"/>
+          <w:lang w:val="en-US"/>
+        </w:rPr>
+        <w:t xml:space="preserve">, HCI, </w:t>
       </w:r>
       <w:r>
         <w:rPr>
@@ -1075,6 +1065,66 @@
           <w:szCs w:val="21"/>
           <w:lang w:val="en-US"/>
         </w:rPr>
+        <w:t>, I</w:t>
+      </w:r>
+      <w:r>
+        <w:rPr>
+          <w:rFonts w:ascii="Barlow" w:eastAsia="Times New Roman" w:hAnsi="Barlow" w:cs="Times New Roman"/>
+          <w:color w:val="000000"/>
+          <w:sz w:val="21"/>
+          <w:szCs w:val="21"/>
+          <w:lang w:val="en-US"/>
+        </w:rPr>
+        <w:t xml:space="preserve">ntergenerational </w:t>
+      </w:r>
+      <w:r>
+        <w:rPr>
+          <w:rFonts w:ascii="Barlow" w:eastAsia="Times New Roman" w:hAnsi="Barlow" w:cs="Times New Roman"/>
+          <w:color w:val="000000"/>
+          <w:sz w:val="21"/>
+          <w:szCs w:val="21"/>
+          <w:lang w:val="en-US"/>
+        </w:rPr>
+        <w:t>E</w:t>
+      </w:r>
+      <w:r>
+        <w:rPr>
+          <w:rFonts w:ascii="Barlow" w:eastAsia="Times New Roman" w:hAnsi="Barlow" w:cs="Times New Roman"/>
+          <w:color w:val="000000"/>
+          <w:sz w:val="21"/>
+          <w:szCs w:val="21"/>
+          <w:lang w:val="en-US"/>
+        </w:rPr>
+        <w:t xml:space="preserve">thics, </w:t>
+      </w:r>
+      <w:r>
+        <w:rPr>
+          <w:rFonts w:ascii="Barlow" w:eastAsia="Times New Roman" w:hAnsi="Barlow" w:cs="Times New Roman"/>
+          <w:color w:val="000000"/>
+          <w:sz w:val="21"/>
+          <w:szCs w:val="21"/>
+          <w:lang w:val="en-US"/>
+        </w:rPr>
+        <w:t>N</w:t>
+      </w:r>
+      <w:r>
+        <w:rPr>
+          <w:rFonts w:ascii="Barlow" w:eastAsia="Times New Roman" w:hAnsi="Barlow" w:cs="Times New Roman"/>
+          <w:color w:val="000000"/>
+          <w:sz w:val="21"/>
+          <w:szCs w:val="21"/>
+          <w:lang w:val="en-US"/>
+        </w:rPr>
+        <w:t>euroethics</w:t>
+      </w:r>
+      <w:r>
+        <w:rPr>
+          <w:rFonts w:ascii="Barlow" w:eastAsia="Times New Roman" w:hAnsi="Barlow" w:cs="Times New Roman"/>
+          <w:color w:val="000000"/>
+          <w:sz w:val="21"/>
+          <w:szCs w:val="21"/>
+          <w:lang w:val="en-US"/>
+        </w:rPr>
         <w:t xml:space="preserve">, </w:t>
       </w:r>
       <w:r>
@@ -1085,17 +1135,7 @@
           <w:szCs w:val="21"/>
           <w:lang w:val="en-US"/>
         </w:rPr>
-        <w:t xml:space="preserve">Philosophy of Science, </w:t>
-      </w:r>
-      <w:r>
-        <w:rPr>
-          <w:rFonts w:ascii="Barlow" w:eastAsia="Times New Roman" w:hAnsi="Barlow" w:cs="Times New Roman"/>
-          <w:color w:val="000000"/>
-          <w:sz w:val="21"/>
-          <w:szCs w:val="21"/>
-          <w:lang w:val="en-US"/>
-        </w:rPr>
-        <w:t>P</w:t>
+        <w:t>Philosophy of Science, P</w:t>
       </w:r>
       <w:r>
         <w:rPr>
@@ -1125,67 +1165,7 @@
           <w:szCs w:val="21"/>
           <w:lang w:val="en-US"/>
         </w:rPr>
-        <w:t xml:space="preserve">hildren, </w:t>
-      </w:r>
-      <w:r>
-        <w:rPr>
-          <w:rFonts w:ascii="Barlow" w:eastAsia="Times New Roman" w:hAnsi="Barlow" w:cs="Times New Roman"/>
-          <w:color w:val="000000"/>
-          <w:sz w:val="21"/>
-          <w:szCs w:val="21"/>
-          <w:lang w:val="en-US"/>
-        </w:rPr>
-        <w:t>I</w:t>
-      </w:r>
-      <w:r>
-        <w:rPr>
-          <w:rFonts w:ascii="Barlow" w:eastAsia="Times New Roman" w:hAnsi="Barlow" w:cs="Times New Roman"/>
-          <w:color w:val="000000"/>
-          <w:sz w:val="21"/>
-          <w:szCs w:val="21"/>
-          <w:lang w:val="en-US"/>
-        </w:rPr>
-        <w:t xml:space="preserve">ntergenerational </w:t>
-      </w:r>
-      <w:r>
-        <w:rPr>
-          <w:rFonts w:ascii="Barlow" w:eastAsia="Times New Roman" w:hAnsi="Barlow" w:cs="Times New Roman"/>
-          <w:color w:val="000000"/>
-          <w:sz w:val="21"/>
-          <w:szCs w:val="21"/>
-          <w:lang w:val="en-US"/>
-        </w:rPr>
-        <w:t>E</w:t>
-      </w:r>
-      <w:r>
-        <w:rPr>
-          <w:rFonts w:ascii="Barlow" w:eastAsia="Times New Roman" w:hAnsi="Barlow" w:cs="Times New Roman"/>
-          <w:color w:val="000000"/>
-          <w:sz w:val="21"/>
-          <w:szCs w:val="21"/>
-          <w:lang w:val="en-US"/>
-        </w:rPr>
-        <w:t xml:space="preserve">thics, </w:t>
-      </w:r>
-      <w:r>
-        <w:rPr>
-          <w:rFonts w:ascii="Barlow" w:eastAsia="Times New Roman" w:hAnsi="Barlow" w:cs="Times New Roman"/>
-          <w:color w:val="000000"/>
-          <w:sz w:val="21"/>
-          <w:szCs w:val="21"/>
-          <w:lang w:val="en-US"/>
-        </w:rPr>
-        <w:t>N</w:t>
-      </w:r>
-      <w:r>
-        <w:rPr>
-          <w:rFonts w:ascii="Barlow" w:eastAsia="Times New Roman" w:hAnsi="Barlow" w:cs="Times New Roman"/>
-          <w:color w:val="000000"/>
-          <w:sz w:val="21"/>
-          <w:szCs w:val="21"/>
-          <w:lang w:val="en-US"/>
-        </w:rPr>
-        <w:t xml:space="preserve">euroethics </w:t>
+        <w:t>hildren</w:t>
       </w:r>
     </w:p>
     <w:p>
@@ -1230,11 +1210,13 @@
           <w:szCs w:val="21"/>
           <w:lang w:val="en-US"/>
         </w:rPr>
-        <w:t xml:space="preserve">4.0 GPA </w:t>
-      </w:r>
-      <w:r>
-        <w:rPr>
-          <w:rFonts w:ascii="Barlow" w:eastAsia="Times New Roman" w:hAnsi="Barlow" w:cs="Times New Roman"/>
+        <w:t>4.0 GPA</w:t>
+      </w:r>
+      <w:r>
+        <w:rPr>
+          <w:rFonts w:ascii="Barlow" w:eastAsia="Times New Roman" w:hAnsi="Barlow" w:cs="Times New Roman"/>
+          <w:b/>
+          <w:bCs/>
           <w:color w:val="000000"/>
           <w:sz w:val="21"/>
           <w:szCs w:val="21"/>
@@ -1245,6 +1227,8 @@
       <w:r>
         <w:rPr>
           <w:rFonts w:ascii="Barlow" w:eastAsia="Times New Roman" w:hAnsi="Barlow" w:cs="Times New Roman"/>
+          <w:b/>
+          <w:bCs/>
           <w:color w:val="000000"/>
           <w:sz w:val="21"/>
           <w:szCs w:val="21"/>
@@ -1255,6 +1239,8 @@
       <w:r>
         <w:rPr>
           <w:rFonts w:ascii="Barlow" w:eastAsia="Times New Roman" w:hAnsi="Barlow" w:cs="Times New Roman"/>
+          <w:b/>
+          <w:bCs/>
           <w:color w:val="000000"/>
           <w:sz w:val="21"/>
           <w:szCs w:val="21"/>
@@ -1265,6 +1251,8 @@
       <w:r>
         <w:rPr>
           <w:rFonts w:ascii="Barlow" w:eastAsia="Times New Roman" w:hAnsi="Barlow" w:cs="Times New Roman"/>
+          <w:b/>
+          <w:bCs/>
           <w:color w:val="000000"/>
           <w:sz w:val="21"/>
           <w:szCs w:val="21"/>
@@ -1275,23 +1263,27 @@
       <w:r>
         <w:rPr>
           <w:rFonts w:ascii="Barlow" w:eastAsia="Times New Roman" w:hAnsi="Barlow" w:cs="Times New Roman"/>
+          <w:b/>
+          <w:bCs/>
           <w:color w:val="000000"/>
           <w:sz w:val="21"/>
           <w:szCs w:val="21"/>
           <w:lang w:val="en-US"/>
         </w:rPr>
         <w:tab/>
-        <w:t xml:space="preserve">           </w:t>
-      </w:r>
-      <w:r>
-        <w:rPr>
-          <w:rFonts w:ascii="Barlow" w:eastAsia="Times New Roman" w:hAnsi="Barlow" w:cs="Times New Roman"/>
-          <w:color w:val="000000"/>
-          <w:sz w:val="21"/>
-          <w:szCs w:val="21"/>
-          <w:lang w:val="en-US"/>
-        </w:rPr>
-        <w:t xml:space="preserve"> </w:t>
+      </w:r>
+      <w:r>
+        <w:rPr>
+          <w:rFonts w:ascii="Barlow" w:eastAsia="Times New Roman" w:hAnsi="Barlow" w:cs="Times New Roman"/>
+          <w:b/>
+          <w:bCs/>
+          <w:color w:val="000000"/>
+          <w:sz w:val="21"/>
+          <w:szCs w:val="21"/>
+          <w:lang w:val="en-US"/>
+        </w:rPr>
+        <w:tab/>
+        <w:t xml:space="preserve">      </w:t>
       </w:r>
       <w:r>
         <w:rPr>
@@ -1303,7 +1295,7 @@
           <w:szCs w:val="21"/>
           <w:lang w:val="en-US"/>
         </w:rPr>
-        <w:t>09/2019 - 06/2023</w:t>
+        <w:t>09/19 - 06/23</w:t>
       </w:r>
     </w:p>
     <w:p>
@@ -1354,12 +1346,44 @@
       <w:r>
         <w:rPr>
           <w:rFonts w:ascii="Barlow" w:eastAsia="Times New Roman" w:hAnsi="Barlow" w:cs="Times New Roman"/>
-          <w:color w:val="000000"/>
-          <w:sz w:val="21"/>
-          <w:szCs w:val="21"/>
-          <w:lang w:val="en-US"/>
-        </w:rPr>
-        <w:t>- C, Arduino, ESP-IDF, GIT | UW Superbike</w:t>
+          <w:b/>
+          <w:bCs/>
+          <w:color w:val="000000"/>
+          <w:sz w:val="21"/>
+          <w:szCs w:val="21"/>
+          <w:lang w:val="en-US"/>
+        </w:rPr>
+        <w:t>, Display Driver</w:t>
+      </w:r>
+      <w:r>
+        <w:rPr>
+          <w:rFonts w:ascii="Barlow" w:eastAsia="Times New Roman" w:hAnsi="Barlow" w:cs="Times New Roman"/>
+          <w:color w:val="000000"/>
+          <w:sz w:val="21"/>
+          <w:szCs w:val="21"/>
+          <w:lang w:val="en-US"/>
+        </w:rPr>
+        <w:t>- C</w:t>
+      </w:r>
+      <w:r>
+        <w:rPr>
+          <w:rFonts w:ascii="Barlow" w:eastAsia="Times New Roman" w:hAnsi="Barlow" w:cs="Times New Roman"/>
+          <w:color w:val="000000"/>
+          <w:sz w:val="21"/>
+          <w:szCs w:val="21"/>
+          <w:lang w:val="en-US"/>
+        </w:rPr>
+        <w:t>++</w:t>
+      </w:r>
+      <w:r>
+        <w:rPr>
+          <w:rFonts w:ascii="Barlow" w:eastAsia="Times New Roman" w:hAnsi="Barlow" w:cs="Times New Roman"/>
+          <w:color w:val="000000"/>
+          <w:sz w:val="21"/>
+          <w:szCs w:val="21"/>
+          <w:lang w:val="en-US"/>
+        </w:rPr>
+        <w:t>, Arduino, ESP-IDF, GIT | UW Superbike</w:t>
       </w:r>
       <w:r>
         <w:rPr>
@@ -1390,27 +1414,7 @@
           <w:lang w:val="en-US"/>
         </w:rPr>
         <w:tab/>
-      </w:r>
-      <w:r>
-        <w:rPr>
-          <w:rFonts w:ascii="Barlow" w:eastAsia="Times New Roman" w:hAnsi="Barlow" w:cs="Times New Roman"/>
-          <w:color w:val="000000"/>
-          <w:sz w:val="21"/>
-          <w:szCs w:val="21"/>
-          <w:lang w:val="en-US"/>
-        </w:rPr>
-        <w:tab/>
-      </w:r>
-      <w:r>
-        <w:rPr>
-          <w:rFonts w:ascii="Barlow" w:eastAsia="Times New Roman" w:hAnsi="Barlow" w:cs="Times New Roman"/>
-          <w:color w:val="000000"/>
-          <w:sz w:val="21"/>
-          <w:szCs w:val="21"/>
-          <w:lang w:val="en-US"/>
-        </w:rPr>
-        <w:tab/>
-        <w:t xml:space="preserve">              </w:t>
+        <w:t xml:space="preserve">  </w:t>
       </w:r>
       <w:r>
         <w:rPr>
@@ -1422,7 +1426,7 @@
           <w:szCs w:val="21"/>
           <w:lang w:val="en-US"/>
         </w:rPr>
-        <w:t>09/2025 - current</w:t>
+        <w:t>09/25 - current</w:t>
       </w:r>
     </w:p>
     <w:p>
@@ -1450,37 +1454,47 @@
           <w:szCs w:val="21"/>
           <w:lang w:val="en-US"/>
         </w:rPr>
-        <w:t xml:space="preserve">Analyze existing Teensy 2.0-based CAN </w:t>
-      </w:r>
-      <w:r>
-        <w:rPr>
-          <w:rFonts w:ascii="Barlow" w:eastAsia="Times New Roman" w:hAnsi="Barlow" w:cs="Times New Roman"/>
-          <w:color w:val="000000"/>
-          <w:sz w:val="21"/>
-          <w:szCs w:val="21"/>
-          <w:lang w:val="en-US"/>
-        </w:rPr>
-        <w:t xml:space="preserve">controller </w:t>
-      </w:r>
-      <w:r>
-        <w:rPr>
-          <w:rFonts w:ascii="Barlow" w:eastAsia="Times New Roman" w:hAnsi="Barlow" w:cs="Times New Roman"/>
-          <w:color w:val="000000"/>
-          <w:sz w:val="21"/>
-          <w:szCs w:val="21"/>
-          <w:lang w:val="en-US"/>
-        </w:rPr>
-        <w:t xml:space="preserve">to develop documentation and </w:t>
-      </w:r>
-      <w:r>
-        <w:rPr>
-          <w:rFonts w:ascii="Barlow" w:eastAsia="Times New Roman" w:hAnsi="Barlow" w:cs="Times New Roman"/>
-          <w:color w:val="000000"/>
-          <w:sz w:val="21"/>
-          <w:szCs w:val="21"/>
-          <w:lang w:val="en-US"/>
-        </w:rPr>
-        <w:t>clarify necessary improvements</w:t>
+        <w:t>D</w:t>
+      </w:r>
+      <w:r>
+        <w:rPr>
+          <w:rFonts w:ascii="Barlow" w:eastAsia="Times New Roman" w:hAnsi="Barlow" w:cs="Times New Roman"/>
+          <w:color w:val="000000"/>
+          <w:sz w:val="21"/>
+          <w:szCs w:val="21"/>
+          <w:lang w:val="en-US"/>
+        </w:rPr>
+        <w:t xml:space="preserve">evelop </w:t>
+      </w:r>
+      <w:r>
+        <w:rPr>
+          <w:rFonts w:ascii="Barlow" w:eastAsia="Times New Roman" w:hAnsi="Barlow" w:cs="Times New Roman"/>
+          <w:color w:val="000000"/>
+          <w:sz w:val="21"/>
+          <w:szCs w:val="21"/>
+          <w:lang w:val="en-US"/>
+        </w:rPr>
+        <w:t xml:space="preserve">CAN controller for ESP32 utilizing ESP-IDF while </w:t>
+      </w:r>
+      <w:r>
+        <w:rPr>
+          <w:rFonts w:ascii="Barlow" w:eastAsia="Times New Roman" w:hAnsi="Barlow" w:cs="Times New Roman"/>
+          <w:color w:val="000000"/>
+          <w:sz w:val="21"/>
+          <w:szCs w:val="21"/>
+          <w:lang w:val="en-US"/>
+        </w:rPr>
+        <w:t>maintaining original functionality</w:t>
+      </w:r>
+      <w:r>
+        <w:rPr>
+          <w:rFonts w:ascii="Barlow" w:eastAsia="Times New Roman" w:hAnsi="Barlow" w:cs="Times New Roman"/>
+          <w:color w:val="000000"/>
+          <w:sz w:val="21"/>
+          <w:szCs w:val="21"/>
+          <w:lang w:val="en-US"/>
+        </w:rPr>
+        <w:t xml:space="preserve"> from Teensy 2.0</w:t>
       </w:r>
     </w:p>
     <w:p>
@@ -1508,37 +1522,7 @@
           <w:szCs w:val="21"/>
           <w:lang w:val="en-US"/>
         </w:rPr>
-        <w:t xml:space="preserve">Implement </w:t>
-      </w:r>
-      <w:r>
-        <w:rPr>
-          <w:rFonts w:ascii="Barlow" w:eastAsia="Times New Roman" w:hAnsi="Barlow" w:cs="Times New Roman"/>
-          <w:color w:val="000000"/>
-          <w:sz w:val="21"/>
-          <w:szCs w:val="21"/>
-          <w:lang w:val="en-US"/>
-        </w:rPr>
-        <w:t xml:space="preserve">buffered </w:t>
-      </w:r>
-      <w:r>
-        <w:rPr>
-          <w:rFonts w:ascii="Barlow" w:eastAsia="Times New Roman" w:hAnsi="Barlow" w:cs="Times New Roman"/>
-          <w:color w:val="000000"/>
-          <w:sz w:val="21"/>
-          <w:szCs w:val="21"/>
-          <w:lang w:val="en-US"/>
-        </w:rPr>
-        <w:t xml:space="preserve">CAN controller for ESP32 utilizing ESP-IDF while </w:t>
-      </w:r>
-      <w:r>
-        <w:rPr>
-          <w:rFonts w:ascii="Barlow" w:eastAsia="Times New Roman" w:hAnsi="Barlow" w:cs="Times New Roman"/>
-          <w:color w:val="000000"/>
-          <w:sz w:val="21"/>
-          <w:szCs w:val="21"/>
-          <w:lang w:val="en-US"/>
-        </w:rPr>
-        <w:t>maintaining original functionality</w:t>
+        <w:t>Map out and design lightweight UI to display metrics (e.g. speed, voltage) using LGVL receiving data over CAN</w:t>
       </w:r>
     </w:p>
     <w:p>
@@ -1612,7 +1596,17 @@
           <w:lang w:val="en-US"/>
         </w:rPr>
         <w:tab/>
-        <w:t xml:space="preserve">            </w:t>
+      </w:r>
+      <w:r>
+        <w:rPr>
+          <w:rFonts w:ascii="Barlow" w:eastAsia="Times New Roman" w:hAnsi="Barlow" w:cs="Times New Roman"/>
+          <w:color w:val="000000"/>
+          <w:sz w:val="21"/>
+          <w:szCs w:val="21"/>
+          <w:lang w:val="en-US"/>
+        </w:rPr>
+        <w:tab/>
+        <w:t xml:space="preserve">      </w:t>
       </w:r>
       <w:r>
         <w:rPr>
@@ -1624,7 +1618,7 @@
           <w:szCs w:val="21"/>
           <w:lang w:val="en-US"/>
         </w:rPr>
-        <w:t xml:space="preserve">10/2023 </w:t>
+        <w:t xml:space="preserve">10/23 </w:t>
       </w:r>
       <w:r>
         <w:rPr>
@@ -1660,7 +1654,7 @@
           <w:szCs w:val="21"/>
           <w:lang w:val="en-US"/>
         </w:rPr>
-        <w:t>06/2025</w:t>
+        <w:t>06/25</w:t>
       </w:r>
     </w:p>
     <w:p>
@@ -1736,29 +1730,7 @@
           <w:szCs w:val="21"/>
           <w:lang w:val="en-US"/>
         </w:rPr>
-        <w:t xml:space="preserve">Develop back-end server to deliver </w:t>
-      </w:r>
-      <w:proofErr w:type="spellStart"/>
-      <w:r>
-        <w:rPr>
-          <w:rFonts w:ascii="Barlow" w:eastAsia="Times New Roman" w:hAnsi="Barlow" w:cs="Times New Roman"/>
-          <w:color w:val="000000"/>
-          <w:sz w:val="21"/>
-          <w:szCs w:val="21"/>
-          <w:lang w:val="en-US"/>
-        </w:rPr>
-        <w:t>glTF</w:t>
-      </w:r>
-      <w:proofErr w:type="spellEnd"/>
-      <w:r>
-        <w:rPr>
-          <w:rFonts w:ascii="Barlow" w:eastAsia="Times New Roman" w:hAnsi="Barlow" w:cs="Times New Roman"/>
-          <w:color w:val="000000"/>
-          <w:sz w:val="21"/>
-          <w:szCs w:val="21"/>
-          <w:lang w:val="en-US"/>
-        </w:rPr>
-        <w:t xml:space="preserve"> tiles with a RESTful URI to operate without an internet connection</w:t>
+        <w:t>Develop back-end server to deliver glTF tiles with a RESTful URI to operate without an internet connection</w:t>
       </w:r>
     </w:p>
     <w:p>
@@ -1832,27 +1804,15 @@
         </w:rPr>
         <w:t xml:space="preserve">, </w:t>
       </w:r>
-      <w:proofErr w:type="spellStart"/>
-      <w:r>
-        <w:rPr>
-          <w:rFonts w:ascii="Barlow" w:eastAsia="Times New Roman" w:hAnsi="Barlow" w:cs="Times New Roman"/>
-          <w:color w:val="000000"/>
-          <w:sz w:val="21"/>
-          <w:szCs w:val="21"/>
-          <w:lang w:val="en-US"/>
-        </w:rPr>
-        <w:t>Onshape</w:t>
-      </w:r>
-      <w:proofErr w:type="spellEnd"/>
-      <w:r>
-        <w:rPr>
-          <w:rFonts w:ascii="Barlow" w:eastAsia="Times New Roman" w:hAnsi="Barlow" w:cs="Times New Roman"/>
-          <w:color w:val="000000"/>
-          <w:sz w:val="21"/>
-          <w:szCs w:val="21"/>
-          <w:lang w:val="en-US"/>
-        </w:rPr>
-        <w:t xml:space="preserve">, </w:t>
+      <w:r>
+        <w:rPr>
+          <w:rFonts w:ascii="Barlow" w:eastAsia="Times New Roman" w:hAnsi="Barlow" w:cs="Times New Roman"/>
+          <w:color w:val="000000"/>
+          <w:sz w:val="21"/>
+          <w:szCs w:val="21"/>
+          <w:lang w:val="en-US"/>
+        </w:rPr>
+        <w:t xml:space="preserve">Onshape, </w:t>
       </w:r>
       <w:r>
         <w:rPr>
@@ -1913,7 +1873,28 @@
           <w:lang w:val="en-US"/>
         </w:rPr>
         <w:tab/>
-        <w:t xml:space="preserve">            03/2024-09/2024</w:t>
+        <w:t xml:space="preserve">            </w:t>
+      </w:r>
+      <w:r>
+        <w:rPr>
+          <w:rFonts w:ascii="Barlow" w:eastAsia="Times New Roman" w:hAnsi="Barlow" w:cs="Times New Roman"/>
+          <w:color w:val="000000"/>
+          <w:sz w:val="21"/>
+          <w:szCs w:val="21"/>
+          <w:lang w:val="en-US"/>
+        </w:rPr>
+        <w:tab/>
+        <w:t xml:space="preserve">      </w:t>
+      </w:r>
+      <w:r>
+        <w:rPr>
+          <w:rFonts w:ascii="Barlow" w:eastAsia="Times New Roman" w:hAnsi="Barlow" w:cs="Times New Roman"/>
+          <w:color w:val="000000"/>
+          <w:sz w:val="21"/>
+          <w:szCs w:val="21"/>
+          <w:lang w:val="en-US"/>
+        </w:rPr>
+        <w:t>03/24-09/24</w:t>
       </w:r>
     </w:p>
     <w:p>
@@ -2063,7 +2044,27 @@
           <w:lang w:val="en-US"/>
         </w:rPr>
         <w:tab/>
-        <w:t xml:space="preserve">                             </w:t>
+      </w:r>
+      <w:r>
+        <w:rPr>
+          <w:rFonts w:ascii="Barlow" w:eastAsia="Times New Roman" w:hAnsi="Barlow" w:cs="Times New Roman"/>
+          <w:color w:val="000000"/>
+          <w:sz w:val="21"/>
+          <w:szCs w:val="21"/>
+          <w:lang w:val="en-US"/>
+        </w:rPr>
+        <w:tab/>
+      </w:r>
+      <w:r>
+        <w:rPr>
+          <w:rFonts w:ascii="Barlow" w:eastAsia="Times New Roman" w:hAnsi="Barlow" w:cs="Times New Roman"/>
+          <w:color w:val="000000"/>
+          <w:sz w:val="21"/>
+          <w:szCs w:val="21"/>
+          <w:lang w:val="en-US"/>
+        </w:rPr>
+        <w:tab/>
+        <w:t xml:space="preserve">      </w:t>
       </w:r>
       <w:r>
         <w:rPr>
@@ -2075,7 +2076,7 @@
           <w:szCs w:val="21"/>
           <w:lang w:val="en-US"/>
         </w:rPr>
-        <w:t>09/2021 - 07/2023</w:t>
+        <w:t>09/21 - 07/23</w:t>
       </w:r>
     </w:p>
     <w:p>
@@ -2207,7 +2208,7 @@
           <w:szCs w:val="21"/>
           <w:lang w:val="en-US"/>
         </w:rPr>
-        <w:t xml:space="preserve"> | Seattle, WA           </w:t>
+        <w:t xml:space="preserve"> | Seattle, WA</w:t>
       </w:r>
       <w:r>
         <w:rPr>
@@ -2218,16 +2219,16 @@
           <w:lang w:val="en-US"/>
         </w:rPr>
         <w:tab/>
-        <w:t>           </w:t>
-      </w:r>
-      <w:r>
-        <w:rPr>
-          <w:rFonts w:ascii="Barlow" w:eastAsia="Times New Roman" w:hAnsi="Barlow" w:cs="Times New Roman"/>
-          <w:color w:val="000000"/>
-          <w:sz w:val="21"/>
-          <w:szCs w:val="21"/>
-          <w:lang w:val="en-US"/>
-        </w:rPr>
+      </w:r>
+      <w:r>
+        <w:rPr>
+          <w:rFonts w:ascii="Barlow" w:eastAsia="Times New Roman" w:hAnsi="Barlow" w:cs="Times New Roman"/>
+          <w:color w:val="000000"/>
+          <w:sz w:val="21"/>
+          <w:szCs w:val="21"/>
+          <w:lang w:val="en-US"/>
+        </w:rPr>
+        <w:tab/>
         <w:t xml:space="preserve">  </w:t>
       </w:r>
       <w:r>
@@ -2240,7 +2241,7 @@
           <w:szCs w:val="21"/>
           <w:lang w:val="en-US"/>
         </w:rPr>
-        <w:t xml:space="preserve">08/2024 </w:t>
+        <w:t xml:space="preserve">08/24 </w:t>
       </w:r>
       <w:r>
         <w:rPr>
@@ -2432,7 +2433,7 @@
           <w:szCs w:val="21"/>
           <w:lang w:val="en-US"/>
         </w:rPr>
-        <w:t xml:space="preserve">Mentor students </w:t>
+        <w:t xml:space="preserve">1-on-1 support </w:t>
       </w:r>
       <w:r>
         <w:rPr>
@@ -2473,6 +2474,16 @@
           <w:lang w:val="en-US"/>
         </w:rPr>
         <w:t xml:space="preserve"> </w:t>
+      </w:r>
+      <w:r>
+        <w:rPr>
+          <w:rFonts w:ascii="Barlow" w:eastAsia="Times New Roman" w:hAnsi="Barlow" w:cs="Times New Roman"/>
+          <w:color w:val="000000"/>
+          <w:sz w:val="21"/>
+          <w:szCs w:val="21"/>
+          <w:lang w:val="en-US"/>
+        </w:rPr>
+        <w:t xml:space="preserve">understand course content &amp; </w:t>
       </w:r>
       <w:r>
         <w:rPr>
@@ -2545,17 +2556,17 @@
           <w:szCs w:val="21"/>
           <w:lang w:val="en-US"/>
         </w:rPr>
-        <w:t xml:space="preserve">Software Development Intern- </w:t>
-      </w:r>
-      <w:r>
-        <w:rPr>
-          <w:rFonts w:ascii="Barlow" w:eastAsia="Times New Roman" w:hAnsi="Barlow" w:cs="Times New Roman"/>
-          <w:color w:val="000000"/>
-          <w:sz w:val="21"/>
-          <w:szCs w:val="21"/>
-          <w:lang w:val="en-US"/>
-        </w:rPr>
-        <w:t>INIT SE | Seattle, WA</w:t>
+        <w:t xml:space="preserve">Mentor- </w:t>
+      </w:r>
+      <w:r>
+        <w:rPr>
+          <w:rFonts w:ascii="Barlow" w:eastAsia="Times New Roman" w:hAnsi="Barlow" w:cs="Times New Roman"/>
+          <w:color w:val="000000"/>
+          <w:sz w:val="21"/>
+          <w:szCs w:val="21"/>
+          <w:lang w:val="en-US"/>
+        </w:rPr>
+        <w:t>Changemakers in Computing @ University of Washington | Seattle, WA</w:t>
       </w:r>
       <w:r>
         <w:rPr>
@@ -2576,47 +2587,7 @@
           <w:lang w:val="en-US"/>
         </w:rPr>
         <w:tab/>
-      </w:r>
-      <w:r>
-        <w:rPr>
-          <w:rFonts w:ascii="Barlow" w:eastAsia="Times New Roman" w:hAnsi="Barlow" w:cs="Times New Roman"/>
-          <w:color w:val="000000"/>
-          <w:sz w:val="21"/>
-          <w:szCs w:val="21"/>
-          <w:lang w:val="en-US"/>
-        </w:rPr>
-        <w:tab/>
-      </w:r>
-      <w:r>
-        <w:rPr>
-          <w:rFonts w:ascii="Barlow" w:eastAsia="Times New Roman" w:hAnsi="Barlow" w:cs="Times New Roman"/>
-          <w:color w:val="000000"/>
-          <w:sz w:val="21"/>
-          <w:szCs w:val="21"/>
-          <w:lang w:val="en-US"/>
-        </w:rPr>
-        <w:tab/>
-      </w:r>
-      <w:r>
-        <w:rPr>
-          <w:rFonts w:ascii="Barlow" w:eastAsia="Times New Roman" w:hAnsi="Barlow" w:cs="Times New Roman"/>
-          <w:color w:val="000000"/>
-          <w:sz w:val="21"/>
-          <w:szCs w:val="21"/>
-          <w:lang w:val="en-US"/>
-        </w:rPr>
-        <w:tab/>
-      </w:r>
-      <w:r>
-        <w:rPr>
-          <w:rFonts w:ascii="Barlow" w:eastAsia="Times New Roman" w:hAnsi="Barlow" w:cs="Times New Roman"/>
-          <w:color w:val="000000"/>
-          <w:sz w:val="21"/>
-          <w:szCs w:val="21"/>
-          <w:lang w:val="en-US"/>
-        </w:rPr>
-        <w:tab/>
-        <w:t xml:space="preserve">            </w:t>
+        <w:t xml:space="preserve">        </w:t>
       </w:r>
       <w:r>
         <w:rPr>
@@ -2628,7 +2599,7 @@
           <w:szCs w:val="21"/>
           <w:lang w:val="en-US"/>
         </w:rPr>
-        <w:t>0</w:t>
+        <w:t>01/24 - 08/24</w:t>
       </w:r>
       <w:r>
         <w:rPr>
@@ -2640,7 +2611,189 @@
           <w:szCs w:val="21"/>
           <w:lang w:val="en-US"/>
         </w:rPr>
-        <w:t>6</w:t>
+        <w:t>, 03/26-current</w:t>
+      </w:r>
+    </w:p>
+    <w:p>
+      <w:pPr>
+        <w:numPr>
+          <w:ilvl w:val="0"/>
+          <w:numId w:val="13"/>
+        </w:numPr>
+        <w:spacing w:line="259" w:lineRule="auto"/>
+        <w:ind w:left="540"/>
+        <w:textAlignment w:val="baseline"/>
+        <w:rPr>
+          <w:rFonts w:ascii="Barlow" w:eastAsia="Times New Roman" w:hAnsi="Barlow" w:cs="Times New Roman"/>
+          <w:color w:val="000000"/>
+          <w:sz w:val="21"/>
+          <w:szCs w:val="21"/>
+          <w:lang w:val="en-US"/>
+        </w:rPr>
+      </w:pPr>
+      <w:r>
+        <w:rPr>
+          <w:rFonts w:ascii="Barlow" w:eastAsia="Times New Roman" w:hAnsi="Barlow" w:cs="Times New Roman"/>
+          <w:color w:val="000000"/>
+          <w:sz w:val="21"/>
+          <w:szCs w:val="21"/>
+          <w:lang w:val="en-US"/>
+        </w:rPr>
+        <w:t xml:space="preserve">Collaborated with coworkers to develop and teach </w:t>
+      </w:r>
+      <w:r>
+        <w:rPr>
+          <w:rFonts w:ascii="Barlow" w:eastAsia="Times New Roman" w:hAnsi="Barlow" w:cs="Times New Roman"/>
+          <w:color w:val="000000"/>
+          <w:sz w:val="21"/>
+          <w:szCs w:val="21"/>
+          <w:lang w:val="en-US"/>
+        </w:rPr>
+        <w:t xml:space="preserve">a 4-week </w:t>
+      </w:r>
+      <w:r>
+        <w:rPr>
+          <w:rFonts w:ascii="Barlow" w:eastAsia="Times New Roman" w:hAnsi="Barlow" w:cs="Times New Roman"/>
+          <w:color w:val="000000"/>
+          <w:sz w:val="21"/>
+          <w:szCs w:val="21"/>
+          <w:lang w:val="en-US"/>
+        </w:rPr>
+        <w:t>curriculum about web development (HTML, CSS and Java</w:t>
+      </w:r>
+      <w:r>
+        <w:rPr>
+          <w:rFonts w:ascii="Barlow" w:eastAsia="Times New Roman" w:hAnsi="Barlow" w:cs="Times New Roman"/>
+          <w:color w:val="000000"/>
+          <w:sz w:val="21"/>
+          <w:szCs w:val="21"/>
+          <w:lang w:val="en-US"/>
+        </w:rPr>
+        <w:t>S</w:t>
+      </w:r>
+      <w:r>
+        <w:rPr>
+          <w:rFonts w:ascii="Barlow" w:eastAsia="Times New Roman" w:hAnsi="Barlow" w:cs="Times New Roman"/>
+          <w:color w:val="000000"/>
+          <w:sz w:val="21"/>
+          <w:szCs w:val="21"/>
+          <w:lang w:val="en-US"/>
+        </w:rPr>
+        <w:t>cript) and tech ethics to a group of ~40 high school students</w:t>
+      </w:r>
+      <w:r>
+        <w:rPr>
+          <w:rFonts w:ascii="Barlow" w:eastAsia="Times New Roman" w:hAnsi="Barlow" w:cs="Times New Roman"/>
+          <w:color w:val="000000"/>
+          <w:sz w:val="21"/>
+          <w:szCs w:val="21"/>
+          <w:lang w:val="en-US"/>
+        </w:rPr>
+        <w:t xml:space="preserve"> from underrepresented backgrounds</w:t>
+      </w:r>
+    </w:p>
+    <w:p>
+      <w:pPr>
+        <w:spacing w:line="259" w:lineRule="auto"/>
+        <w:rPr>
+          <w:rFonts w:ascii="Times New Roman" w:eastAsia="Times New Roman" w:hAnsi="Times New Roman" w:cs="Times New Roman"/>
+          <w:sz w:val="24"/>
+          <w:szCs w:val="24"/>
+          <w:lang w:val="en-US"/>
+        </w:rPr>
+      </w:pPr>
+      <w:r>
+        <w:rPr>
+          <w:rFonts w:ascii="Barlow" w:eastAsia="Times New Roman" w:hAnsi="Barlow" w:cs="Times New Roman"/>
+          <w:b/>
+          <w:bCs/>
+          <w:color w:val="000000"/>
+          <w:sz w:val="21"/>
+          <w:szCs w:val="21"/>
+          <w:lang w:val="en-US"/>
+        </w:rPr>
+        <w:t xml:space="preserve">Software Development Intern- </w:t>
+      </w:r>
+      <w:r>
+        <w:rPr>
+          <w:rFonts w:ascii="Barlow" w:eastAsia="Times New Roman" w:hAnsi="Barlow" w:cs="Times New Roman"/>
+          <w:color w:val="000000"/>
+          <w:sz w:val="21"/>
+          <w:szCs w:val="21"/>
+          <w:lang w:val="en-US"/>
+        </w:rPr>
+        <w:t>INIT SE | Seattle, WA</w:t>
+      </w:r>
+      <w:r>
+        <w:rPr>
+          <w:rFonts w:ascii="Barlow" w:eastAsia="Times New Roman" w:hAnsi="Barlow" w:cs="Times New Roman"/>
+          <w:color w:val="000000"/>
+          <w:sz w:val="21"/>
+          <w:szCs w:val="21"/>
+          <w:lang w:val="en-US"/>
+        </w:rPr>
+        <w:tab/>
+      </w:r>
+      <w:r>
+        <w:rPr>
+          <w:rFonts w:ascii="Barlow" w:eastAsia="Times New Roman" w:hAnsi="Barlow" w:cs="Times New Roman"/>
+          <w:color w:val="000000"/>
+          <w:sz w:val="21"/>
+          <w:szCs w:val="21"/>
+          <w:lang w:val="en-US"/>
+        </w:rPr>
+        <w:tab/>
+      </w:r>
+      <w:r>
+        <w:rPr>
+          <w:rFonts w:ascii="Barlow" w:eastAsia="Times New Roman" w:hAnsi="Barlow" w:cs="Times New Roman"/>
+          <w:color w:val="000000"/>
+          <w:sz w:val="21"/>
+          <w:szCs w:val="21"/>
+          <w:lang w:val="en-US"/>
+        </w:rPr>
+        <w:tab/>
+      </w:r>
+      <w:r>
+        <w:rPr>
+          <w:rFonts w:ascii="Barlow" w:eastAsia="Times New Roman" w:hAnsi="Barlow" w:cs="Times New Roman"/>
+          <w:color w:val="000000"/>
+          <w:sz w:val="21"/>
+          <w:szCs w:val="21"/>
+          <w:lang w:val="en-US"/>
+        </w:rPr>
+        <w:tab/>
+      </w:r>
+      <w:r>
+        <w:rPr>
+          <w:rFonts w:ascii="Barlow" w:eastAsia="Times New Roman" w:hAnsi="Barlow" w:cs="Times New Roman"/>
+          <w:color w:val="000000"/>
+          <w:sz w:val="21"/>
+          <w:szCs w:val="21"/>
+          <w:lang w:val="en-US"/>
+        </w:rPr>
+        <w:tab/>
+      </w:r>
+      <w:r>
+        <w:rPr>
+          <w:rFonts w:ascii="Barlow" w:eastAsia="Times New Roman" w:hAnsi="Barlow" w:cs="Times New Roman"/>
+          <w:color w:val="000000"/>
+          <w:sz w:val="21"/>
+          <w:szCs w:val="21"/>
+          <w:lang w:val="en-US"/>
+        </w:rPr>
+        <w:tab/>
+      </w:r>
+      <w:r>
+        <w:rPr>
+          <w:rFonts w:ascii="Barlow" w:eastAsia="Times New Roman" w:hAnsi="Barlow" w:cs="Times New Roman"/>
+          <w:color w:val="000000"/>
+          <w:sz w:val="21"/>
+          <w:szCs w:val="21"/>
+          <w:lang w:val="en-US"/>
+        </w:rPr>
+        <w:tab/>
+        <w:t xml:space="preserve">      </w:t>
       </w:r>
       <w:r>
         <w:rPr>
@@ -2652,7 +2805,7 @@
           <w:szCs w:val="21"/>
           <w:lang w:val="en-US"/>
         </w:rPr>
-        <w:t>/202</w:t>
+        <w:t>0</w:t>
       </w:r>
       <w:r>
         <w:rPr>
@@ -2664,7 +2817,7 @@
           <w:szCs w:val="21"/>
           <w:lang w:val="en-US"/>
         </w:rPr>
-        <w:t>5</w:t>
+        <w:t>6</w:t>
       </w:r>
       <w:r>
         <w:rPr>
@@ -2676,7 +2829,7 @@
           <w:szCs w:val="21"/>
           <w:lang w:val="en-US"/>
         </w:rPr>
-        <w:t xml:space="preserve"> </w:t>
+        <w:t>/2</w:t>
       </w:r>
       <w:r>
         <w:rPr>
@@ -2688,7 +2841,31 @@
           <w:szCs w:val="21"/>
           <w:lang w:val="en-US"/>
         </w:rPr>
-        <w:t>–09/2025</w:t>
+        <w:t>5</w:t>
+      </w:r>
+      <w:r>
+        <w:rPr>
+          <w:rFonts w:ascii="Barlow" w:eastAsia="Times New Roman" w:hAnsi="Barlow" w:cs="Times New Roman"/>
+          <w:i/>
+          <w:iCs/>
+          <w:color w:val="000000"/>
+          <w:sz w:val="21"/>
+          <w:szCs w:val="21"/>
+          <w:lang w:val="en-US"/>
+        </w:rPr>
+        <w:t xml:space="preserve"> </w:t>
+      </w:r>
+      <w:r>
+        <w:rPr>
+          <w:rFonts w:ascii="Barlow" w:eastAsia="Times New Roman" w:hAnsi="Barlow" w:cs="Times New Roman"/>
+          <w:i/>
+          <w:iCs/>
+          <w:color w:val="000000"/>
+          <w:sz w:val="21"/>
+          <w:szCs w:val="21"/>
+          <w:lang w:val="en-US"/>
+        </w:rPr>
+        <w:t>–09/25</w:t>
       </w:r>
     </w:p>
     <w:p>
@@ -2965,7 +3142,7 @@
           <w:szCs w:val="21"/>
           <w:lang w:val="en-US"/>
         </w:rPr>
-        <w:t xml:space="preserve">University of Washington CELE | Seattle, WA               </w:t>
+        <w:t>University of Washington CELE | Seattle, WA</w:t>
       </w:r>
       <w:r>
         <w:rPr>
@@ -2976,7 +3153,17 @@
           <w:lang w:val="en-US"/>
         </w:rPr>
         <w:tab/>
-        <w:t xml:space="preserve">            </w:t>
+      </w:r>
+      <w:r>
+        <w:rPr>
+          <w:rFonts w:ascii="Barlow" w:eastAsia="Times New Roman" w:hAnsi="Barlow" w:cs="Times New Roman"/>
+          <w:color w:val="000000"/>
+          <w:sz w:val="21"/>
+          <w:szCs w:val="21"/>
+          <w:lang w:val="en-US"/>
+        </w:rPr>
+        <w:tab/>
+        <w:t xml:space="preserve">      </w:t>
       </w:r>
       <w:r>
         <w:rPr>
@@ -2988,7 +3175,7 @@
           <w:szCs w:val="21"/>
           <w:lang w:val="en-US"/>
         </w:rPr>
-        <w:t>01/2025 - 05/2025</w:t>
+        <w:t>01/25 - 05/25</w:t>
       </w:r>
     </w:p>
     <w:p>
@@ -3107,17 +3294,88 @@
           <w:szCs w:val="21"/>
           <w:lang w:val="en-US"/>
         </w:rPr>
-        <w:t xml:space="preserve">Mentor- </w:t>
-      </w:r>
-      <w:r>
-        <w:rPr>
-          <w:rFonts w:ascii="Barlow" w:eastAsia="Times New Roman" w:hAnsi="Barlow" w:cs="Times New Roman"/>
-          <w:color w:val="000000"/>
-          <w:sz w:val="21"/>
-          <w:szCs w:val="21"/>
-          <w:lang w:val="en-US"/>
-        </w:rPr>
-        <w:t xml:space="preserve">Changemakers in Computing @ University of Washington-Seattle | Seattle, WA                               </w:t>
+        <w:t xml:space="preserve">Coding Instructor- </w:t>
+      </w:r>
+      <w:r>
+        <w:rPr>
+          <w:rFonts w:ascii="Barlow" w:eastAsia="Times New Roman" w:hAnsi="Barlow" w:cs="Times New Roman"/>
+          <w:color w:val="000000"/>
+          <w:sz w:val="21"/>
+          <w:szCs w:val="21"/>
+          <w:lang w:val="en-US"/>
+        </w:rPr>
+        <w:t>Coding with Kids | Redmond, WA</w:t>
+      </w:r>
+      <w:r>
+        <w:rPr>
+          <w:rFonts w:ascii="Barlow" w:eastAsia="Times New Roman" w:hAnsi="Barlow" w:cs="Times New Roman"/>
+          <w:color w:val="000000"/>
+          <w:sz w:val="21"/>
+          <w:szCs w:val="21"/>
+          <w:lang w:val="en-US"/>
+        </w:rPr>
+        <w:tab/>
+      </w:r>
+      <w:r>
+        <w:rPr>
+          <w:rFonts w:ascii="Barlow" w:eastAsia="Times New Roman" w:hAnsi="Barlow" w:cs="Times New Roman"/>
+          <w:color w:val="000000"/>
+          <w:sz w:val="21"/>
+          <w:szCs w:val="21"/>
+          <w:lang w:val="en-US"/>
+        </w:rPr>
+        <w:tab/>
+      </w:r>
+      <w:r>
+        <w:rPr>
+          <w:rFonts w:ascii="Barlow" w:eastAsia="Times New Roman" w:hAnsi="Barlow" w:cs="Times New Roman"/>
+          <w:color w:val="000000"/>
+          <w:sz w:val="21"/>
+          <w:szCs w:val="21"/>
+          <w:lang w:val="en-US"/>
+        </w:rPr>
+        <w:tab/>
+      </w:r>
+      <w:r>
+        <w:rPr>
+          <w:rFonts w:ascii="Barlow" w:eastAsia="Times New Roman" w:hAnsi="Barlow" w:cs="Times New Roman"/>
+          <w:color w:val="000000"/>
+          <w:sz w:val="21"/>
+          <w:szCs w:val="21"/>
+          <w:lang w:val="en-US"/>
+        </w:rPr>
+        <w:tab/>
+      </w:r>
+      <w:r>
+        <w:rPr>
+          <w:rFonts w:ascii="Barlow" w:eastAsia="Times New Roman" w:hAnsi="Barlow" w:cs="Times New Roman"/>
+          <w:color w:val="000000"/>
+          <w:sz w:val="21"/>
+          <w:szCs w:val="21"/>
+          <w:lang w:val="en-US"/>
+        </w:rPr>
+        <w:tab/>
+      </w:r>
+      <w:r>
+        <w:rPr>
+          <w:rFonts w:ascii="Barlow" w:eastAsia="Times New Roman" w:hAnsi="Barlow" w:cs="Times New Roman"/>
+          <w:color w:val="000000"/>
+          <w:sz w:val="21"/>
+          <w:szCs w:val="21"/>
+          <w:lang w:val="en-US"/>
+        </w:rPr>
+        <w:tab/>
+      </w:r>
+      <w:r>
+        <w:rPr>
+          <w:rFonts w:ascii="Barlow" w:eastAsia="Times New Roman" w:hAnsi="Barlow" w:cs="Times New Roman"/>
+          <w:color w:val="000000"/>
+          <w:sz w:val="21"/>
+          <w:szCs w:val="21"/>
+          <w:lang w:val="en-US"/>
+        </w:rPr>
+        <w:tab/>
+        <w:t xml:space="preserve">     </w:t>
       </w:r>
       <w:r>
         <w:rPr>
@@ -3129,192 +3387,7 @@
           <w:szCs w:val="21"/>
           <w:lang w:val="en-US"/>
         </w:rPr>
-        <w:t>01/2024 - 08/2024</w:t>
-      </w:r>
-    </w:p>
-    <w:p>
-      <w:pPr>
-        <w:numPr>
-          <w:ilvl w:val="0"/>
-          <w:numId w:val="13"/>
-        </w:numPr>
-        <w:spacing w:line="259" w:lineRule="auto"/>
-        <w:ind w:left="540"/>
-        <w:textAlignment w:val="baseline"/>
-        <w:rPr>
-          <w:rFonts w:ascii="Barlow" w:eastAsia="Times New Roman" w:hAnsi="Barlow" w:cs="Times New Roman"/>
-          <w:color w:val="000000"/>
-          <w:sz w:val="21"/>
-          <w:szCs w:val="21"/>
-          <w:lang w:val="en-US"/>
-        </w:rPr>
-      </w:pPr>
-      <w:r>
-        <w:rPr>
-          <w:rFonts w:ascii="Barlow" w:eastAsia="Times New Roman" w:hAnsi="Barlow" w:cs="Times New Roman"/>
-          <w:color w:val="000000"/>
-          <w:sz w:val="21"/>
-          <w:szCs w:val="21"/>
-          <w:lang w:val="en-US"/>
-        </w:rPr>
-        <w:t xml:space="preserve">Collaborated with coworkers to develop and teach </w:t>
-      </w:r>
-      <w:r>
-        <w:rPr>
-          <w:rFonts w:ascii="Barlow" w:eastAsia="Times New Roman" w:hAnsi="Barlow" w:cs="Times New Roman"/>
-          <w:color w:val="000000"/>
-          <w:sz w:val="21"/>
-          <w:szCs w:val="21"/>
-          <w:lang w:val="en-US"/>
-        </w:rPr>
-        <w:t xml:space="preserve">a 4-week </w:t>
-      </w:r>
-      <w:r>
-        <w:rPr>
-          <w:rFonts w:ascii="Barlow" w:eastAsia="Times New Roman" w:hAnsi="Barlow" w:cs="Times New Roman"/>
-          <w:color w:val="000000"/>
-          <w:sz w:val="21"/>
-          <w:szCs w:val="21"/>
-          <w:lang w:val="en-US"/>
-        </w:rPr>
-        <w:t>curriculum about web development (HTML, CSS and Java</w:t>
-      </w:r>
-      <w:r>
-        <w:rPr>
-          <w:rFonts w:ascii="Barlow" w:eastAsia="Times New Roman" w:hAnsi="Barlow" w:cs="Times New Roman"/>
-          <w:color w:val="000000"/>
-          <w:sz w:val="21"/>
-          <w:szCs w:val="21"/>
-          <w:lang w:val="en-US"/>
-        </w:rPr>
-        <w:t>S</w:t>
-      </w:r>
-      <w:r>
-        <w:rPr>
-          <w:rFonts w:ascii="Barlow" w:eastAsia="Times New Roman" w:hAnsi="Barlow" w:cs="Times New Roman"/>
-          <w:color w:val="000000"/>
-          <w:sz w:val="21"/>
-          <w:szCs w:val="21"/>
-          <w:lang w:val="en-US"/>
-        </w:rPr>
-        <w:t>cript) and tech ethics to a group of ~40 high school students</w:t>
-      </w:r>
-      <w:r>
-        <w:rPr>
-          <w:rFonts w:ascii="Barlow" w:eastAsia="Times New Roman" w:hAnsi="Barlow" w:cs="Times New Roman"/>
-          <w:color w:val="000000"/>
-          <w:sz w:val="21"/>
-          <w:szCs w:val="21"/>
-          <w:lang w:val="en-US"/>
-        </w:rPr>
-        <w:t xml:space="preserve"> from underrepresented backgrounds</w:t>
-      </w:r>
-    </w:p>
-    <w:p>
-      <w:pPr>
-        <w:spacing w:line="259" w:lineRule="auto"/>
-        <w:rPr>
-          <w:rFonts w:ascii="Times New Roman" w:eastAsia="Times New Roman" w:hAnsi="Times New Roman" w:cs="Times New Roman"/>
-          <w:sz w:val="24"/>
-          <w:szCs w:val="24"/>
-          <w:lang w:val="en-US"/>
-        </w:rPr>
-      </w:pPr>
-      <w:r>
-        <w:rPr>
-          <w:rFonts w:ascii="Barlow" w:eastAsia="Times New Roman" w:hAnsi="Barlow" w:cs="Times New Roman"/>
-          <w:b/>
-          <w:bCs/>
-          <w:color w:val="000000"/>
-          <w:sz w:val="21"/>
-          <w:szCs w:val="21"/>
-          <w:lang w:val="en-US"/>
-        </w:rPr>
-        <w:t xml:space="preserve">Coding Instructor- </w:t>
-      </w:r>
-      <w:r>
-        <w:rPr>
-          <w:rFonts w:ascii="Barlow" w:eastAsia="Times New Roman" w:hAnsi="Barlow" w:cs="Times New Roman"/>
-          <w:color w:val="000000"/>
-          <w:sz w:val="21"/>
-          <w:szCs w:val="21"/>
-          <w:lang w:val="en-US"/>
-        </w:rPr>
-        <w:t>Coding with Kids | Redmond, WA</w:t>
-      </w:r>
-      <w:r>
-        <w:rPr>
-          <w:rFonts w:ascii="Barlow" w:eastAsia="Times New Roman" w:hAnsi="Barlow" w:cs="Times New Roman"/>
-          <w:color w:val="000000"/>
-          <w:sz w:val="21"/>
-          <w:szCs w:val="21"/>
-          <w:lang w:val="en-US"/>
-        </w:rPr>
-        <w:tab/>
-      </w:r>
-      <w:r>
-        <w:rPr>
-          <w:rFonts w:ascii="Barlow" w:eastAsia="Times New Roman" w:hAnsi="Barlow" w:cs="Times New Roman"/>
-          <w:color w:val="000000"/>
-          <w:sz w:val="21"/>
-          <w:szCs w:val="21"/>
-          <w:lang w:val="en-US"/>
-        </w:rPr>
-        <w:tab/>
-      </w:r>
-      <w:r>
-        <w:rPr>
-          <w:rFonts w:ascii="Barlow" w:eastAsia="Times New Roman" w:hAnsi="Barlow" w:cs="Times New Roman"/>
-          <w:color w:val="000000"/>
-          <w:sz w:val="21"/>
-          <w:szCs w:val="21"/>
-          <w:lang w:val="en-US"/>
-        </w:rPr>
-        <w:tab/>
-      </w:r>
-      <w:r>
-        <w:rPr>
-          <w:rFonts w:ascii="Barlow" w:eastAsia="Times New Roman" w:hAnsi="Barlow" w:cs="Times New Roman"/>
-          <w:color w:val="000000"/>
-          <w:sz w:val="21"/>
-          <w:szCs w:val="21"/>
-          <w:lang w:val="en-US"/>
-        </w:rPr>
-        <w:tab/>
-        <w:t xml:space="preserve">       </w:t>
-      </w:r>
-      <w:r>
-        <w:rPr>
-          <w:rFonts w:ascii="Barlow" w:eastAsia="Times New Roman" w:hAnsi="Barlow" w:cs="Times New Roman"/>
-          <w:color w:val="000000"/>
-          <w:sz w:val="21"/>
-          <w:szCs w:val="21"/>
-          <w:lang w:val="en-US"/>
-        </w:rPr>
-        <w:tab/>
-      </w:r>
-      <w:r>
-        <w:rPr>
-          <w:rFonts w:ascii="Barlow" w:eastAsia="Times New Roman" w:hAnsi="Barlow" w:cs="Times New Roman"/>
-          <w:color w:val="000000"/>
-          <w:sz w:val="21"/>
-          <w:szCs w:val="21"/>
-          <w:lang w:val="en-US"/>
-        </w:rPr>
-        <w:tab/>
-        <w:t xml:space="preserve">           </w:t>
-      </w:r>
-      <w:r>
-        <w:rPr>
-          <w:rFonts w:ascii="Barlow" w:eastAsia="Times New Roman" w:hAnsi="Barlow" w:cs="Times New Roman"/>
-          <w:i/>
-          <w:iCs/>
-          <w:color w:val="000000"/>
-          <w:sz w:val="21"/>
-          <w:szCs w:val="21"/>
-          <w:lang w:val="en-US"/>
-        </w:rPr>
-        <w:t>06/2023 - 08/2024</w:t>
+        <w:t>06/23 - 08/24</w:t>
       </w:r>
     </w:p>
     <w:p>
@@ -3403,29 +3476,7 @@
           <w:szCs w:val="21"/>
           <w:lang w:val="en-US"/>
         </w:rPr>
-        <w:t xml:space="preserve">- Apple &amp; Kode with </w:t>
-      </w:r>
-      <w:proofErr w:type="spellStart"/>
-      <w:r>
-        <w:rPr>
-          <w:rFonts w:ascii="Barlow" w:eastAsia="Times New Roman" w:hAnsi="Barlow" w:cs="Times New Roman"/>
-          <w:color w:val="000000"/>
-          <w:sz w:val="21"/>
-          <w:szCs w:val="21"/>
-          <w:lang w:val="en-US"/>
-        </w:rPr>
-        <w:t>Klossy</w:t>
-      </w:r>
-      <w:proofErr w:type="spellEnd"/>
-      <w:r>
-        <w:rPr>
-          <w:rFonts w:ascii="Barlow" w:eastAsia="Times New Roman" w:hAnsi="Barlow" w:cs="Times New Roman"/>
-          <w:color w:val="000000"/>
-          <w:sz w:val="21"/>
-          <w:szCs w:val="21"/>
-          <w:lang w:val="en-US"/>
-        </w:rPr>
-        <w:t xml:space="preserve"> | New York, NY</w:t>
+        <w:t>- Apple &amp; Kode with Klossy | New York, NY</w:t>
       </w:r>
       <w:r>
         <w:rPr>
@@ -3476,7 +3527,27 @@
           <w:lang w:val="en-US"/>
         </w:rPr>
         <w:tab/>
-        <w:t xml:space="preserve">               </w:t>
+      </w:r>
+      <w:r>
+        <w:rPr>
+          <w:rFonts w:ascii="Barlow" w:eastAsia="Times New Roman" w:hAnsi="Barlow" w:cs="Times New Roman"/>
+          <w:color w:val="000000"/>
+          <w:sz w:val="21"/>
+          <w:szCs w:val="21"/>
+          <w:lang w:val="en-US"/>
+        </w:rPr>
+        <w:tab/>
+      </w:r>
+      <w:r>
+        <w:rPr>
+          <w:rFonts w:ascii="Barlow" w:eastAsia="Times New Roman" w:hAnsi="Barlow" w:cs="Times New Roman"/>
+          <w:color w:val="000000"/>
+          <w:sz w:val="21"/>
+          <w:szCs w:val="21"/>
+          <w:lang w:val="en-US"/>
+        </w:rPr>
+        <w:tab/>
+        <w:t xml:space="preserve">    </w:t>
       </w:r>
       <w:r>
         <w:rPr>
@@ -3488,8 +3559,7 @@
           <w:szCs w:val="21"/>
           <w:lang w:val="en-US"/>
         </w:rPr>
-        <w:tab/>
-        <w:t xml:space="preserve">           06/2022 - 08/2022</w:t>
+        <w:t>06/22 - 08/22</w:t>
       </w:r>
     </w:p>
     <w:p>
@@ -3586,16 +3656,6 @@
           <w:lang w:val="en-US"/>
         </w:rPr>
         <w:t xml:space="preserve"> engineers</w:t>
-      </w:r>
-      <w:r>
-        <w:rPr>
-          <w:rFonts w:ascii="Barlow" w:eastAsia="Times New Roman" w:hAnsi="Barlow" w:cs="Times New Roman"/>
-          <w:color w:val="000000"/>
-          <w:sz w:val="21"/>
-          <w:szCs w:val="21"/>
-          <w:lang w:val="en-US"/>
-        </w:rPr>
-        <w:t xml:space="preserve"> </w:t>
       </w:r>
     </w:p>
     <w:sectPr>
@@ -6193,7 +6253,6 @@
   <w:style w:type="character" w:default="1" w:styleId="DefaultParagraphFont">
     <w:name w:val="Default Paragraph Font"/>
     <w:uiPriority w:val="1"/>
-    <w:semiHidden/>
     <w:unhideWhenUsed/>
   </w:style>
   <w:style w:type="table" w:default="1" w:styleId="TableNormal">

--- a/public/resume/Monserate Resume.docx
+++ b/public/resume/Monserate Resume.docx
@@ -1,6 +1,6 @@
 
 <file path=word/document.xml><?xml version="1.0" encoding="utf-8"?>
-<w:document xmlns:wpc="http://schemas.microsoft.com/office/word/2010/wordprocessingCanvas" xmlns:cx="http://schemas.microsoft.com/office/drawing/2014/chartex" xmlns:cx1="http://schemas.microsoft.com/office/drawing/2015/9/8/chartex" xmlns:cx2="http://schemas.microsoft.com/office/drawing/2015/10/21/chartex" xmlns:cx3="http://schemas.microsoft.com/office/drawing/2016/5/9/chartex" xmlns:cx4="http://schemas.microsoft.com/office/drawing/2016/5/10/chartex" xmlns:cx5="http://schemas.microsoft.com/office/drawing/2016/5/11/chartex" xmlns:cx6="http://schemas.microsoft.com/office/drawing/2016/5/12/chartex" xmlns:cx7="http://schemas.microsoft.com/office/drawing/2016/5/13/chartex" xmlns:cx8="http://schemas.microsoft.com/office/drawing/2016/5/14/chartex" xmlns:mc="http://schemas.openxmlformats.org/markup-compatibility/2006" xmlns:aink="http://schemas.microsoft.com/office/drawing/2016/ink" xmlns:am3d="http://schemas.microsoft.com/office/drawing/2017/model3d" xmlns:o="urn:schemas-microsoft-com:office:office" xmlns:oel="http://schemas.microsoft.com/office/2019/extlst" xmlns:r="http://schemas.openxmlformats.org/officeDocument/2006/relationships" xmlns:m="http://schemas.openxmlformats.org/officeDocument/2006/math" xmlns:v="urn:schemas-microsoft-com:vml" xmlns:wp14="http://schemas.microsoft.com/office/word/2010/wordprocessingDrawing" xmlns:wp="http://schemas.openxmlformats.org/drawingml/2006/wordprocessingDrawing" xmlns:w10="urn:schemas-microsoft-com:office:word" xmlns:w="http://schemas.openxmlformats.org/wordprocessingml/2006/main" xmlns:w14="http://schemas.microsoft.com/office/word/2010/wordml" xmlns:w15="http://schemas.microsoft.com/office/word/2012/wordml" xmlns:w16cex="http://schemas.microsoft.com/office/word/2018/wordml/cex" xmlns:w16cid="http://schemas.microsoft.com/office/word/2016/wordml/cid" xmlns:w16="http://schemas.microsoft.com/office/word/2018/wordml" xmlns:w16du="http://schemas.microsoft.com/office/word/2023/wordml/word16du" xmlns:w16sdtdh="http://schemas.microsoft.com/office/word/2020/wordml/sdtdatahash" xmlns:w16sdtfl="http://schemas.microsoft.com/office/word/2024/wordml/sdtformatlock" xmlns:w16se="http://schemas.microsoft.com/office/word/2015/wordml/symex" xmlns:wpg="http://schemas.microsoft.com/office/word/2010/wordprocessingGroup" xmlns:wpi="http://schemas.microsoft.com/office/word/2010/wordprocessingInk" xmlns:wne="http://schemas.microsoft.com/office/word/2006/wordml" xmlns:wps="http://schemas.microsoft.com/office/word/2010/wordprocessingShape" mc:Ignorable="w14 w15 w16se w16cid w16 w16cex w16sdtdh w16sdtfl w16du wp14">
+<w:document xmlns:wpc="http://schemas.microsoft.com/office/word/2010/wordprocessingCanvas" xmlns:cx="http://schemas.microsoft.com/office/drawing/2014/chartex" xmlns:cx1="http://schemas.microsoft.com/office/drawing/2015/9/8/chartex" xmlns:cx2="http://schemas.microsoft.com/office/drawing/2015/10/21/chartex" xmlns:cx3="http://schemas.microsoft.com/office/drawing/2016/5/9/chartex" xmlns:cx4="http://schemas.microsoft.com/office/drawing/2016/5/10/chartex" xmlns:cx5="http://schemas.microsoft.com/office/drawing/2016/5/11/chartex" xmlns:cx6="http://schemas.microsoft.com/office/drawing/2016/5/12/chartex" xmlns:cx7="http://schemas.microsoft.com/office/drawing/2016/5/13/chartex" xmlns:cx8="http://schemas.microsoft.com/office/drawing/2016/5/14/chartex" xmlns:mc="http://schemas.openxmlformats.org/markup-compatibility/2006" xmlns:aink="http://schemas.microsoft.com/office/drawing/2016/ink" xmlns:am3d="http://schemas.microsoft.com/office/drawing/2017/model3d" xmlns:o="urn:schemas-microsoft-com:office:office" xmlns:oel="http://schemas.microsoft.com/office/2019/extlst" xmlns:r="http://schemas.openxmlformats.org/officeDocument/2006/relationships" xmlns:m="http://schemas.openxmlformats.org/officeDocument/2006/math" xmlns:v="urn:schemas-microsoft-com:vml" xmlns:wp14="http://schemas.microsoft.com/office/word/2010/wordprocessingDrawing" xmlns:wp="http://schemas.openxmlformats.org/drawingml/2006/wordprocessingDrawing" xmlns:w10="urn:schemas-microsoft-com:office:word" xmlns:w="http://schemas.openxmlformats.org/wordprocessingml/2006/main" xmlns:w14="http://schemas.microsoft.com/office/word/2010/wordml" xmlns:w15="http://schemas.microsoft.com/office/word/2012/wordml" xmlns:w16cex="http://schemas.microsoft.com/office/word/2018/wordml/cex" xmlns:w16cid="http://schemas.microsoft.com/office/word/2016/wordml/cid" xmlns:w16="http://schemas.microsoft.com/office/word/2018/wordml" xmlns:w16sdtdh="http://schemas.microsoft.com/office/word/2020/wordml/sdtdatahash" xmlns:w16se="http://schemas.microsoft.com/office/word/2015/wordml/symex" xmlns:wpg="http://schemas.microsoft.com/office/word/2010/wordprocessingGroup" xmlns:wpi="http://schemas.microsoft.com/office/word/2010/wordprocessingInk" xmlns:wne="http://schemas.microsoft.com/office/word/2006/wordml" xmlns:wps="http://schemas.microsoft.com/office/word/2010/wordprocessingShape" mc:Ignorable="w14 w15 w16se w16cid w16 w16cex w16sdtdh wp14">
   <w:body>
     <w:p>
       <w:pPr>
@@ -22,8 +22,22 @@
           <w:szCs w:val="38"/>
           <w:lang w:val="en-US"/>
         </w:rPr>
-        <w:t>Violet Monserate</w:t>
-      </w:r>
+        <w:t xml:space="preserve">Violet </w:t>
+      </w:r>
+      <w:proofErr w:type="spellStart"/>
+      <w:r>
+        <w:rPr>
+          <w:rFonts w:ascii="Barlow" w:eastAsia="Times New Roman" w:hAnsi="Barlow" w:cs="Times New Roman"/>
+          <w:b/>
+          <w:bCs/>
+          <w:color w:val="674EA7"/>
+          <w:sz w:val="38"/>
+          <w:szCs w:val="38"/>
+          <w:lang w:val="en-US"/>
+        </w:rPr>
+        <w:t>Monserate</w:t>
+      </w:r>
+      <w:proofErr w:type="spellEnd"/>
     </w:p>
     <w:p>
       <w:pPr>
@@ -44,7 +58,29 @@
           <w:szCs w:val="21"/>
           <w:lang w:val="en-US"/>
         </w:rPr>
-        <w:t xml:space="preserve">Seattle, WA | violetmonserate@gmail.com |  (425) 970-5779 |  </w:t>
+        <w:t xml:space="preserve">Seattle, WA | violetmonserate@gmail.com </w:t>
+      </w:r>
+      <w:proofErr w:type="gramStart"/>
+      <w:r>
+        <w:rPr>
+          <w:rFonts w:ascii="Barlow" w:eastAsia="Times New Roman" w:hAnsi="Barlow" w:cs="Times New Roman"/>
+          <w:color w:val="000000"/>
+          <w:sz w:val="21"/>
+          <w:szCs w:val="21"/>
+          <w:lang w:val="en-US"/>
+        </w:rPr>
+        <w:t>|  (</w:t>
+      </w:r>
+      <w:proofErr w:type="gramEnd"/>
+      <w:r>
+        <w:rPr>
+          <w:rFonts w:ascii="Barlow" w:eastAsia="Times New Roman" w:hAnsi="Barlow" w:cs="Times New Roman"/>
+          <w:color w:val="000000"/>
+          <w:sz w:val="21"/>
+          <w:szCs w:val="21"/>
+          <w:lang w:val="en-US"/>
+        </w:rPr>
+        <w:t xml:space="preserve">425) 970-5779 |  </w:t>
       </w:r>
       <w:hyperlink r:id="rId5" w:history="1">
         <w:r>
@@ -89,7 +125,7 @@
           <w:lang w:val="en-US"/>
         </w:rPr>
         <w:pict w14:anchorId="385AA864">
-          <v:rect id="_x0000_i1028" style="width:468pt;height:.75pt" o:hralign="center" o:hrstd="t" o:hr="t" fillcolor="#a0a0a0" stroked="f"/>
+          <v:rect id="_x0000_i1025" style="width:468pt;height:.75pt" o:hralign="center" o:hrstd="t" o:hr="t" fillcolor="#a0a0a0" stroked="f"/>
         </w:pict>
       </w:r>
     </w:p>
@@ -206,7 +242,27 @@
           <w:szCs w:val="21"/>
           <w:lang w:val="en-US"/>
         </w:rPr>
-        <w:t xml:space="preserve"> (Arduino, ESP-IDF)</w:t>
+        <w:t xml:space="preserve"> (Arduino, ESP-IDF</w:t>
+      </w:r>
+      <w:r>
+        <w:rPr>
+          <w:rFonts w:ascii="Barlow" w:eastAsia="Times New Roman" w:hAnsi="Barlow" w:cs="Times New Roman"/>
+          <w:color w:val="000000"/>
+          <w:sz w:val="21"/>
+          <w:szCs w:val="21"/>
+          <w:lang w:val="en-US"/>
+        </w:rPr>
+        <w:t>, STM32</w:t>
+      </w:r>
+      <w:r>
+        <w:rPr>
+          <w:rFonts w:ascii="Barlow" w:eastAsia="Times New Roman" w:hAnsi="Barlow" w:cs="Times New Roman"/>
+          <w:color w:val="000000"/>
+          <w:sz w:val="21"/>
+          <w:szCs w:val="21"/>
+          <w:lang w:val="en-US"/>
+        </w:rPr>
+        <w:t>)</w:t>
       </w:r>
       <w:r>
         <w:rPr>
@@ -406,7 +462,27 @@
           <w:szCs w:val="21"/>
           <w:lang w:val="en-US"/>
         </w:rPr>
-        <w:t>, Vue.js, Next.js, Vite)</w:t>
+        <w:t xml:space="preserve">, </w:t>
+      </w:r>
+      <w:r>
+        <w:rPr>
+          <w:rFonts w:ascii="Barlow" w:eastAsia="Times New Roman" w:hAnsi="Barlow" w:cs="Times New Roman"/>
+          <w:color w:val="000000"/>
+          <w:sz w:val="21"/>
+          <w:szCs w:val="21"/>
+          <w:lang w:val="en-US"/>
+        </w:rPr>
+        <w:t>Astro</w:t>
+      </w:r>
+      <w:r>
+        <w:rPr>
+          <w:rFonts w:ascii="Barlow" w:eastAsia="Times New Roman" w:hAnsi="Barlow" w:cs="Times New Roman"/>
+          <w:color w:val="000000"/>
+          <w:sz w:val="21"/>
+          <w:szCs w:val="21"/>
+          <w:lang w:val="en-US"/>
+        </w:rPr>
+        <w:t>)</w:t>
       </w:r>
       <w:r>
         <w:rPr>
@@ -588,7 +664,7 @@
           <w:szCs w:val="21"/>
           <w:lang w:val="en-US"/>
         </w:rPr>
-        <w:t>6</w:t>
+        <w:t>7</w:t>
       </w:r>
       <w:r>
         <w:rPr>
@@ -794,17 +870,7 @@
           <w:szCs w:val="21"/>
           <w:lang w:val="en-US"/>
         </w:rPr>
-        <w:t>,</w:t>
-      </w:r>
-      <w:r>
-        <w:rPr>
-          <w:rFonts w:ascii="Barlow" w:eastAsia="Times New Roman" w:hAnsi="Barlow" w:cs="Times New Roman"/>
-          <w:color w:val="000000"/>
-          <w:sz w:val="21"/>
-          <w:szCs w:val="21"/>
-          <w:lang w:val="en-US"/>
-        </w:rPr>
-        <w:t xml:space="preserve"> </w:t>
+        <w:t xml:space="preserve">, </w:t>
       </w:r>
       <w:r>
         <w:rPr>
@@ -1097,6 +1163,7 @@
         </w:rPr>
         <w:t xml:space="preserve">thics, </w:t>
       </w:r>
+      <w:proofErr w:type="spellStart"/>
       <w:r>
         <w:rPr>
           <w:rFonts w:ascii="Barlow" w:eastAsia="Times New Roman" w:hAnsi="Barlow" w:cs="Times New Roman"/>
@@ -1117,25 +1184,16 @@
         </w:rPr>
         <w:t>euroethics</w:t>
       </w:r>
-      <w:r>
-        <w:rPr>
-          <w:rFonts w:ascii="Barlow" w:eastAsia="Times New Roman" w:hAnsi="Barlow" w:cs="Times New Roman"/>
-          <w:color w:val="000000"/>
-          <w:sz w:val="21"/>
-          <w:szCs w:val="21"/>
-          <w:lang w:val="en-US"/>
-        </w:rPr>
-        <w:t xml:space="preserve">, </w:t>
-      </w:r>
-      <w:r>
-        <w:rPr>
-          <w:rFonts w:ascii="Barlow" w:eastAsia="Times New Roman" w:hAnsi="Barlow" w:cs="Times New Roman"/>
-          <w:color w:val="000000"/>
-          <w:sz w:val="21"/>
-          <w:szCs w:val="21"/>
-          <w:lang w:val="en-US"/>
-        </w:rPr>
-        <w:t>Philosophy of Science, P</w:t>
+      <w:proofErr w:type="spellEnd"/>
+      <w:r>
+        <w:rPr>
+          <w:rFonts w:ascii="Barlow" w:eastAsia="Times New Roman" w:hAnsi="Barlow" w:cs="Times New Roman"/>
+          <w:color w:val="000000"/>
+          <w:sz w:val="21"/>
+          <w:szCs w:val="21"/>
+          <w:lang w:val="en-US"/>
+        </w:rPr>
+        <w:t>, Philosophy of Science, P</w:t>
       </w:r>
       <w:r>
         <w:rPr>
@@ -1178,6 +1236,7 @@
           <w:lang w:val="en-US"/>
         </w:rPr>
       </w:pPr>
+      <w:proofErr w:type="spellStart"/>
       <w:r>
         <w:rPr>
           <w:rFonts w:ascii="Barlow" w:eastAsia="Times New Roman" w:hAnsi="Barlow" w:cs="Times New Roman"/>
@@ -1188,7 +1247,20 @@
           <w:szCs w:val="21"/>
           <w:lang w:val="en-US"/>
         </w:rPr>
-        <w:t>Raisbeck Aviation High School</w:t>
+        <w:t>Raisbeck</w:t>
+      </w:r>
+      <w:proofErr w:type="spellEnd"/>
+      <w:r>
+        <w:rPr>
+          <w:rFonts w:ascii="Barlow" w:eastAsia="Times New Roman" w:hAnsi="Barlow" w:cs="Times New Roman"/>
+          <w:b/>
+          <w:bCs/>
+          <w:color w:val="000000"/>
+          <w:sz w:val="21"/>
+          <w:szCs w:val="21"/>
+          <w:lang w:val="en-US"/>
+        </w:rPr>
+        <w:t xml:space="preserve"> Aviation High School</w:t>
       </w:r>
       <w:r>
         <w:rPr>
@@ -1341,19 +1413,7 @@
           <w:szCs w:val="21"/>
           <w:lang w:val="en-US"/>
         </w:rPr>
-        <w:t>CAN/TWAI Controller</w:t>
-      </w:r>
-      <w:r>
-        <w:rPr>
-          <w:rFonts w:ascii="Barlow" w:eastAsia="Times New Roman" w:hAnsi="Barlow" w:cs="Times New Roman"/>
-          <w:b/>
-          <w:bCs/>
-          <w:color w:val="000000"/>
-          <w:sz w:val="21"/>
-          <w:szCs w:val="21"/>
-          <w:lang w:val="en-US"/>
-        </w:rPr>
-        <w:t>, Display Driver</w:t>
+        <w:t>Assorted Firmware for Custom Circuits</w:t>
       </w:r>
       <w:r>
         <w:rPr>
@@ -1383,7 +1443,27 @@
           <w:szCs w:val="21"/>
           <w:lang w:val="en-US"/>
         </w:rPr>
-        <w:t>, Arduino, ESP-IDF, GIT | UW Superbike</w:t>
+        <w:t xml:space="preserve">, Arduino, </w:t>
+      </w:r>
+      <w:r>
+        <w:rPr>
+          <w:rFonts w:ascii="Barlow" w:eastAsia="Times New Roman" w:hAnsi="Barlow" w:cs="Times New Roman"/>
+          <w:color w:val="000000"/>
+          <w:sz w:val="21"/>
+          <w:szCs w:val="21"/>
+          <w:lang w:val="en-US"/>
+        </w:rPr>
+        <w:t xml:space="preserve">STM32, </w:t>
+      </w:r>
+      <w:r>
+        <w:rPr>
+          <w:rFonts w:ascii="Barlow" w:eastAsia="Times New Roman" w:hAnsi="Barlow" w:cs="Times New Roman"/>
+          <w:color w:val="000000"/>
+          <w:sz w:val="21"/>
+          <w:szCs w:val="21"/>
+          <w:lang w:val="en-US"/>
+        </w:rPr>
+        <w:t>ESP-IDF, GIT | UW Superbike</w:t>
       </w:r>
       <w:r>
         <w:rPr>
@@ -1395,16 +1475,7 @@
         </w:rPr>
         <w:tab/>
       </w:r>
-      <w:r>
-        <w:rPr>
-          <w:rFonts w:ascii="Barlow" w:eastAsia="Times New Roman" w:hAnsi="Barlow" w:cs="Times New Roman"/>
-          <w:color w:val="000000"/>
-          <w:sz w:val="21"/>
-          <w:szCs w:val="21"/>
-          <w:lang w:val="en-US"/>
-        </w:rPr>
-        <w:tab/>
-      </w:r>
+      <w:proofErr w:type="gramStart"/>
       <w:r>
         <w:rPr>
           <w:rFonts w:ascii="Barlow" w:eastAsia="Times New Roman" w:hAnsi="Barlow" w:cs="Times New Roman"/>
@@ -1426,7 +1497,20 @@
           <w:szCs w:val="21"/>
           <w:lang w:val="en-US"/>
         </w:rPr>
-        <w:t>09/25 - current</w:t>
+        <w:t>09</w:t>
+      </w:r>
+      <w:proofErr w:type="gramEnd"/>
+      <w:r>
+        <w:rPr>
+          <w:rFonts w:ascii="Barlow" w:eastAsia="Times New Roman" w:hAnsi="Barlow" w:cs="Times New Roman"/>
+          <w:i/>
+          <w:iCs/>
+          <w:color w:val="000000"/>
+          <w:sz w:val="21"/>
+          <w:szCs w:val="21"/>
+          <w:lang w:val="en-US"/>
+        </w:rPr>
+        <w:t>/25 - current</w:t>
       </w:r>
     </w:p>
     <w:p>
@@ -1474,7 +1558,47 @@
           <w:szCs w:val="21"/>
           <w:lang w:val="en-US"/>
         </w:rPr>
-        <w:t xml:space="preserve">CAN controller for ESP32 utilizing ESP-IDF while </w:t>
+        <w:t xml:space="preserve">CAN </w:t>
+      </w:r>
+      <w:r>
+        <w:rPr>
+          <w:rFonts w:ascii="Barlow" w:eastAsia="Times New Roman" w:hAnsi="Barlow" w:cs="Times New Roman"/>
+          <w:color w:val="000000"/>
+          <w:sz w:val="21"/>
+          <w:szCs w:val="21"/>
+          <w:lang w:val="en-US"/>
+        </w:rPr>
+        <w:t xml:space="preserve">main board using </w:t>
+      </w:r>
+      <w:r>
+        <w:rPr>
+          <w:rFonts w:ascii="Barlow" w:eastAsia="Times New Roman" w:hAnsi="Barlow" w:cs="Times New Roman"/>
+          <w:color w:val="000000"/>
+          <w:sz w:val="21"/>
+          <w:szCs w:val="21"/>
+          <w:lang w:val="en-US"/>
+        </w:rPr>
+        <w:t xml:space="preserve">ESP-IDF </w:t>
+      </w:r>
+      <w:r>
+        <w:rPr>
+          <w:rFonts w:ascii="Barlow" w:eastAsia="Times New Roman" w:hAnsi="Barlow" w:cs="Times New Roman"/>
+          <w:color w:val="000000"/>
+          <w:sz w:val="21"/>
+          <w:szCs w:val="21"/>
+          <w:lang w:val="en-US"/>
+        </w:rPr>
+        <w:t xml:space="preserve">for ESP32 </w:t>
+      </w:r>
+      <w:r>
+        <w:rPr>
+          <w:rFonts w:ascii="Barlow" w:eastAsia="Times New Roman" w:hAnsi="Barlow" w:cs="Times New Roman"/>
+          <w:color w:val="000000"/>
+          <w:sz w:val="21"/>
+          <w:szCs w:val="21"/>
+          <w:lang w:val="en-US"/>
+        </w:rPr>
+        <w:t xml:space="preserve">while </w:t>
       </w:r>
       <w:r>
         <w:rPr>
@@ -1522,139 +1646,7 @@
           <w:szCs w:val="21"/>
           <w:lang w:val="en-US"/>
         </w:rPr>
-        <w:t>Map out and design lightweight UI to display metrics (e.g. speed, voltage) using LGVL receiving data over CAN</w:t>
-      </w:r>
-    </w:p>
-    <w:p>
-      <w:pPr>
-        <w:spacing w:line="259" w:lineRule="auto"/>
-        <w:rPr>
-          <w:rFonts w:ascii="Times New Roman" w:eastAsia="Times New Roman" w:hAnsi="Times New Roman" w:cs="Times New Roman"/>
-          <w:sz w:val="24"/>
-          <w:szCs w:val="24"/>
-          <w:lang w:val="en-US"/>
-        </w:rPr>
-      </w:pPr>
-      <w:r>
-        <w:rPr>
-          <w:rFonts w:ascii="Barlow" w:eastAsia="Times New Roman" w:hAnsi="Barlow" w:cs="Times New Roman"/>
-          <w:b/>
-          <w:bCs/>
-          <w:color w:val="000000"/>
-          <w:sz w:val="21"/>
-          <w:szCs w:val="21"/>
-          <w:lang w:val="en-US"/>
-        </w:rPr>
-        <w:t>Rover Remote Control UI</w:t>
-      </w:r>
-      <w:r>
-        <w:rPr>
-          <w:rFonts w:ascii="Barlow" w:eastAsia="Times New Roman" w:hAnsi="Barlow" w:cs="Times New Roman"/>
-          <w:color w:val="000000"/>
-          <w:sz w:val="21"/>
-          <w:szCs w:val="21"/>
-          <w:lang w:val="en-US"/>
-        </w:rPr>
-        <w:t>- JavaScript</w:t>
-      </w:r>
-      <w:r>
-        <w:rPr>
-          <w:rFonts w:ascii="Barlow" w:eastAsia="Times New Roman" w:hAnsi="Barlow" w:cs="Times New Roman"/>
-          <w:color w:val="000000"/>
-          <w:sz w:val="21"/>
-          <w:szCs w:val="21"/>
-          <w:lang w:val="en-US"/>
-        </w:rPr>
-        <w:t>, React, Vite, Cesium, C++</w:t>
-      </w:r>
-      <w:r>
-        <w:rPr>
-          <w:rFonts w:ascii="Barlow" w:eastAsia="Times New Roman" w:hAnsi="Barlow" w:cs="Times New Roman"/>
-          <w:color w:val="000000"/>
-          <w:sz w:val="21"/>
-          <w:szCs w:val="21"/>
-          <w:lang w:val="en-US"/>
-        </w:rPr>
-        <w:t>, Git</w:t>
-      </w:r>
-      <w:r>
-        <w:rPr>
-          <w:rFonts w:ascii="Barlow" w:eastAsia="Times New Roman" w:hAnsi="Barlow" w:cs="Times New Roman"/>
-          <w:color w:val="000000"/>
-          <w:sz w:val="21"/>
-          <w:szCs w:val="21"/>
-          <w:lang w:val="en-US"/>
-        </w:rPr>
-        <w:t xml:space="preserve"> | Husky Robotics Team</w:t>
-      </w:r>
-      <w:r>
-        <w:rPr>
-          <w:rFonts w:ascii="Barlow" w:eastAsia="Times New Roman" w:hAnsi="Barlow" w:cs="Times New Roman"/>
-          <w:color w:val="000000"/>
-          <w:sz w:val="21"/>
-          <w:szCs w:val="21"/>
-          <w:lang w:val="en-US"/>
-        </w:rPr>
-        <w:tab/>
-      </w:r>
-      <w:r>
-        <w:rPr>
-          <w:rFonts w:ascii="Barlow" w:eastAsia="Times New Roman" w:hAnsi="Barlow" w:cs="Times New Roman"/>
-          <w:color w:val="000000"/>
-          <w:sz w:val="21"/>
-          <w:szCs w:val="21"/>
-          <w:lang w:val="en-US"/>
-        </w:rPr>
-        <w:tab/>
-        <w:t xml:space="preserve">      </w:t>
-      </w:r>
-      <w:r>
-        <w:rPr>
-          <w:rFonts w:ascii="Barlow" w:eastAsia="Times New Roman" w:hAnsi="Barlow" w:cs="Times New Roman"/>
-          <w:i/>
-          <w:iCs/>
-          <w:color w:val="000000"/>
-          <w:sz w:val="21"/>
-          <w:szCs w:val="21"/>
-          <w:lang w:val="en-US"/>
-        </w:rPr>
-        <w:t xml:space="preserve">10/23 </w:t>
-      </w:r>
-      <w:r>
-        <w:rPr>
-          <w:rFonts w:ascii="Barlow" w:eastAsia="Times New Roman" w:hAnsi="Barlow" w:cs="Times New Roman"/>
-          <w:i/>
-          <w:iCs/>
-          <w:color w:val="000000"/>
-          <w:sz w:val="21"/>
-          <w:szCs w:val="21"/>
-          <w:lang w:val="en-US"/>
-        </w:rPr>
-        <w:t>–</w:t>
-      </w:r>
-      <w:r>
-        <w:rPr>
-          <w:rFonts w:ascii="Barlow" w:eastAsia="Times New Roman" w:hAnsi="Barlow" w:cs="Times New Roman"/>
-          <w:i/>
-          <w:iCs/>
-          <w:color w:val="000000"/>
-          <w:sz w:val="21"/>
-          <w:szCs w:val="21"/>
-          <w:lang w:val="en-US"/>
-        </w:rPr>
-        <w:t xml:space="preserve"> </w:t>
-      </w:r>
-      <w:r>
-        <w:rPr>
-          <w:rFonts w:ascii="Barlow" w:eastAsia="Times New Roman" w:hAnsi="Barlow" w:cs="Times New Roman"/>
-          <w:i/>
-          <w:iCs/>
-          <w:color w:val="000000"/>
-          <w:sz w:val="21"/>
-          <w:szCs w:val="21"/>
-          <w:lang w:val="en-US"/>
-        </w:rPr>
-        <w:t>06/25</w:t>
+        <w:t>Generate and debug LVBMS system on STM32, communicating with ICs over I2C and other boards over CAN</w:t>
       </w:r>
     </w:p>
     <w:p>
@@ -1682,27 +1674,149 @@
           <w:szCs w:val="21"/>
           <w:lang w:val="en-US"/>
         </w:rPr>
-        <w:t>Writ</w:t>
-      </w:r>
-      <w:r>
-        <w:rPr>
-          <w:rFonts w:ascii="Barlow" w:eastAsia="Times New Roman" w:hAnsi="Barlow" w:cs="Times New Roman"/>
-          <w:color w:val="000000"/>
-          <w:sz w:val="21"/>
-          <w:szCs w:val="21"/>
-          <w:lang w:val="en-US"/>
-        </w:rPr>
-        <w:t>e</w:t>
-      </w:r>
-      <w:r>
-        <w:rPr>
-          <w:rFonts w:ascii="Barlow" w:eastAsia="Times New Roman" w:hAnsi="Barlow" w:cs="Times New Roman"/>
-          <w:color w:val="000000"/>
-          <w:sz w:val="21"/>
-          <w:szCs w:val="21"/>
-          <w:lang w:val="en-US"/>
-        </w:rPr>
-        <w:t xml:space="preserve"> React widget to track position, heading, and path of rover against a 3-D topographical map with Cesium</w:t>
+        <w:t>Map out and design lightweight UI to display metrics (e.g. speed, voltage) using LGVL receiving data over CAN</w:t>
+      </w:r>
+    </w:p>
+    <w:p>
+      <w:pPr>
+        <w:spacing w:line="259" w:lineRule="auto"/>
+        <w:rPr>
+          <w:rFonts w:ascii="Times New Roman" w:eastAsia="Times New Roman" w:hAnsi="Times New Roman" w:cs="Times New Roman"/>
+          <w:sz w:val="24"/>
+          <w:szCs w:val="24"/>
+          <w:lang w:val="en-US"/>
+        </w:rPr>
+      </w:pPr>
+      <w:r>
+        <w:rPr>
+          <w:rFonts w:ascii="Barlow" w:eastAsia="Times New Roman" w:hAnsi="Barlow" w:cs="Times New Roman"/>
+          <w:b/>
+          <w:bCs/>
+          <w:color w:val="000000"/>
+          <w:sz w:val="21"/>
+          <w:szCs w:val="21"/>
+          <w:lang w:val="en-US"/>
+        </w:rPr>
+        <w:t>Automatic Museum Guide</w:t>
+      </w:r>
+      <w:r>
+        <w:rPr>
+          <w:rFonts w:ascii="Barlow" w:eastAsia="Times New Roman" w:hAnsi="Barlow" w:cs="Times New Roman"/>
+          <w:color w:val="000000"/>
+          <w:sz w:val="21"/>
+          <w:szCs w:val="21"/>
+          <w:lang w:val="en-US"/>
+        </w:rPr>
+        <w:t xml:space="preserve">- </w:t>
+      </w:r>
+      <w:r>
+        <w:rPr>
+          <w:rFonts w:ascii="Barlow" w:eastAsia="Times New Roman" w:hAnsi="Barlow" w:cs="Times New Roman"/>
+          <w:color w:val="000000"/>
+          <w:sz w:val="21"/>
+          <w:szCs w:val="21"/>
+          <w:lang w:val="en-US"/>
+        </w:rPr>
+        <w:t xml:space="preserve">Python, C++, STM32 Ecosystem, </w:t>
+      </w:r>
+      <w:r>
+        <w:rPr>
+          <w:rFonts w:ascii="Barlow" w:eastAsia="Times New Roman" w:hAnsi="Barlow" w:cs="Times New Roman"/>
+          <w:color w:val="000000"/>
+          <w:sz w:val="21"/>
+          <w:szCs w:val="21"/>
+          <w:lang w:val="en-US"/>
+        </w:rPr>
+        <w:t>Git</w:t>
+      </w:r>
+      <w:r>
+        <w:rPr>
+          <w:rFonts w:ascii="Barlow" w:eastAsia="Times New Roman" w:hAnsi="Barlow" w:cs="Times New Roman"/>
+          <w:color w:val="000000"/>
+          <w:sz w:val="21"/>
+          <w:szCs w:val="21"/>
+          <w:lang w:val="en-US"/>
+        </w:rPr>
+        <w:t xml:space="preserve"> | </w:t>
+      </w:r>
+      <w:r>
+        <w:rPr>
+          <w:rFonts w:ascii="Barlow" w:eastAsia="Times New Roman" w:hAnsi="Barlow" w:cs="Times New Roman"/>
+          <w:color w:val="000000"/>
+          <w:sz w:val="21"/>
+          <w:szCs w:val="21"/>
+          <w:lang w:val="en-US"/>
+        </w:rPr>
+        <w:t>UW Undergrad Capstone</w:t>
+      </w:r>
+      <w:r>
+        <w:rPr>
+          <w:rFonts w:ascii="Barlow" w:eastAsia="Times New Roman" w:hAnsi="Barlow" w:cs="Times New Roman"/>
+          <w:color w:val="000000"/>
+          <w:sz w:val="21"/>
+          <w:szCs w:val="21"/>
+          <w:lang w:val="en-US"/>
+        </w:rPr>
+        <w:tab/>
+      </w:r>
+      <w:r>
+        <w:rPr>
+          <w:rFonts w:ascii="Barlow" w:eastAsia="Times New Roman" w:hAnsi="Barlow" w:cs="Times New Roman"/>
+          <w:color w:val="000000"/>
+          <w:sz w:val="21"/>
+          <w:szCs w:val="21"/>
+          <w:lang w:val="en-US"/>
+        </w:rPr>
+        <w:tab/>
+        <w:t xml:space="preserve">      </w:t>
+      </w:r>
+      <w:r>
+        <w:rPr>
+          <w:rFonts w:ascii="Barlow" w:eastAsia="Times New Roman" w:hAnsi="Barlow" w:cs="Times New Roman"/>
+          <w:i/>
+          <w:iCs/>
+          <w:color w:val="000000"/>
+          <w:sz w:val="21"/>
+          <w:szCs w:val="21"/>
+          <w:lang w:val="en-US"/>
+        </w:rPr>
+        <w:t xml:space="preserve">10/23 </w:t>
+      </w:r>
+      <w:r>
+        <w:rPr>
+          <w:rFonts w:ascii="Barlow" w:eastAsia="Times New Roman" w:hAnsi="Barlow" w:cs="Times New Roman"/>
+          <w:i/>
+          <w:iCs/>
+          <w:color w:val="000000"/>
+          <w:sz w:val="21"/>
+          <w:szCs w:val="21"/>
+          <w:lang w:val="en-US"/>
+        </w:rPr>
+        <w:t>–</w:t>
+      </w:r>
+      <w:r>
+        <w:rPr>
+          <w:rFonts w:ascii="Barlow" w:eastAsia="Times New Roman" w:hAnsi="Barlow" w:cs="Times New Roman"/>
+          <w:i/>
+          <w:iCs/>
+          <w:color w:val="000000"/>
+          <w:sz w:val="21"/>
+          <w:szCs w:val="21"/>
+          <w:lang w:val="en-US"/>
+        </w:rPr>
+        <w:t xml:space="preserve"> </w:t>
+      </w:r>
+      <w:r>
+        <w:rPr>
+          <w:rFonts w:ascii="Barlow" w:eastAsia="Times New Roman" w:hAnsi="Barlow" w:cs="Times New Roman"/>
+          <w:i/>
+          <w:iCs/>
+          <w:color w:val="000000"/>
+          <w:sz w:val="21"/>
+          <w:szCs w:val="21"/>
+          <w:lang w:val="en-US"/>
+        </w:rPr>
+        <w:t>06/25</w:t>
       </w:r>
     </w:p>
     <w:p>
@@ -1728,9 +1842,26 @@
           <w:color w:val="000000"/>
           <w:sz w:val="21"/>
           <w:szCs w:val="21"/>
-          <w:lang w:val="en-US"/>
-        </w:rPr>
-        <w:t>Develop back-end server to deliver glTF tiles with a RESTful URI to operate without an internet connection</w:t>
+        </w:rPr>
+        <w:t xml:space="preserve">Develop Python </w:t>
+      </w:r>
+      <w:r>
+        <w:rPr>
+          <w:rFonts w:ascii="Barlow" w:eastAsia="Times New Roman" w:hAnsi="Barlow" w:cs="Times New Roman"/>
+          <w:color w:val="000000"/>
+          <w:sz w:val="21"/>
+          <w:szCs w:val="21"/>
+        </w:rPr>
+        <w:t xml:space="preserve">CV </w:t>
+      </w:r>
+      <w:r>
+        <w:rPr>
+          <w:rFonts w:ascii="Barlow" w:eastAsia="Times New Roman" w:hAnsi="Barlow" w:cs="Times New Roman"/>
+          <w:color w:val="000000"/>
+          <w:sz w:val="21"/>
+          <w:szCs w:val="21"/>
+        </w:rPr>
+        <w:t>pipeline on Raspberry Pi 4 to detect fiducial markers and trigger real-time audio</w:t>
       </w:r>
     </w:p>
     <w:p>
@@ -1756,19 +1887,64 @@
           <w:color w:val="000000"/>
           <w:sz w:val="21"/>
           <w:szCs w:val="21"/>
-          <w:lang w:val="en-US"/>
-        </w:rPr>
-        <w:t>Improve rover controls, telemetry, and pathing, updated and delivered through React Redux</w:t>
+        </w:rPr>
+        <w:t xml:space="preserve">Program STM32F4 firmware </w:t>
+      </w:r>
+      <w:r>
+        <w:rPr>
+          <w:rFonts w:ascii="Barlow" w:eastAsia="Times New Roman" w:hAnsi="Barlow" w:cs="Times New Roman"/>
+          <w:color w:val="000000"/>
+          <w:sz w:val="21"/>
+          <w:szCs w:val="21"/>
+        </w:rPr>
+        <w:t xml:space="preserve">using </w:t>
+      </w:r>
+      <w:proofErr w:type="spellStart"/>
+      <w:r>
+        <w:rPr>
+          <w:rFonts w:ascii="Barlow" w:eastAsia="Times New Roman" w:hAnsi="Barlow" w:cs="Times New Roman"/>
+          <w:color w:val="000000"/>
+          <w:sz w:val="21"/>
+          <w:szCs w:val="21"/>
+        </w:rPr>
+        <w:t>FreeRTOS</w:t>
+      </w:r>
+      <w:proofErr w:type="spellEnd"/>
+      <w:r>
+        <w:rPr>
+          <w:rFonts w:ascii="Barlow" w:eastAsia="Times New Roman" w:hAnsi="Barlow" w:cs="Times New Roman"/>
+          <w:color w:val="000000"/>
+          <w:sz w:val="21"/>
+          <w:szCs w:val="21"/>
+        </w:rPr>
+        <w:t xml:space="preserve"> to manage I2S audio </w:t>
+      </w:r>
+      <w:r>
+        <w:rPr>
+          <w:rFonts w:ascii="Barlow" w:eastAsia="Times New Roman" w:hAnsi="Barlow" w:cs="Times New Roman"/>
+          <w:color w:val="000000"/>
+          <w:sz w:val="21"/>
+          <w:szCs w:val="21"/>
+        </w:rPr>
+        <w:t xml:space="preserve">streaming </w:t>
+      </w:r>
+      <w:r>
+        <w:rPr>
+          <w:rFonts w:ascii="Barlow" w:eastAsia="Times New Roman" w:hAnsi="Barlow" w:cs="Times New Roman"/>
+          <w:color w:val="000000"/>
+          <w:sz w:val="21"/>
+          <w:szCs w:val="21"/>
+        </w:rPr>
+        <w:t>and UART button controls</w:t>
       </w:r>
     </w:p>
     <w:p>
       <w:pPr>
         <w:spacing w:line="259" w:lineRule="auto"/>
         <w:rPr>
-          <w:rFonts w:ascii="Barlow" w:eastAsia="Times New Roman" w:hAnsi="Barlow" w:cs="Times New Roman"/>
-          <w:color w:val="000000"/>
-          <w:sz w:val="21"/>
-          <w:szCs w:val="21"/>
+          <w:rFonts w:ascii="Times New Roman" w:eastAsia="Times New Roman" w:hAnsi="Times New Roman" w:cs="Times New Roman"/>
+          <w:sz w:val="24"/>
+          <w:szCs w:val="24"/>
           <w:lang w:val="en-US"/>
         </w:rPr>
       </w:pPr>
@@ -1782,77 +1958,69 @@
           <w:szCs w:val="21"/>
           <w:lang w:val="en-US"/>
         </w:rPr>
-        <w:t xml:space="preserve">Mobile Manipulator- </w:t>
-      </w:r>
-      <w:r>
-        <w:rPr>
-          <w:rFonts w:ascii="Barlow" w:eastAsia="Times New Roman" w:hAnsi="Barlow" w:cs="Times New Roman"/>
-          <w:color w:val="000000"/>
-          <w:sz w:val="21"/>
-          <w:szCs w:val="21"/>
-          <w:lang w:val="en-US"/>
-        </w:rPr>
-        <w:t>CAD</w:t>
-      </w:r>
-      <w:r>
-        <w:rPr>
-          <w:rFonts w:ascii="Barlow" w:eastAsia="Times New Roman" w:hAnsi="Barlow" w:cs="Times New Roman"/>
-          <w:color w:val="000000"/>
-          <w:sz w:val="21"/>
-          <w:szCs w:val="21"/>
-          <w:lang w:val="en-US"/>
-        </w:rPr>
-        <w:t xml:space="preserve">, </w:t>
-      </w:r>
-      <w:r>
-        <w:rPr>
-          <w:rFonts w:ascii="Barlow" w:eastAsia="Times New Roman" w:hAnsi="Barlow" w:cs="Times New Roman"/>
-          <w:color w:val="000000"/>
-          <w:sz w:val="21"/>
-          <w:szCs w:val="21"/>
-          <w:lang w:val="en-US"/>
-        </w:rPr>
-        <w:t xml:space="preserve">Onshape, </w:t>
-      </w:r>
-      <w:r>
-        <w:rPr>
-          <w:rFonts w:ascii="Barlow" w:eastAsia="Times New Roman" w:hAnsi="Barlow" w:cs="Times New Roman"/>
-          <w:color w:val="000000"/>
-          <w:sz w:val="21"/>
-          <w:szCs w:val="21"/>
-          <w:lang w:val="en-US"/>
-        </w:rPr>
-        <w:t>ROS</w:t>
-      </w:r>
-      <w:r>
-        <w:rPr>
-          <w:rFonts w:ascii="Barlow" w:eastAsia="Times New Roman" w:hAnsi="Barlow" w:cs="Times New Roman"/>
-          <w:color w:val="000000"/>
-          <w:sz w:val="21"/>
-          <w:szCs w:val="21"/>
-          <w:lang w:val="en-US"/>
-        </w:rPr>
-        <w:t>2</w:t>
-      </w:r>
-      <w:r>
-        <w:rPr>
-          <w:rFonts w:ascii="Barlow" w:eastAsia="Times New Roman" w:hAnsi="Barlow" w:cs="Times New Roman"/>
-          <w:color w:val="000000"/>
-          <w:sz w:val="21"/>
-          <w:szCs w:val="21"/>
-          <w:lang w:val="en-US"/>
-        </w:rPr>
-        <w:t>, Python</w:t>
-      </w:r>
-      <w:r>
-        <w:rPr>
-          <w:rFonts w:ascii="Barlow" w:eastAsia="Times New Roman" w:hAnsi="Barlow" w:cs="Times New Roman"/>
-          <w:color w:val="000000"/>
-          <w:sz w:val="21"/>
-          <w:szCs w:val="21"/>
-          <w:lang w:val="en-US"/>
-        </w:rPr>
-        <w:t xml:space="preserve"> | WEIRD Lab, Paul G. Allen School</w:t>
+        <w:t>Rover Remote Control UI</w:t>
+      </w:r>
+      <w:r>
+        <w:rPr>
+          <w:rFonts w:ascii="Barlow" w:eastAsia="Times New Roman" w:hAnsi="Barlow" w:cs="Times New Roman"/>
+          <w:color w:val="000000"/>
+          <w:sz w:val="21"/>
+          <w:szCs w:val="21"/>
+          <w:lang w:val="en-US"/>
+        </w:rPr>
+        <w:t>- JavaScript</w:t>
+      </w:r>
+      <w:r>
+        <w:rPr>
+          <w:rFonts w:ascii="Barlow" w:eastAsia="Times New Roman" w:hAnsi="Barlow" w:cs="Times New Roman"/>
+          <w:color w:val="000000"/>
+          <w:sz w:val="21"/>
+          <w:szCs w:val="21"/>
+          <w:lang w:val="en-US"/>
+        </w:rPr>
+        <w:t xml:space="preserve">, React, </w:t>
+      </w:r>
+      <w:proofErr w:type="spellStart"/>
+      <w:r>
+        <w:rPr>
+          <w:rFonts w:ascii="Barlow" w:eastAsia="Times New Roman" w:hAnsi="Barlow" w:cs="Times New Roman"/>
+          <w:color w:val="000000"/>
+          <w:sz w:val="21"/>
+          <w:szCs w:val="21"/>
+          <w:lang w:val="en-US"/>
+        </w:rPr>
+        <w:t>Vite</w:t>
+      </w:r>
+      <w:proofErr w:type="spellEnd"/>
+      <w:r>
+        <w:rPr>
+          <w:rFonts w:ascii="Barlow" w:eastAsia="Times New Roman" w:hAnsi="Barlow" w:cs="Times New Roman"/>
+          <w:color w:val="000000"/>
+          <w:sz w:val="21"/>
+          <w:szCs w:val="21"/>
+          <w:lang w:val="en-US"/>
+        </w:rPr>
+        <w:t>, Cesium, C++</w:t>
+      </w:r>
+      <w:r>
+        <w:rPr>
+          <w:rFonts w:ascii="Barlow" w:eastAsia="Times New Roman" w:hAnsi="Barlow" w:cs="Times New Roman"/>
+          <w:color w:val="000000"/>
+          <w:sz w:val="21"/>
+          <w:szCs w:val="21"/>
+          <w:lang w:val="en-US"/>
+        </w:rPr>
+        <w:t>, Git</w:t>
+      </w:r>
+      <w:r>
+        <w:rPr>
+          <w:rFonts w:ascii="Barlow" w:eastAsia="Times New Roman" w:hAnsi="Barlow" w:cs="Times New Roman"/>
+          <w:color w:val="000000"/>
+          <w:sz w:val="21"/>
+          <w:szCs w:val="21"/>
+          <w:lang w:val="en-US"/>
+        </w:rPr>
+        <w:t xml:space="preserve"> | Husky Robotics Team</w:t>
       </w:r>
       <w:r>
         <w:rPr>
@@ -1863,17 +2031,6 @@
           <w:lang w:val="en-US"/>
         </w:rPr>
         <w:tab/>
-      </w:r>
-      <w:r>
-        <w:rPr>
-          <w:rFonts w:ascii="Barlow" w:eastAsia="Times New Roman" w:hAnsi="Barlow" w:cs="Times New Roman"/>
-          <w:color w:val="000000"/>
-          <w:sz w:val="21"/>
-          <w:szCs w:val="21"/>
-          <w:lang w:val="en-US"/>
-        </w:rPr>
-        <w:tab/>
-        <w:t xml:space="preserve">            </w:t>
       </w:r>
       <w:r>
         <w:rPr>
@@ -1889,12 +2046,50 @@
       <w:r>
         <w:rPr>
           <w:rFonts w:ascii="Barlow" w:eastAsia="Times New Roman" w:hAnsi="Barlow" w:cs="Times New Roman"/>
-          <w:color w:val="000000"/>
-          <w:sz w:val="21"/>
-          <w:szCs w:val="21"/>
-          <w:lang w:val="en-US"/>
-        </w:rPr>
-        <w:t>03/24-09/24</w:t>
+          <w:i/>
+          <w:iCs/>
+          <w:color w:val="000000"/>
+          <w:sz w:val="21"/>
+          <w:szCs w:val="21"/>
+          <w:lang w:val="en-US"/>
+        </w:rPr>
+        <w:t xml:space="preserve">10/23 </w:t>
+      </w:r>
+      <w:r>
+        <w:rPr>
+          <w:rFonts w:ascii="Barlow" w:eastAsia="Times New Roman" w:hAnsi="Barlow" w:cs="Times New Roman"/>
+          <w:i/>
+          <w:iCs/>
+          <w:color w:val="000000"/>
+          <w:sz w:val="21"/>
+          <w:szCs w:val="21"/>
+          <w:lang w:val="en-US"/>
+        </w:rPr>
+        <w:t>–</w:t>
+      </w:r>
+      <w:r>
+        <w:rPr>
+          <w:rFonts w:ascii="Barlow" w:eastAsia="Times New Roman" w:hAnsi="Barlow" w:cs="Times New Roman"/>
+          <w:i/>
+          <w:iCs/>
+          <w:color w:val="000000"/>
+          <w:sz w:val="21"/>
+          <w:szCs w:val="21"/>
+          <w:lang w:val="en-US"/>
+        </w:rPr>
+        <w:t xml:space="preserve"> </w:t>
+      </w:r>
+      <w:r>
+        <w:rPr>
+          <w:rFonts w:ascii="Barlow" w:eastAsia="Times New Roman" w:hAnsi="Barlow" w:cs="Times New Roman"/>
+          <w:i/>
+          <w:iCs/>
+          <w:color w:val="000000"/>
+          <w:sz w:val="21"/>
+          <w:szCs w:val="21"/>
+          <w:lang w:val="en-US"/>
+        </w:rPr>
+        <w:t>06/25</w:t>
       </w:r>
     </w:p>
     <w:p>
@@ -1922,7 +2117,27 @@
           <w:szCs w:val="21"/>
           <w:lang w:val="en-US"/>
         </w:rPr>
-        <w:t xml:space="preserve">Designed networking and physical mobile platform utilizing a holonomic drive base and two 6-DOF robot arms  </w:t>
+        <w:t>Writ</w:t>
+      </w:r>
+      <w:r>
+        <w:rPr>
+          <w:rFonts w:ascii="Barlow" w:eastAsia="Times New Roman" w:hAnsi="Barlow" w:cs="Times New Roman"/>
+          <w:color w:val="000000"/>
+          <w:sz w:val="21"/>
+          <w:szCs w:val="21"/>
+          <w:lang w:val="en-US"/>
+        </w:rPr>
+        <w:t>e</w:t>
+      </w:r>
+      <w:r>
+        <w:rPr>
+          <w:rFonts w:ascii="Barlow" w:eastAsia="Times New Roman" w:hAnsi="Barlow" w:cs="Times New Roman"/>
+          <w:color w:val="000000"/>
+          <w:sz w:val="21"/>
+          <w:szCs w:val="21"/>
+          <w:lang w:val="en-US"/>
+        </w:rPr>
+        <w:t xml:space="preserve"> React widget to track position, heading, and path of rover against a 3-D topographical map with Cesium</w:t>
       </w:r>
     </w:p>
     <w:p>
@@ -1950,140 +2165,36 @@
           <w:szCs w:val="21"/>
           <w:lang w:val="en-US"/>
         </w:rPr>
-        <w:t>Received mentorship from advisor and graduate students within the WEIRD Lab</w:t>
+        <w:t xml:space="preserve">Develop back-end server to deliver </w:t>
+      </w:r>
+      <w:proofErr w:type="spellStart"/>
+      <w:r>
+        <w:rPr>
+          <w:rFonts w:ascii="Barlow" w:eastAsia="Times New Roman" w:hAnsi="Barlow" w:cs="Times New Roman"/>
+          <w:color w:val="000000"/>
+          <w:sz w:val="21"/>
+          <w:szCs w:val="21"/>
+          <w:lang w:val="en-US"/>
+        </w:rPr>
+        <w:t>glTF</w:t>
+      </w:r>
+      <w:proofErr w:type="spellEnd"/>
+      <w:r>
+        <w:rPr>
+          <w:rFonts w:ascii="Barlow" w:eastAsia="Times New Roman" w:hAnsi="Barlow" w:cs="Times New Roman"/>
+          <w:color w:val="000000"/>
+          <w:sz w:val="21"/>
+          <w:szCs w:val="21"/>
+          <w:lang w:val="en-US"/>
+        </w:rPr>
+        <w:t xml:space="preserve"> tiles with a RESTful URI to operate without an internet connection</w:t>
       </w:r>
     </w:p>
     <w:p>
       <w:pPr>
-        <w:spacing w:line="259" w:lineRule="auto"/>
-        <w:rPr>
-          <w:rFonts w:ascii="Times New Roman" w:eastAsia="Times New Roman" w:hAnsi="Times New Roman" w:cs="Times New Roman"/>
-          <w:sz w:val="24"/>
-          <w:szCs w:val="24"/>
-          <w:lang w:val="en-US"/>
-        </w:rPr>
-      </w:pPr>
-      <w:r>
-        <w:rPr>
-          <w:rFonts w:ascii="Barlow" w:eastAsia="Times New Roman" w:hAnsi="Barlow" w:cs="Times New Roman"/>
-          <w:b/>
-          <w:bCs/>
-          <w:color w:val="000000"/>
-          <w:sz w:val="21"/>
-          <w:szCs w:val="21"/>
-          <w:lang w:val="en-US"/>
-        </w:rPr>
-        <w:t>Robot Codebase-</w:t>
-      </w:r>
-      <w:r>
-        <w:rPr>
-          <w:rFonts w:ascii="Barlow" w:eastAsia="Times New Roman" w:hAnsi="Barlow" w:cs="Times New Roman"/>
-          <w:color w:val="000000"/>
-          <w:sz w:val="21"/>
-          <w:szCs w:val="21"/>
-          <w:lang w:val="en-US"/>
-        </w:rPr>
-        <w:t xml:space="preserve"> Java, Python, C++</w:t>
-      </w:r>
-      <w:r>
-        <w:rPr>
-          <w:rFonts w:ascii="Barlow" w:eastAsia="Times New Roman" w:hAnsi="Barlow" w:cs="Times New Roman"/>
-          <w:color w:val="000000"/>
-          <w:sz w:val="21"/>
-          <w:szCs w:val="21"/>
-          <w:lang w:val="en-US"/>
-        </w:rPr>
-        <w:t xml:space="preserve">, </w:t>
-      </w:r>
-      <w:r>
-        <w:rPr>
-          <w:rFonts w:ascii="Barlow" w:eastAsia="Times New Roman" w:hAnsi="Barlow" w:cs="Times New Roman"/>
-          <w:color w:val="000000"/>
-          <w:sz w:val="21"/>
-          <w:szCs w:val="21"/>
-          <w:lang w:val="en-US"/>
-        </w:rPr>
-        <w:t>Git</w:t>
-      </w:r>
-      <w:r>
-        <w:rPr>
-          <w:rFonts w:ascii="Barlow" w:eastAsia="Times New Roman" w:hAnsi="Barlow" w:cs="Times New Roman"/>
-          <w:color w:val="000000"/>
-          <w:sz w:val="21"/>
-          <w:szCs w:val="21"/>
-          <w:lang w:val="en-US"/>
-        </w:rPr>
-        <w:t xml:space="preserve"> | Phoenix Force Robotics </w:t>
-      </w:r>
-      <w:r>
-        <w:rPr>
-          <w:rFonts w:ascii="Barlow" w:eastAsia="Times New Roman" w:hAnsi="Barlow" w:cs="Times New Roman"/>
-          <w:color w:val="000000"/>
-          <w:sz w:val="21"/>
-          <w:szCs w:val="21"/>
-          <w:lang w:val="en-US"/>
-        </w:rPr>
-        <w:tab/>
-      </w:r>
-      <w:r>
-        <w:rPr>
-          <w:rFonts w:ascii="Barlow" w:eastAsia="Times New Roman" w:hAnsi="Barlow" w:cs="Times New Roman"/>
-          <w:color w:val="000000"/>
-          <w:sz w:val="21"/>
-          <w:szCs w:val="21"/>
-          <w:lang w:val="en-US"/>
-        </w:rPr>
-        <w:tab/>
-      </w:r>
-      <w:r>
-        <w:rPr>
-          <w:rFonts w:ascii="Barlow" w:eastAsia="Times New Roman" w:hAnsi="Barlow" w:cs="Times New Roman"/>
-          <w:color w:val="000000"/>
-          <w:sz w:val="21"/>
-          <w:szCs w:val="21"/>
-          <w:lang w:val="en-US"/>
-        </w:rPr>
-        <w:tab/>
-      </w:r>
-      <w:r>
-        <w:rPr>
-          <w:rFonts w:ascii="Barlow" w:eastAsia="Times New Roman" w:hAnsi="Barlow" w:cs="Times New Roman"/>
-          <w:color w:val="000000"/>
-          <w:sz w:val="21"/>
-          <w:szCs w:val="21"/>
-          <w:lang w:val="en-US"/>
-        </w:rPr>
-        <w:tab/>
-      </w:r>
-      <w:r>
-        <w:rPr>
-          <w:rFonts w:ascii="Barlow" w:eastAsia="Times New Roman" w:hAnsi="Barlow" w:cs="Times New Roman"/>
-          <w:color w:val="000000"/>
-          <w:sz w:val="21"/>
-          <w:szCs w:val="21"/>
-          <w:lang w:val="en-US"/>
-        </w:rPr>
-        <w:tab/>
-        <w:t xml:space="preserve">      </w:t>
-      </w:r>
-      <w:r>
-        <w:rPr>
-          <w:rFonts w:ascii="Barlow" w:eastAsia="Times New Roman" w:hAnsi="Barlow" w:cs="Times New Roman"/>
-          <w:i/>
-          <w:iCs/>
-          <w:color w:val="000000"/>
-          <w:sz w:val="21"/>
-          <w:szCs w:val="21"/>
-          <w:lang w:val="en-US"/>
-        </w:rPr>
-        <w:t>09/21 - 07/23</w:t>
-      </w:r>
-    </w:p>
-    <w:p>
-      <w:pPr>
         <w:numPr>
           <w:ilvl w:val="0"/>
-          <w:numId w:val="9"/>
+          <w:numId w:val="8"/>
         </w:numPr>
         <w:spacing w:line="259" w:lineRule="auto"/>
         <w:ind w:left="540"/>
@@ -2104,14 +2215,162 @@
           <w:szCs w:val="21"/>
           <w:lang w:val="en-US"/>
         </w:rPr>
-        <w:t>Deployed and unit-tested kinematics and path planning for holonomic robot movement and 3-DOF robot arm</w:t>
+        <w:t>Improve rover controls, telemetry, and pathing, updated and delivered through React Redux</w:t>
       </w:r>
     </w:p>
     <w:p>
       <w:pPr>
+        <w:spacing w:line="259" w:lineRule="auto"/>
+        <w:rPr>
+          <w:rFonts w:ascii="Barlow" w:eastAsia="Times New Roman" w:hAnsi="Barlow" w:cs="Times New Roman"/>
+          <w:color w:val="000000"/>
+          <w:sz w:val="21"/>
+          <w:szCs w:val="21"/>
+          <w:lang w:val="en-US"/>
+        </w:rPr>
+      </w:pPr>
+      <w:r>
+        <w:rPr>
+          <w:rFonts w:ascii="Barlow" w:eastAsia="Times New Roman" w:hAnsi="Barlow" w:cs="Times New Roman"/>
+          <w:b/>
+          <w:bCs/>
+          <w:color w:val="000000"/>
+          <w:sz w:val="21"/>
+          <w:szCs w:val="21"/>
+          <w:lang w:val="en-US"/>
+        </w:rPr>
+        <w:t xml:space="preserve">Mobile Manipulator- </w:t>
+      </w:r>
+      <w:r>
+        <w:rPr>
+          <w:rFonts w:ascii="Barlow" w:eastAsia="Times New Roman" w:hAnsi="Barlow" w:cs="Times New Roman"/>
+          <w:color w:val="000000"/>
+          <w:sz w:val="21"/>
+          <w:szCs w:val="21"/>
+          <w:lang w:val="en-US"/>
+        </w:rPr>
+        <w:t>CAD</w:t>
+      </w:r>
+      <w:r>
+        <w:rPr>
+          <w:rFonts w:ascii="Barlow" w:eastAsia="Times New Roman" w:hAnsi="Barlow" w:cs="Times New Roman"/>
+          <w:color w:val="000000"/>
+          <w:sz w:val="21"/>
+          <w:szCs w:val="21"/>
+          <w:lang w:val="en-US"/>
+        </w:rPr>
+        <w:t xml:space="preserve">, </w:t>
+      </w:r>
+      <w:proofErr w:type="spellStart"/>
+      <w:r>
+        <w:rPr>
+          <w:rFonts w:ascii="Barlow" w:eastAsia="Times New Roman" w:hAnsi="Barlow" w:cs="Times New Roman"/>
+          <w:color w:val="000000"/>
+          <w:sz w:val="21"/>
+          <w:szCs w:val="21"/>
+          <w:lang w:val="en-US"/>
+        </w:rPr>
+        <w:t>Onshape</w:t>
+      </w:r>
+      <w:proofErr w:type="spellEnd"/>
+      <w:r>
+        <w:rPr>
+          <w:rFonts w:ascii="Barlow" w:eastAsia="Times New Roman" w:hAnsi="Barlow" w:cs="Times New Roman"/>
+          <w:color w:val="000000"/>
+          <w:sz w:val="21"/>
+          <w:szCs w:val="21"/>
+          <w:lang w:val="en-US"/>
+        </w:rPr>
+        <w:t xml:space="preserve">, </w:t>
+      </w:r>
+      <w:r>
+        <w:rPr>
+          <w:rFonts w:ascii="Barlow" w:eastAsia="Times New Roman" w:hAnsi="Barlow" w:cs="Times New Roman"/>
+          <w:color w:val="000000"/>
+          <w:sz w:val="21"/>
+          <w:szCs w:val="21"/>
+          <w:lang w:val="en-US"/>
+        </w:rPr>
+        <w:t>ROS</w:t>
+      </w:r>
+      <w:r>
+        <w:rPr>
+          <w:rFonts w:ascii="Barlow" w:eastAsia="Times New Roman" w:hAnsi="Barlow" w:cs="Times New Roman"/>
+          <w:color w:val="000000"/>
+          <w:sz w:val="21"/>
+          <w:szCs w:val="21"/>
+          <w:lang w:val="en-US"/>
+        </w:rPr>
+        <w:t>2</w:t>
+      </w:r>
+      <w:r>
+        <w:rPr>
+          <w:rFonts w:ascii="Barlow" w:eastAsia="Times New Roman" w:hAnsi="Barlow" w:cs="Times New Roman"/>
+          <w:color w:val="000000"/>
+          <w:sz w:val="21"/>
+          <w:szCs w:val="21"/>
+          <w:lang w:val="en-US"/>
+        </w:rPr>
+        <w:t>, Python</w:t>
+      </w:r>
+      <w:r>
+        <w:rPr>
+          <w:rFonts w:ascii="Barlow" w:eastAsia="Times New Roman" w:hAnsi="Barlow" w:cs="Times New Roman"/>
+          <w:color w:val="000000"/>
+          <w:sz w:val="21"/>
+          <w:szCs w:val="21"/>
+          <w:lang w:val="en-US"/>
+        </w:rPr>
+        <w:t xml:space="preserve"> | WEIRD Lab, Paul G. Allen School</w:t>
+      </w:r>
+      <w:r>
+        <w:rPr>
+          <w:rFonts w:ascii="Barlow" w:eastAsia="Times New Roman" w:hAnsi="Barlow" w:cs="Times New Roman"/>
+          <w:color w:val="000000"/>
+          <w:sz w:val="21"/>
+          <w:szCs w:val="21"/>
+          <w:lang w:val="en-US"/>
+        </w:rPr>
+        <w:tab/>
+      </w:r>
+      <w:r>
+        <w:rPr>
+          <w:rFonts w:ascii="Barlow" w:eastAsia="Times New Roman" w:hAnsi="Barlow" w:cs="Times New Roman"/>
+          <w:color w:val="000000"/>
+          <w:sz w:val="21"/>
+          <w:szCs w:val="21"/>
+          <w:lang w:val="en-US"/>
+        </w:rPr>
+        <w:tab/>
+        <w:t xml:space="preserve">            </w:t>
+      </w:r>
+      <w:r>
+        <w:rPr>
+          <w:rFonts w:ascii="Barlow" w:eastAsia="Times New Roman" w:hAnsi="Barlow" w:cs="Times New Roman"/>
+          <w:color w:val="000000"/>
+          <w:sz w:val="21"/>
+          <w:szCs w:val="21"/>
+          <w:lang w:val="en-US"/>
+        </w:rPr>
+        <w:tab/>
+        <w:t xml:space="preserve">      </w:t>
+      </w:r>
+      <w:r>
+        <w:rPr>
+          <w:rFonts w:ascii="Barlow" w:eastAsia="Times New Roman" w:hAnsi="Barlow" w:cs="Times New Roman"/>
+          <w:color w:val="000000"/>
+          <w:sz w:val="21"/>
+          <w:szCs w:val="21"/>
+          <w:lang w:val="en-US"/>
+        </w:rPr>
+        <w:t>03/24-09/24</w:t>
+      </w:r>
+    </w:p>
+    <w:p>
+      <w:pPr>
         <w:numPr>
           <w:ilvl w:val="0"/>
-          <w:numId w:val="9"/>
+          <w:numId w:val="8"/>
         </w:numPr>
         <w:spacing w:line="259" w:lineRule="auto"/>
         <w:ind w:left="540"/>
@@ -2132,7 +2391,7 @@
           <w:szCs w:val="21"/>
           <w:lang w:val="en-US"/>
         </w:rPr>
-        <w:t>Won Industrial Design Award for custom computer vision system to track fiducial markers and game pieces</w:t>
+        <w:t xml:space="preserve">Designed physical mobile platform utilizing a holonomic drive base and two 6-DOF robot arms  </w:t>
       </w:r>
     </w:p>
     <w:p>
@@ -2220,6 +2479,7 @@
         </w:rPr>
         <w:tab/>
       </w:r>
+      <w:proofErr w:type="gramStart"/>
       <w:r>
         <w:rPr>
           <w:rFonts w:ascii="Barlow" w:eastAsia="Times New Roman" w:hAnsi="Barlow" w:cs="Times New Roman"/>
@@ -2241,7 +2501,20 @@
           <w:szCs w:val="21"/>
           <w:lang w:val="en-US"/>
         </w:rPr>
-        <w:t xml:space="preserve">08/24 </w:t>
+        <w:t>08</w:t>
+      </w:r>
+      <w:proofErr w:type="gramEnd"/>
+      <w:r>
+        <w:rPr>
+          <w:rFonts w:ascii="Barlow" w:eastAsia="Times New Roman" w:hAnsi="Barlow" w:cs="Times New Roman"/>
+          <w:i/>
+          <w:iCs/>
+          <w:color w:val="000000"/>
+          <w:sz w:val="21"/>
+          <w:szCs w:val="21"/>
+          <w:lang w:val="en-US"/>
+        </w:rPr>
+        <w:t xml:space="preserve">/24 </w:t>
       </w:r>
       <w:r>
         <w:rPr>
@@ -2305,7 +2578,17 @@
           <w:szCs w:val="21"/>
           <w:lang w:val="en-US"/>
         </w:rPr>
-        <w:t xml:space="preserve">Develop lesson plans to </w:t>
+        <w:t xml:space="preserve">Create </w:t>
+      </w:r>
+      <w:r>
+        <w:rPr>
+          <w:rFonts w:ascii="Barlow" w:eastAsia="Times New Roman" w:hAnsi="Barlow" w:cs="Times New Roman"/>
+          <w:color w:val="000000"/>
+          <w:sz w:val="21"/>
+          <w:szCs w:val="21"/>
+          <w:lang w:val="en-US"/>
+        </w:rPr>
+        <w:t xml:space="preserve">lesson plans to </w:t>
       </w:r>
       <w:r>
         <w:rPr>
@@ -2433,7 +2716,17 @@
           <w:szCs w:val="21"/>
           <w:lang w:val="en-US"/>
         </w:rPr>
-        <w:t xml:space="preserve">1-on-1 support </w:t>
+        <w:t xml:space="preserve">Support </w:t>
+      </w:r>
+      <w:r>
+        <w:rPr>
+          <w:rFonts w:ascii="Barlow" w:eastAsia="Times New Roman" w:hAnsi="Barlow" w:cs="Times New Roman"/>
+          <w:color w:val="000000"/>
+          <w:sz w:val="21"/>
+          <w:szCs w:val="21"/>
+          <w:lang w:val="en-US"/>
+        </w:rPr>
+        <w:t xml:space="preserve">1-on-1 </w:t>
       </w:r>
       <w:r>
         <w:rPr>
@@ -2556,17 +2849,41 @@
           <w:szCs w:val="21"/>
           <w:lang w:val="en-US"/>
         </w:rPr>
-        <w:t xml:space="preserve">Mentor- </w:t>
-      </w:r>
-      <w:r>
-        <w:rPr>
-          <w:rFonts w:ascii="Barlow" w:eastAsia="Times New Roman" w:hAnsi="Barlow" w:cs="Times New Roman"/>
-          <w:color w:val="000000"/>
-          <w:sz w:val="21"/>
-          <w:szCs w:val="21"/>
-          <w:lang w:val="en-US"/>
-        </w:rPr>
-        <w:t>Changemakers in Computing @ University of Washington | Seattle, WA</w:t>
+        <w:t>Mentor</w:t>
+      </w:r>
+      <w:r>
+        <w:rPr>
+          <w:rFonts w:ascii="Barlow" w:eastAsia="Times New Roman" w:hAnsi="Barlow" w:cs="Times New Roman"/>
+          <w:b/>
+          <w:bCs/>
+          <w:color w:val="000000"/>
+          <w:sz w:val="21"/>
+          <w:szCs w:val="21"/>
+          <w:lang w:val="en-US"/>
+        </w:rPr>
+        <w:t>, Lead Mentor</w:t>
+      </w:r>
+      <w:r>
+        <w:rPr>
+          <w:rFonts w:ascii="Barlow" w:eastAsia="Times New Roman" w:hAnsi="Barlow" w:cs="Times New Roman"/>
+          <w:b/>
+          <w:bCs/>
+          <w:color w:val="000000"/>
+          <w:sz w:val="21"/>
+          <w:szCs w:val="21"/>
+          <w:lang w:val="en-US"/>
+        </w:rPr>
+        <w:t xml:space="preserve">- </w:t>
+      </w:r>
+      <w:r>
+        <w:rPr>
+          <w:rFonts w:ascii="Barlow" w:eastAsia="Times New Roman" w:hAnsi="Barlow" w:cs="Times New Roman"/>
+          <w:color w:val="000000"/>
+          <w:sz w:val="21"/>
+          <w:szCs w:val="21"/>
+          <w:lang w:val="en-US"/>
+        </w:rPr>
+        <w:t>Changemakers in Computing | Seattle, WA</w:t>
       </w:r>
       <w:r>
         <w:rPr>
@@ -2587,6 +2904,25 @@
           <w:lang w:val="en-US"/>
         </w:rPr>
         <w:tab/>
+      </w:r>
+      <w:r>
+        <w:rPr>
+          <w:rFonts w:ascii="Barlow" w:eastAsia="Times New Roman" w:hAnsi="Barlow" w:cs="Times New Roman"/>
+          <w:color w:val="000000"/>
+          <w:sz w:val="21"/>
+          <w:szCs w:val="21"/>
+          <w:lang w:val="en-US"/>
+        </w:rPr>
+        <w:tab/>
+      </w:r>
+      <w:r>
+        <w:rPr>
+          <w:rFonts w:ascii="Barlow" w:eastAsia="Times New Roman" w:hAnsi="Barlow" w:cs="Times New Roman"/>
+          <w:color w:val="000000"/>
+          <w:sz w:val="21"/>
+          <w:szCs w:val="21"/>
+          <w:lang w:val="en-US"/>
+        </w:rPr>
         <w:t xml:space="preserve">        </w:t>
       </w:r>
       <w:r>
@@ -2639,7 +2975,37 @@
           <w:szCs w:val="21"/>
           <w:lang w:val="en-US"/>
         </w:rPr>
-        <w:t xml:space="preserve">Collaborated with coworkers to develop and teach </w:t>
+        <w:t>D</w:t>
+      </w:r>
+      <w:r>
+        <w:rPr>
+          <w:rFonts w:ascii="Barlow" w:eastAsia="Times New Roman" w:hAnsi="Barlow" w:cs="Times New Roman"/>
+          <w:color w:val="000000"/>
+          <w:sz w:val="21"/>
+          <w:szCs w:val="21"/>
+          <w:lang w:val="en-US"/>
+        </w:rPr>
+        <w:t>evelop</w:t>
+      </w:r>
+      <w:r>
+        <w:rPr>
+          <w:rFonts w:ascii="Barlow" w:eastAsia="Times New Roman" w:hAnsi="Barlow" w:cs="Times New Roman"/>
+          <w:color w:val="000000"/>
+          <w:sz w:val="21"/>
+          <w:szCs w:val="21"/>
+          <w:lang w:val="en-US"/>
+        </w:rPr>
+        <w:t xml:space="preserve"> </w:t>
+      </w:r>
+      <w:r>
+        <w:rPr>
+          <w:rFonts w:ascii="Barlow" w:eastAsia="Times New Roman" w:hAnsi="Barlow" w:cs="Times New Roman"/>
+          <w:color w:val="000000"/>
+          <w:sz w:val="21"/>
+          <w:szCs w:val="21"/>
+          <w:lang w:val="en-US"/>
+        </w:rPr>
+        <w:t xml:space="preserve">and teach </w:t>
       </w:r>
       <w:r>
         <w:rPr>
@@ -2659,7 +3025,17 @@
           <w:szCs w:val="21"/>
           <w:lang w:val="en-US"/>
         </w:rPr>
-        <w:t>curriculum about web development (HTML, CSS and Java</w:t>
+        <w:t>technical (</w:t>
+      </w:r>
+      <w:r>
+        <w:rPr>
+          <w:rFonts w:ascii="Barlow" w:eastAsia="Times New Roman" w:hAnsi="Barlow" w:cs="Times New Roman"/>
+          <w:color w:val="000000"/>
+          <w:sz w:val="21"/>
+          <w:szCs w:val="21"/>
+          <w:lang w:val="en-US"/>
+        </w:rPr>
+        <w:t>HTML, CSS and Java</w:t>
       </w:r>
       <w:r>
         <w:rPr>
@@ -2679,7 +3055,67 @@
           <w:szCs w:val="21"/>
           <w:lang w:val="en-US"/>
         </w:rPr>
-        <w:t>cript) and tech ethics to a group of ~40 high school students</w:t>
+        <w:t>cript</w:t>
+      </w:r>
+      <w:r>
+        <w:rPr>
+          <w:rFonts w:ascii="Barlow" w:eastAsia="Times New Roman" w:hAnsi="Barlow" w:cs="Times New Roman"/>
+          <w:color w:val="000000"/>
+          <w:sz w:val="21"/>
+          <w:szCs w:val="21"/>
+          <w:lang w:val="en-US"/>
+        </w:rPr>
+        <w:t xml:space="preserve">) and </w:t>
+      </w:r>
+      <w:r>
+        <w:rPr>
+          <w:rFonts w:ascii="Barlow" w:eastAsia="Times New Roman" w:hAnsi="Barlow" w:cs="Times New Roman"/>
+          <w:color w:val="000000"/>
+          <w:sz w:val="21"/>
+          <w:szCs w:val="21"/>
+          <w:lang w:val="en-US"/>
+        </w:rPr>
+        <w:t>ethic</w:t>
+      </w:r>
+      <w:r>
+        <w:rPr>
+          <w:rFonts w:ascii="Barlow" w:eastAsia="Times New Roman" w:hAnsi="Barlow" w:cs="Times New Roman"/>
+          <w:color w:val="000000"/>
+          <w:sz w:val="21"/>
+          <w:szCs w:val="21"/>
+          <w:lang w:val="en-US"/>
+        </w:rPr>
+        <w:t xml:space="preserve">al curriculum </w:t>
+      </w:r>
+      <w:r>
+        <w:rPr>
+          <w:rFonts w:ascii="Barlow" w:eastAsia="Times New Roman" w:hAnsi="Barlow" w:cs="Times New Roman"/>
+          <w:color w:val="000000"/>
+          <w:sz w:val="21"/>
+          <w:szCs w:val="21"/>
+          <w:lang w:val="en-US"/>
+        </w:rPr>
+        <w:t xml:space="preserve">to a group of </w:t>
+      </w:r>
+      <w:r>
+        <w:rPr>
+          <w:rFonts w:ascii="Barlow" w:eastAsia="Times New Roman" w:hAnsi="Barlow" w:cs="Times New Roman"/>
+          <w:color w:val="000000"/>
+          <w:sz w:val="21"/>
+          <w:szCs w:val="21"/>
+          <w:lang w:val="en-US"/>
+        </w:rPr>
+        <w:t>~</w:t>
+      </w:r>
+      <w:r>
+        <w:rPr>
+          <w:rFonts w:ascii="Barlow" w:eastAsia="Times New Roman" w:hAnsi="Barlow" w:cs="Times New Roman"/>
+          <w:color w:val="000000"/>
+          <w:sz w:val="21"/>
+          <w:szCs w:val="21"/>
+          <w:lang w:val="en-US"/>
+        </w:rPr>
+        <w:t>40 high school students</w:t>
       </w:r>
       <w:r>
         <w:rPr>
@@ -3476,7 +3912,29 @@
           <w:szCs w:val="21"/>
           <w:lang w:val="en-US"/>
         </w:rPr>
-        <w:t>- Apple &amp; Kode with Klossy | New York, NY</w:t>
+        <w:t xml:space="preserve">- Apple &amp; Kode with </w:t>
+      </w:r>
+      <w:proofErr w:type="spellStart"/>
+      <w:r>
+        <w:rPr>
+          <w:rFonts w:ascii="Barlow" w:eastAsia="Times New Roman" w:hAnsi="Barlow" w:cs="Times New Roman"/>
+          <w:color w:val="000000"/>
+          <w:sz w:val="21"/>
+          <w:szCs w:val="21"/>
+          <w:lang w:val="en-US"/>
+        </w:rPr>
+        <w:t>Klossy</w:t>
+      </w:r>
+      <w:proofErr w:type="spellEnd"/>
+      <w:r>
+        <w:rPr>
+          <w:rFonts w:ascii="Barlow" w:eastAsia="Times New Roman" w:hAnsi="Barlow" w:cs="Times New Roman"/>
+          <w:color w:val="000000"/>
+          <w:sz w:val="21"/>
+          <w:szCs w:val="21"/>
+          <w:lang w:val="en-US"/>
+        </w:rPr>
+        <w:t xml:space="preserve"> | New York, NY</w:t>
       </w:r>
       <w:r>
         <w:rPr>
@@ -3669,7 +4127,7 @@
 </file>
 
 <file path=word/numbering.xml><?xml version="1.0" encoding="utf-8"?>
-<w:numbering xmlns:wpc="http://schemas.microsoft.com/office/word/2010/wordprocessingCanvas" xmlns:cx="http://schemas.microsoft.com/office/drawing/2014/chartex" xmlns:cx1="http://schemas.microsoft.com/office/drawing/2015/9/8/chartex" xmlns:cx2="http://schemas.microsoft.com/office/drawing/2015/10/21/chartex" xmlns:cx3="http://schemas.microsoft.com/office/drawing/2016/5/9/chartex" xmlns:cx4="http://schemas.microsoft.com/office/drawing/2016/5/10/chartex" xmlns:cx5="http://schemas.microsoft.com/office/drawing/2016/5/11/chartex" xmlns:cx6="http://schemas.microsoft.com/office/drawing/2016/5/12/chartex" xmlns:cx7="http://schemas.microsoft.com/office/drawing/2016/5/13/chartex" xmlns:cx8="http://schemas.microsoft.com/office/drawing/2016/5/14/chartex" xmlns:mc="http://schemas.openxmlformats.org/markup-compatibility/2006" xmlns:aink="http://schemas.microsoft.com/office/drawing/2016/ink" xmlns:am3d="http://schemas.microsoft.com/office/drawing/2017/model3d" xmlns:o="urn:schemas-microsoft-com:office:office" xmlns:oel="http://schemas.microsoft.com/office/2019/extlst" xmlns:r="http://schemas.openxmlformats.org/officeDocument/2006/relationships" xmlns:m="http://schemas.openxmlformats.org/officeDocument/2006/math" xmlns:v="urn:schemas-microsoft-com:vml" xmlns:wp14="http://schemas.microsoft.com/office/word/2010/wordprocessingDrawing" xmlns:wp="http://schemas.openxmlformats.org/drawingml/2006/wordprocessingDrawing" xmlns:w10="urn:schemas-microsoft-com:office:word" xmlns:w="http://schemas.openxmlformats.org/wordprocessingml/2006/main" xmlns:w14="http://schemas.microsoft.com/office/word/2010/wordml" xmlns:w15="http://schemas.microsoft.com/office/word/2012/wordml" xmlns:w16cex="http://schemas.microsoft.com/office/word/2018/wordml/cex" xmlns:w16cid="http://schemas.microsoft.com/office/word/2016/wordml/cid" xmlns:w16="http://schemas.microsoft.com/office/word/2018/wordml" xmlns:w16du="http://schemas.microsoft.com/office/word/2023/wordml/word16du" xmlns:w16sdtdh="http://schemas.microsoft.com/office/word/2020/wordml/sdtdatahash" xmlns:w16sdtfl="http://schemas.microsoft.com/office/word/2024/wordml/sdtformatlock" xmlns:w16se="http://schemas.microsoft.com/office/word/2015/wordml/symex" xmlns:wpg="http://schemas.microsoft.com/office/word/2010/wordprocessingGroup" xmlns:wpi="http://schemas.microsoft.com/office/word/2010/wordprocessingInk" xmlns:wne="http://schemas.microsoft.com/office/word/2006/wordml" xmlns:wps="http://schemas.microsoft.com/office/word/2010/wordprocessingShape" mc:Ignorable="w14 w15 w16se w16cid w16 w16cex w16sdtdh w16sdtfl w16du wp14">
+<w:numbering xmlns:wpc="http://schemas.microsoft.com/office/word/2010/wordprocessingCanvas" xmlns:cx="http://schemas.microsoft.com/office/drawing/2014/chartex" xmlns:cx1="http://schemas.microsoft.com/office/drawing/2015/9/8/chartex" xmlns:cx2="http://schemas.microsoft.com/office/drawing/2015/10/21/chartex" xmlns:cx3="http://schemas.microsoft.com/office/drawing/2016/5/9/chartex" xmlns:cx4="http://schemas.microsoft.com/office/drawing/2016/5/10/chartex" xmlns:cx5="http://schemas.microsoft.com/office/drawing/2016/5/11/chartex" xmlns:cx6="http://schemas.microsoft.com/office/drawing/2016/5/12/chartex" xmlns:cx7="http://schemas.microsoft.com/office/drawing/2016/5/13/chartex" xmlns:cx8="http://schemas.microsoft.com/office/drawing/2016/5/14/chartex" xmlns:mc="http://schemas.openxmlformats.org/markup-compatibility/2006" xmlns:aink="http://schemas.microsoft.com/office/drawing/2016/ink" xmlns:am3d="http://schemas.microsoft.com/office/drawing/2017/model3d" xmlns:o="urn:schemas-microsoft-com:office:office" xmlns:oel="http://schemas.microsoft.com/office/2019/extlst" xmlns:r="http://schemas.openxmlformats.org/officeDocument/2006/relationships" xmlns:m="http://schemas.openxmlformats.org/officeDocument/2006/math" xmlns:v="urn:schemas-microsoft-com:vml" xmlns:wp14="http://schemas.microsoft.com/office/word/2010/wordprocessingDrawing" xmlns:wp="http://schemas.openxmlformats.org/drawingml/2006/wordprocessingDrawing" xmlns:w10="urn:schemas-microsoft-com:office:word" xmlns:w="http://schemas.openxmlformats.org/wordprocessingml/2006/main" xmlns:w14="http://schemas.microsoft.com/office/word/2010/wordml" xmlns:w15="http://schemas.microsoft.com/office/word/2012/wordml" xmlns:w16cex="http://schemas.microsoft.com/office/word/2018/wordml/cex" xmlns:w16cid="http://schemas.microsoft.com/office/word/2016/wordml/cid" xmlns:w16="http://schemas.microsoft.com/office/word/2018/wordml" xmlns:w16sdtdh="http://schemas.microsoft.com/office/word/2020/wordml/sdtdatahash" xmlns:w16se="http://schemas.microsoft.com/office/word/2015/wordml/symex" xmlns:wpg="http://schemas.microsoft.com/office/word/2010/wordprocessingGroup" xmlns:wpi="http://schemas.microsoft.com/office/word/2010/wordprocessingInk" xmlns:wne="http://schemas.microsoft.com/office/word/2006/wordml" xmlns:wps="http://schemas.microsoft.com/office/word/2010/wordprocessingShape" mc:Ignorable="w14 w15 w16se w16cid w16 w16cex w16sdtdh wp14">
   <w:abstractNum w:abstractNumId="0" w15:restartNumberingAfterBreak="0">
     <w:nsid w:val="00574489"/>
     <w:multiLevelType w:val="multilevel"/>
@@ -5738,7 +6196,7 @@
 </file>
 
 <file path=word/styles.xml><?xml version="1.0" encoding="utf-8"?>
-<w:styles xmlns:mc="http://schemas.openxmlformats.org/markup-compatibility/2006" xmlns:r="http://schemas.openxmlformats.org/officeDocument/2006/relationships" xmlns:w="http://schemas.openxmlformats.org/wordprocessingml/2006/main" xmlns:w14="http://schemas.microsoft.com/office/word/2010/wordml" xmlns:w15="http://schemas.microsoft.com/office/word/2012/wordml" xmlns:w16cex="http://schemas.microsoft.com/office/word/2018/wordml/cex" xmlns:w16cid="http://schemas.microsoft.com/office/word/2016/wordml/cid" xmlns:w16="http://schemas.microsoft.com/office/word/2018/wordml" xmlns:w16du="http://schemas.microsoft.com/office/word/2023/wordml/word16du" xmlns:w16sdtdh="http://schemas.microsoft.com/office/word/2020/wordml/sdtdatahash" xmlns:w16sdtfl="http://schemas.microsoft.com/office/word/2024/wordml/sdtformatlock" xmlns:w16se="http://schemas.microsoft.com/office/word/2015/wordml/symex" mc:Ignorable="w14 w15 w16se w16cid w16 w16cex w16sdtdh w16sdtfl w16du">
+<w:styles xmlns:mc="http://schemas.openxmlformats.org/markup-compatibility/2006" xmlns:r="http://schemas.openxmlformats.org/officeDocument/2006/relationships" xmlns:w="http://schemas.openxmlformats.org/wordprocessingml/2006/main" xmlns:w14="http://schemas.microsoft.com/office/word/2010/wordml" xmlns:w15="http://schemas.microsoft.com/office/word/2012/wordml" xmlns:w16cex="http://schemas.microsoft.com/office/word/2018/wordml/cex" xmlns:w16cid="http://schemas.microsoft.com/office/word/2016/wordml/cid" xmlns:w16="http://schemas.microsoft.com/office/word/2018/wordml" xmlns:w16sdtdh="http://schemas.microsoft.com/office/word/2020/wordml/sdtdatahash" xmlns:w16se="http://schemas.microsoft.com/office/word/2015/wordml/symex" mc:Ignorable="w14 w15 w16se w16cid w16 w16cex w16sdtdh">
   <w:docDefaults>
     <w:rPrDefault>
       <w:rPr>

--- a/public/resume/Monserate Resume.docx
+++ b/public/resume/Monserate Resume.docx
@@ -1,6 +1,6 @@
 
 <file path=word/document.xml><?xml version="1.0" encoding="utf-8"?>
-<w:document xmlns:wpc="http://schemas.microsoft.com/office/word/2010/wordprocessingCanvas" xmlns:cx="http://schemas.microsoft.com/office/drawing/2014/chartex" xmlns:cx1="http://schemas.microsoft.com/office/drawing/2015/9/8/chartex" xmlns:cx2="http://schemas.microsoft.com/office/drawing/2015/10/21/chartex" xmlns:cx3="http://schemas.microsoft.com/office/drawing/2016/5/9/chartex" xmlns:cx4="http://schemas.microsoft.com/office/drawing/2016/5/10/chartex" xmlns:cx5="http://schemas.microsoft.com/office/drawing/2016/5/11/chartex" xmlns:cx6="http://schemas.microsoft.com/office/drawing/2016/5/12/chartex" xmlns:cx7="http://schemas.microsoft.com/office/drawing/2016/5/13/chartex" xmlns:cx8="http://schemas.microsoft.com/office/drawing/2016/5/14/chartex" xmlns:mc="http://schemas.openxmlformats.org/markup-compatibility/2006" xmlns:aink="http://schemas.microsoft.com/office/drawing/2016/ink" xmlns:am3d="http://schemas.microsoft.com/office/drawing/2017/model3d" xmlns:o="urn:schemas-microsoft-com:office:office" xmlns:oel="http://schemas.microsoft.com/office/2019/extlst" xmlns:r="http://schemas.openxmlformats.org/officeDocument/2006/relationships" xmlns:m="http://schemas.openxmlformats.org/officeDocument/2006/math" xmlns:v="urn:schemas-microsoft-com:vml" xmlns:wp14="http://schemas.microsoft.com/office/word/2010/wordprocessingDrawing" xmlns:wp="http://schemas.openxmlformats.org/drawingml/2006/wordprocessingDrawing" xmlns:w10="urn:schemas-microsoft-com:office:word" xmlns:w="http://schemas.openxmlformats.org/wordprocessingml/2006/main" xmlns:w14="http://schemas.microsoft.com/office/word/2010/wordml" xmlns:w15="http://schemas.microsoft.com/office/word/2012/wordml" xmlns:w16cex="http://schemas.microsoft.com/office/word/2018/wordml/cex" xmlns:w16cid="http://schemas.microsoft.com/office/word/2016/wordml/cid" xmlns:w16="http://schemas.microsoft.com/office/word/2018/wordml" xmlns:w16sdtdh="http://schemas.microsoft.com/office/word/2020/wordml/sdtdatahash" xmlns:w16se="http://schemas.microsoft.com/office/word/2015/wordml/symex" xmlns:wpg="http://schemas.microsoft.com/office/word/2010/wordprocessingGroup" xmlns:wpi="http://schemas.microsoft.com/office/word/2010/wordprocessingInk" xmlns:wne="http://schemas.microsoft.com/office/word/2006/wordml" xmlns:wps="http://schemas.microsoft.com/office/word/2010/wordprocessingShape" mc:Ignorable="w14 w15 w16se w16cid w16 w16cex w16sdtdh wp14">
+<w:document xmlns:wpc="http://schemas.microsoft.com/office/word/2010/wordprocessingCanvas" xmlns:cx="http://schemas.microsoft.com/office/drawing/2014/chartex" xmlns:cx1="http://schemas.microsoft.com/office/drawing/2015/9/8/chartex" xmlns:cx2="http://schemas.microsoft.com/office/drawing/2015/10/21/chartex" xmlns:cx3="http://schemas.microsoft.com/office/drawing/2016/5/9/chartex" xmlns:cx4="http://schemas.microsoft.com/office/drawing/2016/5/10/chartex" xmlns:cx5="http://schemas.microsoft.com/office/drawing/2016/5/11/chartex" xmlns:cx6="http://schemas.microsoft.com/office/drawing/2016/5/12/chartex" xmlns:cx7="http://schemas.microsoft.com/office/drawing/2016/5/13/chartex" xmlns:cx8="http://schemas.microsoft.com/office/drawing/2016/5/14/chartex" xmlns:mc="http://schemas.openxmlformats.org/markup-compatibility/2006" xmlns:aink="http://schemas.microsoft.com/office/drawing/2016/ink" xmlns:am3d="http://schemas.microsoft.com/office/drawing/2017/model3d" xmlns:o="urn:schemas-microsoft-com:office:office" xmlns:oel="http://schemas.microsoft.com/office/2019/extlst" xmlns:r="http://schemas.openxmlformats.org/officeDocument/2006/relationships" xmlns:m="http://schemas.openxmlformats.org/officeDocument/2006/math" xmlns:v="urn:schemas-microsoft-com:vml" xmlns:wp14="http://schemas.microsoft.com/office/word/2010/wordprocessingDrawing" xmlns:wp="http://schemas.openxmlformats.org/drawingml/2006/wordprocessingDrawing" xmlns:w10="urn:schemas-microsoft-com:office:word" xmlns:w="http://schemas.openxmlformats.org/wordprocessingml/2006/main" xmlns:w14="http://schemas.microsoft.com/office/word/2010/wordml" xmlns:w15="http://schemas.microsoft.com/office/word/2012/wordml" xmlns:w16cei="http://schemas.microsoft.com/office/word/2026/wordml/cei" xmlns:w16cex="http://schemas.microsoft.com/office/word/2018/wordml/cex" xmlns:w16cid="http://schemas.microsoft.com/office/word/2016/wordml/cid" xmlns:w16="http://schemas.microsoft.com/office/word/2018/wordml" xmlns:w16du="http://schemas.microsoft.com/office/word/2023/wordml/word16du" xmlns:w16sdtdh="http://schemas.microsoft.com/office/word/2020/wordml/sdtdatahash" xmlns:w16sdtfl="http://schemas.microsoft.com/office/word/2024/wordml/sdtformatlock" xmlns:w16se="http://schemas.microsoft.com/office/word/2015/wordml/symex" xmlns:wpg="http://schemas.microsoft.com/office/word/2010/wordprocessingGroup" xmlns:wpi="http://schemas.microsoft.com/office/word/2010/wordprocessingInk" xmlns:wne="http://schemas.microsoft.com/office/word/2006/wordml" xmlns:wps="http://schemas.microsoft.com/office/word/2010/wordprocessingShape" mc:Ignorable="w14 w15 w16se w16cid w16 w16cex w16sdtdh w16sdtfl w16du wp14">
   <w:body>
     <w:p>
       <w:pPr>
@@ -22,9 +22,8 @@
           <w:szCs w:val="38"/>
           <w:lang w:val="en-US"/>
         </w:rPr>
-        <w:t xml:space="preserve">Violet </w:t>
-      </w:r>
-      <w:proofErr w:type="spellStart"/>
+        <w:t>Violet</w:t>
+      </w:r>
       <w:r>
         <w:rPr>
           <w:rFonts w:ascii="Barlow" w:eastAsia="Times New Roman" w:hAnsi="Barlow" w:cs="Times New Roman"/>
@@ -35,9 +34,8 @@
           <w:szCs w:val="38"/>
           <w:lang w:val="en-US"/>
         </w:rPr>
-        <w:t>Monserate</w:t>
-      </w:r>
-      <w:proofErr w:type="spellEnd"/>
+        <w:t xml:space="preserve"> Monserate</w:t>
+      </w:r>
     </w:p>
     <w:p>
       <w:pPr>
@@ -1163,7 +1161,6 @@
         </w:rPr>
         <w:t xml:space="preserve">thics, </w:t>
       </w:r>
-      <w:proofErr w:type="spellStart"/>
       <w:r>
         <w:rPr>
           <w:rFonts w:ascii="Barlow" w:eastAsia="Times New Roman" w:hAnsi="Barlow" w:cs="Times New Roman"/>
@@ -1184,7 +1181,6 @@
         </w:rPr>
         <w:t>euroethics</w:t>
       </w:r>
-      <w:proofErr w:type="spellEnd"/>
       <w:r>
         <w:rPr>
           <w:rFonts w:ascii="Barlow" w:eastAsia="Times New Roman" w:hAnsi="Barlow" w:cs="Times New Roman"/>
@@ -1224,150 +1220,6 @@
           <w:lang w:val="en-US"/>
         </w:rPr>
         <w:t>hildren</w:t>
-      </w:r>
-    </w:p>
-    <w:p>
-      <w:pPr>
-        <w:spacing w:after="80" w:line="259" w:lineRule="auto"/>
-        <w:rPr>
-          <w:rFonts w:ascii="Times New Roman" w:eastAsia="Times New Roman" w:hAnsi="Times New Roman" w:cs="Times New Roman"/>
-          <w:sz w:val="24"/>
-          <w:szCs w:val="24"/>
-          <w:lang w:val="en-US"/>
-        </w:rPr>
-      </w:pPr>
-      <w:proofErr w:type="spellStart"/>
-      <w:r>
-        <w:rPr>
-          <w:rFonts w:ascii="Barlow" w:eastAsia="Times New Roman" w:hAnsi="Barlow" w:cs="Times New Roman"/>
-          <w:b/>
-          <w:bCs/>
-          <w:color w:val="000000"/>
-          <w:sz w:val="21"/>
-          <w:szCs w:val="21"/>
-          <w:lang w:val="en-US"/>
-        </w:rPr>
-        <w:t>Raisbeck</w:t>
-      </w:r>
-      <w:proofErr w:type="spellEnd"/>
-      <w:r>
-        <w:rPr>
-          <w:rFonts w:ascii="Barlow" w:eastAsia="Times New Roman" w:hAnsi="Barlow" w:cs="Times New Roman"/>
-          <w:b/>
-          <w:bCs/>
-          <w:color w:val="000000"/>
-          <w:sz w:val="21"/>
-          <w:szCs w:val="21"/>
-          <w:lang w:val="en-US"/>
-        </w:rPr>
-        <w:t xml:space="preserve"> Aviation High School</w:t>
-      </w:r>
-      <w:r>
-        <w:rPr>
-          <w:rFonts w:ascii="Barlow" w:eastAsia="Times New Roman" w:hAnsi="Barlow" w:cs="Times New Roman"/>
-          <w:color w:val="000000"/>
-          <w:sz w:val="21"/>
-          <w:szCs w:val="21"/>
-          <w:lang w:val="en-US"/>
-        </w:rPr>
-        <w:t xml:space="preserve">, High School Diploma | </w:t>
-      </w:r>
-      <w:r>
-        <w:rPr>
-          <w:rFonts w:ascii="Barlow" w:eastAsia="Times New Roman" w:hAnsi="Barlow" w:cs="Times New Roman"/>
-          <w:b/>
-          <w:bCs/>
-          <w:color w:val="000000"/>
-          <w:sz w:val="21"/>
-          <w:szCs w:val="21"/>
-          <w:lang w:val="en-US"/>
-        </w:rPr>
-        <w:t>4.0 GPA</w:t>
-      </w:r>
-      <w:r>
-        <w:rPr>
-          <w:rFonts w:ascii="Barlow" w:eastAsia="Times New Roman" w:hAnsi="Barlow" w:cs="Times New Roman"/>
-          <w:b/>
-          <w:bCs/>
-          <w:color w:val="000000"/>
-          <w:sz w:val="21"/>
-          <w:szCs w:val="21"/>
-          <w:lang w:val="en-US"/>
-        </w:rPr>
-        <w:tab/>
-      </w:r>
-      <w:r>
-        <w:rPr>
-          <w:rFonts w:ascii="Barlow" w:eastAsia="Times New Roman" w:hAnsi="Barlow" w:cs="Times New Roman"/>
-          <w:b/>
-          <w:bCs/>
-          <w:color w:val="000000"/>
-          <w:sz w:val="21"/>
-          <w:szCs w:val="21"/>
-          <w:lang w:val="en-US"/>
-        </w:rPr>
-        <w:tab/>
-      </w:r>
-      <w:r>
-        <w:rPr>
-          <w:rFonts w:ascii="Barlow" w:eastAsia="Times New Roman" w:hAnsi="Barlow" w:cs="Times New Roman"/>
-          <w:b/>
-          <w:bCs/>
-          <w:color w:val="000000"/>
-          <w:sz w:val="21"/>
-          <w:szCs w:val="21"/>
-          <w:lang w:val="en-US"/>
-        </w:rPr>
-        <w:tab/>
-      </w:r>
-      <w:r>
-        <w:rPr>
-          <w:rFonts w:ascii="Barlow" w:eastAsia="Times New Roman" w:hAnsi="Barlow" w:cs="Times New Roman"/>
-          <w:b/>
-          <w:bCs/>
-          <w:color w:val="000000"/>
-          <w:sz w:val="21"/>
-          <w:szCs w:val="21"/>
-          <w:lang w:val="en-US"/>
-        </w:rPr>
-        <w:tab/>
-      </w:r>
-      <w:r>
-        <w:rPr>
-          <w:rFonts w:ascii="Barlow" w:eastAsia="Times New Roman" w:hAnsi="Barlow" w:cs="Times New Roman"/>
-          <w:b/>
-          <w:bCs/>
-          <w:color w:val="000000"/>
-          <w:sz w:val="21"/>
-          <w:szCs w:val="21"/>
-          <w:lang w:val="en-US"/>
-        </w:rPr>
-        <w:tab/>
-      </w:r>
-      <w:r>
-        <w:rPr>
-          <w:rFonts w:ascii="Barlow" w:eastAsia="Times New Roman" w:hAnsi="Barlow" w:cs="Times New Roman"/>
-          <w:b/>
-          <w:bCs/>
-          <w:color w:val="000000"/>
-          <w:sz w:val="21"/>
-          <w:szCs w:val="21"/>
-          <w:lang w:val="en-US"/>
-        </w:rPr>
-        <w:tab/>
-        <w:t xml:space="preserve">      </w:t>
-      </w:r>
-      <w:r>
-        <w:rPr>
-          <w:rFonts w:ascii="Barlow" w:eastAsia="Times New Roman" w:hAnsi="Barlow" w:cs="Times New Roman"/>
-          <w:i/>
-          <w:iCs/>
-          <w:color w:val="000000"/>
-          <w:sz w:val="21"/>
-          <w:szCs w:val="21"/>
-          <w:lang w:val="en-US"/>
-        </w:rPr>
-        <w:t>09/19 - 06/23</w:t>
       </w:r>
     </w:p>
     <w:p>
@@ -1695,9 +1547,8 @@
           <w:color w:val="000000"/>
           <w:sz w:val="21"/>
           <w:szCs w:val="21"/>
-          <w:lang w:val="en-US"/>
-        </w:rPr>
-        <w:t>Automatic Museum Guide</w:t>
+        </w:rPr>
+        <w:t>Assistive Museum Headphones</w:t>
       </w:r>
       <w:r>
         <w:rPr>
@@ -1717,17 +1568,7 @@
           <w:szCs w:val="21"/>
           <w:lang w:val="en-US"/>
         </w:rPr>
-        <w:t xml:space="preserve">Python, C++, STM32 Ecosystem, </w:t>
-      </w:r>
-      <w:r>
-        <w:rPr>
-          <w:rFonts w:ascii="Barlow" w:eastAsia="Times New Roman" w:hAnsi="Barlow" w:cs="Times New Roman"/>
-          <w:color w:val="000000"/>
-          <w:sz w:val="21"/>
-          <w:szCs w:val="21"/>
-          <w:lang w:val="en-US"/>
-        </w:rPr>
-        <w:t>Git</w:t>
+        <w:t>Python, C++, STM32 Ecosystem, Git</w:t>
       </w:r>
       <w:r>
         <w:rPr>
@@ -1899,25 +1740,14 @@
         </w:rPr>
         <w:t xml:space="preserve">using </w:t>
       </w:r>
-      <w:proofErr w:type="spellStart"/>
-      <w:r>
-        <w:rPr>
-          <w:rFonts w:ascii="Barlow" w:eastAsia="Times New Roman" w:hAnsi="Barlow" w:cs="Times New Roman"/>
-          <w:color w:val="000000"/>
-          <w:sz w:val="21"/>
-          <w:szCs w:val="21"/>
-        </w:rPr>
-        <w:t>FreeRTOS</w:t>
-      </w:r>
-      <w:proofErr w:type="spellEnd"/>
-      <w:r>
-        <w:rPr>
-          <w:rFonts w:ascii="Barlow" w:eastAsia="Times New Roman" w:hAnsi="Barlow" w:cs="Times New Roman"/>
-          <w:color w:val="000000"/>
-          <w:sz w:val="21"/>
-          <w:szCs w:val="21"/>
-        </w:rPr>
-        <w:t xml:space="preserve"> to manage I2S audio </w:t>
+      <w:r>
+        <w:rPr>
+          <w:rFonts w:ascii="Barlow" w:eastAsia="Times New Roman" w:hAnsi="Barlow" w:cs="Times New Roman"/>
+          <w:color w:val="000000"/>
+          <w:sz w:val="21"/>
+          <w:szCs w:val="21"/>
+        </w:rPr>
+        <w:t xml:space="preserve">FreeRTOS to manage I2S audio </w:t>
       </w:r>
       <w:r>
         <w:rPr>
@@ -1978,29 +1808,7 @@
           <w:szCs w:val="21"/>
           <w:lang w:val="en-US"/>
         </w:rPr>
-        <w:t xml:space="preserve">, React, </w:t>
-      </w:r>
-      <w:proofErr w:type="spellStart"/>
-      <w:r>
-        <w:rPr>
-          <w:rFonts w:ascii="Barlow" w:eastAsia="Times New Roman" w:hAnsi="Barlow" w:cs="Times New Roman"/>
-          <w:color w:val="000000"/>
-          <w:sz w:val="21"/>
-          <w:szCs w:val="21"/>
-          <w:lang w:val="en-US"/>
-        </w:rPr>
-        <w:t>Vite</w:t>
-      </w:r>
-      <w:proofErr w:type="spellEnd"/>
-      <w:r>
-        <w:rPr>
-          <w:rFonts w:ascii="Barlow" w:eastAsia="Times New Roman" w:hAnsi="Barlow" w:cs="Times New Roman"/>
-          <w:color w:val="000000"/>
-          <w:sz w:val="21"/>
-          <w:szCs w:val="21"/>
-          <w:lang w:val="en-US"/>
-        </w:rPr>
-        <w:t>, Cesium, C++</w:t>
+        <w:t>, React, Vite, Cesium, C++</w:t>
       </w:r>
       <w:r>
         <w:rPr>
@@ -2165,29 +1973,7 @@
           <w:szCs w:val="21"/>
           <w:lang w:val="en-US"/>
         </w:rPr>
-        <w:t xml:space="preserve">Develop back-end server to deliver </w:t>
-      </w:r>
-      <w:proofErr w:type="spellStart"/>
-      <w:r>
-        <w:rPr>
-          <w:rFonts w:ascii="Barlow" w:eastAsia="Times New Roman" w:hAnsi="Barlow" w:cs="Times New Roman"/>
-          <w:color w:val="000000"/>
-          <w:sz w:val="21"/>
-          <w:szCs w:val="21"/>
-          <w:lang w:val="en-US"/>
-        </w:rPr>
-        <w:t>glTF</w:t>
-      </w:r>
-      <w:proofErr w:type="spellEnd"/>
-      <w:r>
-        <w:rPr>
-          <w:rFonts w:ascii="Barlow" w:eastAsia="Times New Roman" w:hAnsi="Barlow" w:cs="Times New Roman"/>
-          <w:color w:val="000000"/>
-          <w:sz w:val="21"/>
-          <w:szCs w:val="21"/>
-          <w:lang w:val="en-US"/>
-        </w:rPr>
-        <w:t xml:space="preserve"> tiles with a RESTful URI to operate without an internet connection</w:t>
+        <w:t>Develop back-end server to deliver glTF tiles with a RESTful URI to operate without an internet connection</w:t>
       </w:r>
     </w:p>
     <w:p>
@@ -2261,27 +2047,15 @@
         </w:rPr>
         <w:t xml:space="preserve">, </w:t>
       </w:r>
-      <w:proofErr w:type="spellStart"/>
-      <w:r>
-        <w:rPr>
-          <w:rFonts w:ascii="Barlow" w:eastAsia="Times New Roman" w:hAnsi="Barlow" w:cs="Times New Roman"/>
-          <w:color w:val="000000"/>
-          <w:sz w:val="21"/>
-          <w:szCs w:val="21"/>
-          <w:lang w:val="en-US"/>
-        </w:rPr>
-        <w:t>Onshape</w:t>
-      </w:r>
-      <w:proofErr w:type="spellEnd"/>
-      <w:r>
-        <w:rPr>
-          <w:rFonts w:ascii="Barlow" w:eastAsia="Times New Roman" w:hAnsi="Barlow" w:cs="Times New Roman"/>
-          <w:color w:val="000000"/>
-          <w:sz w:val="21"/>
-          <w:szCs w:val="21"/>
-          <w:lang w:val="en-US"/>
-        </w:rPr>
-        <w:t xml:space="preserve">, </w:t>
+      <w:r>
+        <w:rPr>
+          <w:rFonts w:ascii="Barlow" w:eastAsia="Times New Roman" w:hAnsi="Barlow" w:cs="Times New Roman"/>
+          <w:color w:val="000000"/>
+          <w:sz w:val="21"/>
+          <w:szCs w:val="21"/>
+          <w:lang w:val="en-US"/>
+        </w:rPr>
+        <w:t xml:space="preserve">Onshape, </w:t>
       </w:r>
       <w:r>
         <w:rPr>
@@ -3912,29 +3686,7 @@
           <w:szCs w:val="21"/>
           <w:lang w:val="en-US"/>
         </w:rPr>
-        <w:t xml:space="preserve">- Apple &amp; Kode with </w:t>
-      </w:r>
-      <w:proofErr w:type="spellStart"/>
-      <w:r>
-        <w:rPr>
-          <w:rFonts w:ascii="Barlow" w:eastAsia="Times New Roman" w:hAnsi="Barlow" w:cs="Times New Roman"/>
-          <w:color w:val="000000"/>
-          <w:sz w:val="21"/>
-          <w:szCs w:val="21"/>
-          <w:lang w:val="en-US"/>
-        </w:rPr>
-        <w:t>Klossy</w:t>
-      </w:r>
-      <w:proofErr w:type="spellEnd"/>
-      <w:r>
-        <w:rPr>
-          <w:rFonts w:ascii="Barlow" w:eastAsia="Times New Roman" w:hAnsi="Barlow" w:cs="Times New Roman"/>
-          <w:color w:val="000000"/>
-          <w:sz w:val="21"/>
-          <w:szCs w:val="21"/>
-          <w:lang w:val="en-US"/>
-        </w:rPr>
-        <w:t xml:space="preserve"> | New York, NY</w:t>
+        <w:t>- Apple &amp; Kode with Klossy | New York, NY</w:t>
       </w:r>
       <w:r>
         <w:rPr>
@@ -4127,7 +3879,7 @@
 </file>
 
 <file path=word/numbering.xml><?xml version="1.0" encoding="utf-8"?>
-<w:numbering xmlns:wpc="http://schemas.microsoft.com/office/word/2010/wordprocessingCanvas" xmlns:cx="http://schemas.microsoft.com/office/drawing/2014/chartex" xmlns:cx1="http://schemas.microsoft.com/office/drawing/2015/9/8/chartex" xmlns:cx2="http://schemas.microsoft.com/office/drawing/2015/10/21/chartex" xmlns:cx3="http://schemas.microsoft.com/office/drawing/2016/5/9/chartex" xmlns:cx4="http://schemas.microsoft.com/office/drawing/2016/5/10/chartex" xmlns:cx5="http://schemas.microsoft.com/office/drawing/2016/5/11/chartex" xmlns:cx6="http://schemas.microsoft.com/office/drawing/2016/5/12/chartex" xmlns:cx7="http://schemas.microsoft.com/office/drawing/2016/5/13/chartex" xmlns:cx8="http://schemas.microsoft.com/office/drawing/2016/5/14/chartex" xmlns:mc="http://schemas.openxmlformats.org/markup-compatibility/2006" xmlns:aink="http://schemas.microsoft.com/office/drawing/2016/ink" xmlns:am3d="http://schemas.microsoft.com/office/drawing/2017/model3d" xmlns:o="urn:schemas-microsoft-com:office:office" xmlns:oel="http://schemas.microsoft.com/office/2019/extlst" xmlns:r="http://schemas.openxmlformats.org/officeDocument/2006/relationships" xmlns:m="http://schemas.openxmlformats.org/officeDocument/2006/math" xmlns:v="urn:schemas-microsoft-com:vml" xmlns:wp14="http://schemas.microsoft.com/office/word/2010/wordprocessingDrawing" xmlns:wp="http://schemas.openxmlformats.org/drawingml/2006/wordprocessingDrawing" xmlns:w10="urn:schemas-microsoft-com:office:word" xmlns:w="http://schemas.openxmlformats.org/wordprocessingml/2006/main" xmlns:w14="http://schemas.microsoft.com/office/word/2010/wordml" xmlns:w15="http://schemas.microsoft.com/office/word/2012/wordml" xmlns:w16cex="http://schemas.microsoft.com/office/word/2018/wordml/cex" xmlns:w16cid="http://schemas.microsoft.com/office/word/2016/wordml/cid" xmlns:w16="http://schemas.microsoft.com/office/word/2018/wordml" xmlns:w16sdtdh="http://schemas.microsoft.com/office/word/2020/wordml/sdtdatahash" xmlns:w16se="http://schemas.microsoft.com/office/word/2015/wordml/symex" xmlns:wpg="http://schemas.microsoft.com/office/word/2010/wordprocessingGroup" xmlns:wpi="http://schemas.microsoft.com/office/word/2010/wordprocessingInk" xmlns:wne="http://schemas.microsoft.com/office/word/2006/wordml" xmlns:wps="http://schemas.microsoft.com/office/word/2010/wordprocessingShape" mc:Ignorable="w14 w15 w16se w16cid w16 w16cex w16sdtdh wp14">
+<w:numbering xmlns:wpc="http://schemas.microsoft.com/office/word/2010/wordprocessingCanvas" xmlns:cx="http://schemas.microsoft.com/office/drawing/2014/chartex" xmlns:cx1="http://schemas.microsoft.com/office/drawing/2015/9/8/chartex" xmlns:cx2="http://schemas.microsoft.com/office/drawing/2015/10/21/chartex" xmlns:cx3="http://schemas.microsoft.com/office/drawing/2016/5/9/chartex" xmlns:cx4="http://schemas.microsoft.com/office/drawing/2016/5/10/chartex" xmlns:cx5="http://schemas.microsoft.com/office/drawing/2016/5/11/chartex" xmlns:cx6="http://schemas.microsoft.com/office/drawing/2016/5/12/chartex" xmlns:cx7="http://schemas.microsoft.com/office/drawing/2016/5/13/chartex" xmlns:cx8="http://schemas.microsoft.com/office/drawing/2016/5/14/chartex" xmlns:mc="http://schemas.openxmlformats.org/markup-compatibility/2006" xmlns:aink="http://schemas.microsoft.com/office/drawing/2016/ink" xmlns:am3d="http://schemas.microsoft.com/office/drawing/2017/model3d" xmlns:o="urn:schemas-microsoft-com:office:office" xmlns:oel="http://schemas.microsoft.com/office/2019/extlst" xmlns:r="http://schemas.openxmlformats.org/officeDocument/2006/relationships" xmlns:m="http://schemas.openxmlformats.org/officeDocument/2006/math" xmlns:v="urn:schemas-microsoft-com:vml" xmlns:wp14="http://schemas.microsoft.com/office/word/2010/wordprocessingDrawing" xmlns:wp="http://schemas.openxmlformats.org/drawingml/2006/wordprocessingDrawing" xmlns:w10="urn:schemas-microsoft-com:office:word" xmlns:w="http://schemas.openxmlformats.org/wordprocessingml/2006/main" xmlns:w14="http://schemas.microsoft.com/office/word/2010/wordml" xmlns:w15="http://schemas.microsoft.com/office/word/2012/wordml" xmlns:w16cei="http://schemas.microsoft.com/office/word/2026/wordml/cei" xmlns:w16cex="http://schemas.microsoft.com/office/word/2018/wordml/cex" xmlns:w16cid="http://schemas.microsoft.com/office/word/2016/wordml/cid" xmlns:w16="http://schemas.microsoft.com/office/word/2018/wordml" xmlns:w16du="http://schemas.microsoft.com/office/word/2023/wordml/word16du" xmlns:w16sdtdh="http://schemas.microsoft.com/office/word/2020/wordml/sdtdatahash" xmlns:w16sdtfl="http://schemas.microsoft.com/office/word/2024/wordml/sdtformatlock" xmlns:w16se="http://schemas.microsoft.com/office/word/2015/wordml/symex" xmlns:wpg="http://schemas.microsoft.com/office/word/2010/wordprocessingGroup" xmlns:wpi="http://schemas.microsoft.com/office/word/2010/wordprocessingInk" xmlns:wne="http://schemas.microsoft.com/office/word/2006/wordml" xmlns:wps="http://schemas.microsoft.com/office/word/2010/wordprocessingShape" mc:Ignorable="w14 w15 w16se w16cid w16 w16cex w16sdtdh w16sdtfl w16du wp14">
   <w:abstractNum w:abstractNumId="0" w15:restartNumberingAfterBreak="0">
     <w:nsid w:val="00574489"/>
     <w:multiLevelType w:val="multilevel"/>
@@ -6196,7 +5948,7 @@
 </file>
 
 <file path=word/styles.xml><?xml version="1.0" encoding="utf-8"?>
-<w:styles xmlns:mc="http://schemas.openxmlformats.org/markup-compatibility/2006" xmlns:r="http://schemas.openxmlformats.org/officeDocument/2006/relationships" xmlns:w="http://schemas.openxmlformats.org/wordprocessingml/2006/main" xmlns:w14="http://schemas.microsoft.com/office/word/2010/wordml" xmlns:w15="http://schemas.microsoft.com/office/word/2012/wordml" xmlns:w16cex="http://schemas.microsoft.com/office/word/2018/wordml/cex" xmlns:w16cid="http://schemas.microsoft.com/office/word/2016/wordml/cid" xmlns:w16="http://schemas.microsoft.com/office/word/2018/wordml" xmlns:w16sdtdh="http://schemas.microsoft.com/office/word/2020/wordml/sdtdatahash" xmlns:w16se="http://schemas.microsoft.com/office/word/2015/wordml/symex" mc:Ignorable="w14 w15 w16se w16cid w16 w16cex w16sdtdh">
+<w:styles xmlns:mc="http://schemas.openxmlformats.org/markup-compatibility/2006" xmlns:r="http://schemas.openxmlformats.org/officeDocument/2006/relationships" xmlns:w="http://schemas.openxmlformats.org/wordprocessingml/2006/main" xmlns:w14="http://schemas.microsoft.com/office/word/2010/wordml" xmlns:w15="http://schemas.microsoft.com/office/word/2012/wordml" xmlns:w16cex="http://schemas.microsoft.com/office/word/2018/wordml/cex" xmlns:w16cid="http://schemas.microsoft.com/office/word/2016/wordml/cid" xmlns:w16="http://schemas.microsoft.com/office/word/2018/wordml" xmlns:w16du="http://schemas.microsoft.com/office/word/2023/wordml/word16du" xmlns:w16sdtdh="http://schemas.microsoft.com/office/word/2020/wordml/sdtdatahash" xmlns:w16sdtfl="http://schemas.microsoft.com/office/word/2024/wordml/sdtformatlock" xmlns:w16se="http://schemas.microsoft.com/office/word/2015/wordml/symex" mc:Ignorable="w14 w15 w16se w16cid w16 w16cex w16sdtdh w16sdtfl w16du">
   <w:docDefaults>
     <w:rPrDefault>
       <w:rPr>

--- a/public/resume/Monserate Resume.docx
+++ b/public/resume/Monserate Resume.docx
@@ -1,6 +1,6 @@
 
 <file path=word/document.xml><?xml version="1.0" encoding="utf-8"?>
-<w:document xmlns:wpc="http://schemas.microsoft.com/office/word/2010/wordprocessingCanvas" xmlns:cx="http://schemas.microsoft.com/office/drawing/2014/chartex" xmlns:cx1="http://schemas.microsoft.com/office/drawing/2015/9/8/chartex" xmlns:cx2="http://schemas.microsoft.com/office/drawing/2015/10/21/chartex" xmlns:cx3="http://schemas.microsoft.com/office/drawing/2016/5/9/chartex" xmlns:cx4="http://schemas.microsoft.com/office/drawing/2016/5/10/chartex" xmlns:cx5="http://schemas.microsoft.com/office/drawing/2016/5/11/chartex" xmlns:cx6="http://schemas.microsoft.com/office/drawing/2016/5/12/chartex" xmlns:cx7="http://schemas.microsoft.com/office/drawing/2016/5/13/chartex" xmlns:cx8="http://schemas.microsoft.com/office/drawing/2016/5/14/chartex" xmlns:mc="http://schemas.openxmlformats.org/markup-compatibility/2006" xmlns:aink="http://schemas.microsoft.com/office/drawing/2016/ink" xmlns:am3d="http://schemas.microsoft.com/office/drawing/2017/model3d" xmlns:o="urn:schemas-microsoft-com:office:office" xmlns:oel="http://schemas.microsoft.com/office/2019/extlst" xmlns:r="http://schemas.openxmlformats.org/officeDocument/2006/relationships" xmlns:m="http://schemas.openxmlformats.org/officeDocument/2006/math" xmlns:v="urn:schemas-microsoft-com:vml" xmlns:wp14="http://schemas.microsoft.com/office/word/2010/wordprocessingDrawing" xmlns:wp="http://schemas.openxmlformats.org/drawingml/2006/wordprocessingDrawing" xmlns:w10="urn:schemas-microsoft-com:office:word" xmlns:w="http://schemas.openxmlformats.org/wordprocessingml/2006/main" xmlns:w14="http://schemas.microsoft.com/office/word/2010/wordml" xmlns:w15="http://schemas.microsoft.com/office/word/2012/wordml" xmlns:w16cei="http://schemas.microsoft.com/office/word/2026/wordml/cei" xmlns:w16cex="http://schemas.microsoft.com/office/word/2018/wordml/cex" xmlns:w16cid="http://schemas.microsoft.com/office/word/2016/wordml/cid" xmlns:w16="http://schemas.microsoft.com/office/word/2018/wordml" xmlns:w16du="http://schemas.microsoft.com/office/word/2023/wordml/word16du" xmlns:w16sdtdh="http://schemas.microsoft.com/office/word/2020/wordml/sdtdatahash" xmlns:w16sdtfl="http://schemas.microsoft.com/office/word/2024/wordml/sdtformatlock" xmlns:w16se="http://schemas.microsoft.com/office/word/2015/wordml/symex" xmlns:wpg="http://schemas.microsoft.com/office/word/2010/wordprocessingGroup" xmlns:wpi="http://schemas.microsoft.com/office/word/2010/wordprocessingInk" xmlns:wne="http://schemas.microsoft.com/office/word/2006/wordml" xmlns:wps="http://schemas.microsoft.com/office/word/2010/wordprocessingShape" mc:Ignorable="w14 w15 w16se w16cid w16 w16cex w16sdtdh w16sdtfl w16du wp14">
+<w:document xmlns:wpc="http://schemas.microsoft.com/office/word/2010/wordprocessingCanvas" xmlns:cx="http://schemas.microsoft.com/office/drawing/2014/chartex" xmlns:cx1="http://schemas.microsoft.com/office/drawing/2015/9/8/chartex" xmlns:cx2="http://schemas.microsoft.com/office/drawing/2015/10/21/chartex" xmlns:cx3="http://schemas.microsoft.com/office/drawing/2016/5/9/chartex" xmlns:cx4="http://schemas.microsoft.com/office/drawing/2016/5/10/chartex" xmlns:cx5="http://schemas.microsoft.com/office/drawing/2016/5/11/chartex" xmlns:cx6="http://schemas.microsoft.com/office/drawing/2016/5/12/chartex" xmlns:cx7="http://schemas.microsoft.com/office/drawing/2016/5/13/chartex" xmlns:cx8="http://schemas.microsoft.com/office/drawing/2016/5/14/chartex" xmlns:mc="http://schemas.openxmlformats.org/markup-compatibility/2006" xmlns:m="http://schemas.openxmlformats.org/officeDocument/2006/math" xmlns:aink="http://schemas.microsoft.com/office/drawing/2016/ink" xmlns:am3d="http://schemas.microsoft.com/office/drawing/2017/model3d" xmlns:oel="http://schemas.microsoft.com/office/2019/extlst" xmlns:r="http://schemas.openxmlformats.org/officeDocument/2006/relationships" xmlns:wp14="http://schemas.microsoft.com/office/word/2010/wordprocessingDrawing" xmlns:wp="http://schemas.openxmlformats.org/drawingml/2006/wordprocessingDrawing" xmlns:wpg="http://schemas.microsoft.com/office/word/2010/wordprocessingGroup" xmlns:wpi="http://schemas.microsoft.com/office/word/2010/wordprocessingInk" xmlns:wps="http://schemas.microsoft.com/office/word/2010/wordprocessingShape" xmlns:o="urn:schemas-microsoft-com:office:office" xmlns:v="urn:schemas-microsoft-com:vml" xmlns:w10="urn:schemas-microsoft-com:office:word" xmlns:w="http://schemas.openxmlformats.org/wordprocessingml/2006/main" xmlns:w14="http://schemas.microsoft.com/office/word/2010/wordml" xmlns:w15="http://schemas.microsoft.com/office/word/2012/wordml" xmlns:w16cei="http://schemas.microsoft.com/office/word/2026/wordml/cei" xmlns:w16cex="http://schemas.microsoft.com/office/word/2018/wordml/cex" xmlns:w16cid="http://schemas.microsoft.com/office/word/2016/wordml/cid" xmlns:w16="http://schemas.microsoft.com/office/word/2018/wordml" xmlns:w16sdtdh="http://schemas.microsoft.com/office/word/2020/wordml/sdtdatahash" xmlns:w16sdtfl="http://schemas.microsoft.com/office/word/2024/wordml/sdtformatlock" xmlns:w16se="http://schemas.microsoft.com/office/word/2015/wordml/symex" xmlns:w16du="http://schemas.microsoft.com/office/word/2023/wordml/word16du" xmlns:wne="http://schemas.microsoft.com/office/word/2006/wordml" mc:Ignorable="w14 w15 w16se w16cid w16 w16cex w16sdtdh w16sdtfl w16du wp14">
   <w:body>
     <w:p>
       <w:pPr>
@@ -56,29 +56,7 @@
           <w:szCs w:val="21"/>
           <w:lang w:val="en-US"/>
         </w:rPr>
-        <w:t xml:space="preserve">Seattle, WA | violetmonserate@gmail.com </w:t>
-      </w:r>
-      <w:proofErr w:type="gramStart"/>
-      <w:r>
-        <w:rPr>
-          <w:rFonts w:ascii="Barlow" w:eastAsia="Times New Roman" w:hAnsi="Barlow" w:cs="Times New Roman"/>
-          <w:color w:val="000000"/>
-          <w:sz w:val="21"/>
-          <w:szCs w:val="21"/>
-          <w:lang w:val="en-US"/>
-        </w:rPr>
-        <w:t>|  (</w:t>
-      </w:r>
-      <w:proofErr w:type="gramEnd"/>
-      <w:r>
-        <w:rPr>
-          <w:rFonts w:ascii="Barlow" w:eastAsia="Times New Roman" w:hAnsi="Barlow" w:cs="Times New Roman"/>
-          <w:color w:val="000000"/>
-          <w:sz w:val="21"/>
-          <w:szCs w:val="21"/>
-          <w:lang w:val="en-US"/>
-        </w:rPr>
-        <w:t xml:space="preserve">425) 970-5779 |  </w:t>
+        <w:t xml:space="preserve">Seattle, WA | violetmonserate@gmail.com |  (425) 970-5779 |  </w:t>
       </w:r>
       <w:hyperlink r:id="rId5" w:history="1">
         <w:r>
@@ -117,13 +95,14 @@
       <w:r>
         <w:rPr>
           <w:rFonts w:ascii="Barlow" w:eastAsia="Times New Roman" w:hAnsi="Barlow" w:cs="Times New Roman"/>
-          <w:color w:val="000000"/>
-          <w:sz w:val="21"/>
-          <w:szCs w:val="21"/>
-          <w:lang w:val="en-US"/>
-        </w:rPr>
-        <w:pict w14:anchorId="385AA864">
-          <v:rect id="_x0000_i1025" style="width:468pt;height:.75pt" o:hralign="center" o:hrstd="t" o:hr="t" fillcolor="#a0a0a0" stroked="f"/>
+          <w:noProof/>
+          <w:color w:val="000000"/>
+          <w:sz w:val="21"/>
+          <w:szCs w:val="21"/>
+          <w:lang w:val="en-US"/>
+        </w:rPr>
+        <w:pict w14:anchorId="7EC52E82">
+          <v:rect id="_x0000_i1025" alt="" style="width:468pt;height:.05pt;mso-width-percent:0;mso-height-percent:0;mso-width-percent:0;mso-height-percent:0" o:hralign="center" o:hrstd="t" o:hr="t" fillcolor="#a0a0a0" stroked="f"/>
         </w:pict>
       </w:r>
     </w:p>
@@ -608,37 +587,7 @@
           <w:szCs w:val="21"/>
           <w:lang w:val="en-US"/>
         </w:rPr>
-        <w:t>University of Washington-Seattle</w:t>
-      </w:r>
-      <w:r>
-        <w:rPr>
-          <w:rFonts w:ascii="Barlow" w:eastAsia="Times New Roman" w:hAnsi="Barlow" w:cs="Times New Roman"/>
-          <w:color w:val="000000"/>
-          <w:sz w:val="21"/>
-          <w:szCs w:val="21"/>
-          <w:lang w:val="en-US"/>
-        </w:rPr>
-        <w:t xml:space="preserve">, Computer Engineering &amp; </w:t>
-      </w:r>
-      <w:r>
-        <w:rPr>
-          <w:rFonts w:ascii="Barlow" w:eastAsia="Times New Roman" w:hAnsi="Barlow" w:cs="Times New Roman"/>
-          <w:color w:val="000000"/>
-          <w:sz w:val="21"/>
-          <w:szCs w:val="21"/>
-          <w:lang w:val="en-US"/>
-        </w:rPr>
-        <w:t xml:space="preserve">Philosophy: </w:t>
-      </w:r>
-      <w:r>
-        <w:rPr>
-          <w:rFonts w:ascii="Barlow" w:eastAsia="Times New Roman" w:hAnsi="Barlow" w:cs="Times New Roman"/>
-          <w:color w:val="000000"/>
-          <w:sz w:val="21"/>
-          <w:szCs w:val="21"/>
-          <w:lang w:val="en-US"/>
-        </w:rPr>
-        <w:t xml:space="preserve">Ethics | </w:t>
+        <w:t>U</w:t>
       </w:r>
       <w:r>
         <w:rPr>
@@ -650,7 +599,7 @@
           <w:szCs w:val="21"/>
           <w:lang w:val="en-US"/>
         </w:rPr>
-        <w:t>3.9</w:t>
+        <w:t>niversity</w:t>
       </w:r>
       <w:r>
         <w:rPr>
@@ -662,7 +611,7 @@
           <w:szCs w:val="21"/>
           <w:lang w:val="en-US"/>
         </w:rPr>
-        <w:t>7</w:t>
+        <w:t xml:space="preserve"> of Washington, Paul </w:t>
       </w:r>
       <w:r>
         <w:rPr>
@@ -674,7 +623,49 @@
           <w:szCs w:val="21"/>
           <w:lang w:val="en-US"/>
         </w:rPr>
-        <w:t xml:space="preserve"> GPA</w:t>
+        <w:t>G. Allen School</w:t>
+      </w:r>
+      <w:r>
+        <w:rPr>
+          <w:rFonts w:ascii="Barlow" w:eastAsia="Times New Roman" w:hAnsi="Barlow" w:cs="Times New Roman"/>
+          <w:b/>
+          <w:bCs/>
+          <w:color w:val="000000"/>
+          <w:sz w:val="21"/>
+          <w:szCs w:val="21"/>
+          <w:lang w:val="en-US"/>
+        </w:rPr>
+        <w:t xml:space="preserve"> of CSE</w:t>
+      </w:r>
+      <w:r>
+        <w:rPr>
+          <w:rFonts w:ascii="Barlow" w:eastAsia="Times New Roman" w:hAnsi="Barlow" w:cs="Times New Roman"/>
+          <w:color w:val="000000"/>
+          <w:sz w:val="21"/>
+          <w:szCs w:val="21"/>
+          <w:lang w:val="en-US"/>
+        </w:rPr>
+        <w:t xml:space="preserve">, </w:t>
+      </w:r>
+      <w:r>
+        <w:rPr>
+          <w:rFonts w:ascii="Barlow" w:eastAsia="Times New Roman" w:hAnsi="Barlow" w:cs="Times New Roman"/>
+          <w:color w:val="000000"/>
+          <w:sz w:val="21"/>
+          <w:szCs w:val="21"/>
+          <w:lang w:val="en-US"/>
+        </w:rPr>
+        <w:t xml:space="preserve">M.S. in </w:t>
+      </w:r>
+      <w:r>
+        <w:rPr>
+          <w:rFonts w:ascii="Barlow" w:eastAsia="Times New Roman" w:hAnsi="Barlow" w:cs="Times New Roman"/>
+          <w:color w:val="000000"/>
+          <w:sz w:val="21"/>
+          <w:szCs w:val="21"/>
+          <w:lang w:val="en-US"/>
+        </w:rPr>
+        <w:t>Computer Science &amp; Engineering</w:t>
       </w:r>
       <w:r>
         <w:rPr>
@@ -685,27 +676,7 @@
           <w:lang w:val="en-US"/>
         </w:rPr>
         <w:tab/>
-      </w:r>
-      <w:r>
-        <w:rPr>
-          <w:rFonts w:ascii="Barlow" w:eastAsia="Times New Roman" w:hAnsi="Barlow" w:cs="Times New Roman"/>
-          <w:color w:val="000000"/>
-          <w:sz w:val="21"/>
-          <w:szCs w:val="21"/>
-          <w:lang w:val="en-US"/>
-        </w:rPr>
-        <w:tab/>
-        <w:t xml:space="preserve">     </w:t>
-      </w:r>
-      <w:r>
-        <w:rPr>
-          <w:rFonts w:ascii="Barlow" w:eastAsia="Times New Roman" w:hAnsi="Barlow" w:cs="Times New Roman"/>
-          <w:color w:val="000000"/>
-          <w:sz w:val="21"/>
-          <w:szCs w:val="21"/>
-          <w:lang w:val="en-US"/>
-        </w:rPr>
-        <w:t>09</w:t>
+        <w:t xml:space="preserve">Expected </w:t>
       </w:r>
       <w:r>
         <w:rPr>
@@ -717,7 +688,19 @@
           <w:szCs w:val="21"/>
           <w:lang w:val="en-US"/>
         </w:rPr>
-        <w:t>/23 - 06/27</w:t>
+        <w:t>06/2</w:t>
+      </w:r>
+      <w:r>
+        <w:rPr>
+          <w:rFonts w:ascii="Barlow" w:eastAsia="Times New Roman" w:hAnsi="Barlow" w:cs="Times New Roman"/>
+          <w:i/>
+          <w:iCs/>
+          <w:color w:val="000000"/>
+          <w:sz w:val="21"/>
+          <w:szCs w:val="21"/>
+          <w:lang w:val="en-US"/>
+        </w:rPr>
+        <w:t>8</w:t>
       </w:r>
     </w:p>
     <w:p>
@@ -733,6 +716,236 @@
       <w:r>
         <w:rPr>
           <w:rFonts w:ascii="Barlow" w:eastAsia="Times New Roman" w:hAnsi="Barlow" w:cs="Times New Roman"/>
+          <w:b/>
+          <w:bCs/>
+          <w:color w:val="000000"/>
+          <w:sz w:val="21"/>
+          <w:szCs w:val="21"/>
+          <w:lang w:val="en-US"/>
+        </w:rPr>
+        <w:t>University of Washingto</w:t>
+      </w:r>
+      <w:r>
+        <w:rPr>
+          <w:rFonts w:ascii="Barlow" w:eastAsia="Times New Roman" w:hAnsi="Barlow" w:cs="Times New Roman"/>
+          <w:b/>
+          <w:bCs/>
+          <w:color w:val="000000"/>
+          <w:sz w:val="21"/>
+          <w:szCs w:val="21"/>
+          <w:lang w:val="en-US"/>
+        </w:rPr>
+        <w:t>n</w:t>
+      </w:r>
+      <w:r>
+        <w:rPr>
+          <w:rFonts w:ascii="Barlow" w:eastAsia="Times New Roman" w:hAnsi="Barlow" w:cs="Times New Roman"/>
+          <w:color w:val="000000"/>
+          <w:sz w:val="21"/>
+          <w:szCs w:val="21"/>
+          <w:lang w:val="en-US"/>
+        </w:rPr>
+        <w:t xml:space="preserve">, </w:t>
+      </w:r>
+      <w:r>
+        <w:rPr>
+          <w:rFonts w:ascii="Barlow" w:eastAsia="Times New Roman" w:hAnsi="Barlow" w:cs="Times New Roman"/>
+          <w:color w:val="000000"/>
+          <w:sz w:val="21"/>
+          <w:szCs w:val="21"/>
+          <w:lang w:val="en-US"/>
+        </w:rPr>
+        <w:t xml:space="preserve">B.S. in </w:t>
+      </w:r>
+      <w:r>
+        <w:rPr>
+          <w:rFonts w:ascii="Barlow" w:eastAsia="Times New Roman" w:hAnsi="Barlow" w:cs="Times New Roman"/>
+          <w:color w:val="000000"/>
+          <w:sz w:val="21"/>
+          <w:szCs w:val="21"/>
+          <w:lang w:val="en-US"/>
+        </w:rPr>
+        <w:t>Computer Engineering</w:t>
+      </w:r>
+      <w:r>
+        <w:rPr>
+          <w:rFonts w:ascii="Barlow" w:eastAsia="Times New Roman" w:hAnsi="Barlow" w:cs="Times New Roman"/>
+          <w:color w:val="000000"/>
+          <w:sz w:val="21"/>
+          <w:szCs w:val="21"/>
+          <w:lang w:val="en-US"/>
+        </w:rPr>
+        <w:t xml:space="preserve"> </w:t>
+      </w:r>
+      <w:r>
+        <w:rPr>
+          <w:rFonts w:ascii="Barlow" w:eastAsia="Times New Roman" w:hAnsi="Barlow" w:cs="Times New Roman"/>
+          <w:color w:val="000000"/>
+          <w:sz w:val="21"/>
+          <w:szCs w:val="21"/>
+          <w:lang w:val="en-US"/>
+        </w:rPr>
+        <w:t xml:space="preserve">&amp; </w:t>
+      </w:r>
+      <w:r>
+        <w:rPr>
+          <w:rFonts w:ascii="Barlow" w:eastAsia="Times New Roman" w:hAnsi="Barlow" w:cs="Times New Roman"/>
+          <w:color w:val="000000"/>
+          <w:sz w:val="21"/>
+          <w:szCs w:val="21"/>
+          <w:lang w:val="en-US"/>
+        </w:rPr>
+        <w:t>B.A</w:t>
+      </w:r>
+      <w:r>
+        <w:rPr>
+          <w:rFonts w:ascii="Barlow" w:eastAsia="Times New Roman" w:hAnsi="Barlow" w:cs="Times New Roman"/>
+          <w:color w:val="000000"/>
+          <w:sz w:val="21"/>
+          <w:szCs w:val="21"/>
+          <w:lang w:val="en-US"/>
+        </w:rPr>
+        <w:t>.</w:t>
+      </w:r>
+      <w:r>
+        <w:rPr>
+          <w:rFonts w:ascii="Barlow" w:eastAsia="Times New Roman" w:hAnsi="Barlow" w:cs="Times New Roman"/>
+          <w:color w:val="000000"/>
+          <w:sz w:val="21"/>
+          <w:szCs w:val="21"/>
+          <w:lang w:val="en-US"/>
+        </w:rPr>
+        <w:t xml:space="preserve"> in </w:t>
+      </w:r>
+      <w:r>
+        <w:rPr>
+          <w:rFonts w:ascii="Barlow" w:eastAsia="Times New Roman" w:hAnsi="Barlow" w:cs="Times New Roman"/>
+          <w:color w:val="000000"/>
+          <w:sz w:val="21"/>
+          <w:szCs w:val="21"/>
+          <w:lang w:val="en-US"/>
+        </w:rPr>
+        <w:t xml:space="preserve">Philosophy: </w:t>
+      </w:r>
+      <w:r>
+        <w:rPr>
+          <w:rFonts w:ascii="Barlow" w:eastAsia="Times New Roman" w:hAnsi="Barlow" w:cs="Times New Roman"/>
+          <w:color w:val="000000"/>
+          <w:sz w:val="21"/>
+          <w:szCs w:val="21"/>
+          <w:lang w:val="en-US"/>
+        </w:rPr>
+        <w:t xml:space="preserve">Ethics | </w:t>
+      </w:r>
+      <w:r>
+        <w:rPr>
+          <w:rFonts w:ascii="Barlow" w:eastAsia="Times New Roman" w:hAnsi="Barlow" w:cs="Times New Roman"/>
+          <w:b/>
+          <w:bCs/>
+          <w:color w:val="000000"/>
+          <w:sz w:val="21"/>
+          <w:szCs w:val="21"/>
+          <w:lang w:val="en-US"/>
+        </w:rPr>
+        <w:t>3.9</w:t>
+      </w:r>
+      <w:r>
+        <w:rPr>
+          <w:rFonts w:ascii="Barlow" w:eastAsia="Times New Roman" w:hAnsi="Barlow" w:cs="Times New Roman"/>
+          <w:b/>
+          <w:bCs/>
+          <w:color w:val="000000"/>
+          <w:sz w:val="21"/>
+          <w:szCs w:val="21"/>
+          <w:lang w:val="en-US"/>
+        </w:rPr>
+        <w:t>7</w:t>
+      </w:r>
+      <w:r>
+        <w:rPr>
+          <w:rFonts w:ascii="Barlow" w:eastAsia="Times New Roman" w:hAnsi="Barlow" w:cs="Times New Roman"/>
+          <w:b/>
+          <w:bCs/>
+          <w:color w:val="000000"/>
+          <w:sz w:val="21"/>
+          <w:szCs w:val="21"/>
+          <w:lang w:val="en-US"/>
+        </w:rPr>
+        <w:t xml:space="preserve"> GP</w:t>
+      </w:r>
+      <w:r>
+        <w:rPr>
+          <w:rFonts w:ascii="Barlow" w:eastAsia="Times New Roman" w:hAnsi="Barlow" w:cs="Times New Roman"/>
+          <w:b/>
+          <w:bCs/>
+          <w:color w:val="000000"/>
+          <w:sz w:val="21"/>
+          <w:szCs w:val="21"/>
+          <w:lang w:val="en-US"/>
+        </w:rPr>
+        <w:t>A</w:t>
+      </w:r>
+      <w:r>
+        <w:rPr>
+          <w:rFonts w:ascii="Barlow" w:eastAsia="Times New Roman" w:hAnsi="Barlow" w:cs="Times New Roman"/>
+          <w:b/>
+          <w:bCs/>
+          <w:color w:val="000000"/>
+          <w:sz w:val="21"/>
+          <w:szCs w:val="21"/>
+          <w:lang w:val="en-US"/>
+        </w:rPr>
+        <w:tab/>
+      </w:r>
+      <w:r>
+        <w:rPr>
+          <w:rFonts w:ascii="Barlow" w:eastAsia="Times New Roman" w:hAnsi="Barlow" w:cs="Times New Roman"/>
+          <w:b/>
+          <w:bCs/>
+          <w:color w:val="000000"/>
+          <w:sz w:val="21"/>
+          <w:szCs w:val="21"/>
+          <w:lang w:val="en-US"/>
+        </w:rPr>
+        <w:tab/>
+        <w:t xml:space="preserve">     </w:t>
+      </w:r>
+      <w:r>
+        <w:rPr>
+          <w:rFonts w:ascii="Barlow" w:eastAsia="Times New Roman" w:hAnsi="Barlow" w:cs="Times New Roman"/>
+          <w:color w:val="000000"/>
+          <w:sz w:val="21"/>
+          <w:szCs w:val="21"/>
+          <w:lang w:val="en-US"/>
+        </w:rPr>
+        <w:t>09</w:t>
+      </w:r>
+      <w:r>
+        <w:rPr>
+          <w:rFonts w:ascii="Barlow" w:eastAsia="Times New Roman" w:hAnsi="Barlow" w:cs="Times New Roman"/>
+          <w:i/>
+          <w:iCs/>
+          <w:color w:val="000000"/>
+          <w:sz w:val="21"/>
+          <w:szCs w:val="21"/>
+          <w:lang w:val="en-US"/>
+        </w:rPr>
+        <w:t>/23 - 06/27</w:t>
+      </w:r>
+    </w:p>
+    <w:p>
+      <w:pPr>
+        <w:spacing w:line="259" w:lineRule="auto"/>
+        <w:rPr>
+          <w:rFonts w:ascii="Times New Roman" w:eastAsia="Times New Roman" w:hAnsi="Times New Roman" w:cs="Times New Roman"/>
+          <w:sz w:val="24"/>
+          <w:szCs w:val="24"/>
+          <w:lang w:val="en-US"/>
+        </w:rPr>
+      </w:pPr>
+      <w:r>
+        <w:rPr>
+          <w:rFonts w:ascii="Barlow" w:eastAsia="Times New Roman" w:hAnsi="Barlow" w:cs="Times New Roman"/>
           <w:color w:val="000000"/>
           <w:sz w:val="21"/>
           <w:szCs w:val="21"/>
@@ -788,7 +1001,17 @@
           <w:szCs w:val="21"/>
           <w:lang w:val="en-US"/>
         </w:rPr>
-        <w:t>tructures/</w:t>
+        <w:t>tructures</w:t>
+      </w:r>
+      <w:r>
+        <w:rPr>
+          <w:rFonts w:ascii="Barlow" w:eastAsia="Times New Roman" w:hAnsi="Barlow" w:cs="Times New Roman"/>
+          <w:color w:val="000000"/>
+          <w:sz w:val="21"/>
+          <w:szCs w:val="21"/>
+          <w:lang w:val="en-US"/>
+        </w:rPr>
+        <w:t xml:space="preserve">, </w:t>
       </w:r>
       <w:r>
         <w:rPr>
@@ -1327,7 +1550,6 @@
         </w:rPr>
         <w:tab/>
       </w:r>
-      <w:proofErr w:type="gramStart"/>
       <w:r>
         <w:rPr>
           <w:rFonts w:ascii="Barlow" w:eastAsia="Times New Roman" w:hAnsi="Barlow" w:cs="Times New Roman"/>
@@ -1349,20 +1571,7 @@
           <w:szCs w:val="21"/>
           <w:lang w:val="en-US"/>
         </w:rPr>
-        <w:t>09</w:t>
-      </w:r>
-      <w:proofErr w:type="gramEnd"/>
-      <w:r>
-        <w:rPr>
-          <w:rFonts w:ascii="Barlow" w:eastAsia="Times New Roman" w:hAnsi="Barlow" w:cs="Times New Roman"/>
-          <w:i/>
-          <w:iCs/>
-          <w:color w:val="000000"/>
-          <w:sz w:val="21"/>
-          <w:szCs w:val="21"/>
-          <w:lang w:val="en-US"/>
-        </w:rPr>
-        <w:t>/25 - current</w:t>
+        <w:t>09/25 - current</w:t>
       </w:r>
     </w:p>
     <w:p>
@@ -2253,7 +2462,6 @@
         </w:rPr>
         <w:tab/>
       </w:r>
-      <w:proofErr w:type="gramStart"/>
       <w:r>
         <w:rPr>
           <w:rFonts w:ascii="Barlow" w:eastAsia="Times New Roman" w:hAnsi="Barlow" w:cs="Times New Roman"/>
@@ -2275,20 +2483,7 @@
           <w:szCs w:val="21"/>
           <w:lang w:val="en-US"/>
         </w:rPr>
-        <w:t>08</w:t>
-      </w:r>
-      <w:proofErr w:type="gramEnd"/>
-      <w:r>
-        <w:rPr>
-          <w:rFonts w:ascii="Barlow" w:eastAsia="Times New Roman" w:hAnsi="Barlow" w:cs="Times New Roman"/>
-          <w:i/>
-          <w:iCs/>
-          <w:color w:val="000000"/>
-          <w:sz w:val="21"/>
-          <w:szCs w:val="21"/>
-          <w:lang w:val="en-US"/>
-        </w:rPr>
-        <w:t xml:space="preserve">/24 </w:t>
+        <w:t xml:space="preserve">08/24 </w:t>
       </w:r>
       <w:r>
         <w:rPr>
@@ -2731,7 +2926,6 @@
           <w:numId w:val="13"/>
         </w:numPr>
         <w:spacing w:line="259" w:lineRule="auto"/>
-        <w:ind w:left="540"/>
         <w:textAlignment w:val="baseline"/>
         <w:rPr>
           <w:rFonts w:ascii="Barlow" w:eastAsia="Times New Roman" w:hAnsi="Barlow" w:cs="Times New Roman"/>
@@ -2749,157 +2943,134 @@
           <w:szCs w:val="21"/>
           <w:lang w:val="en-US"/>
         </w:rPr>
-        <w:t>D</w:t>
-      </w:r>
-      <w:r>
-        <w:rPr>
-          <w:rFonts w:ascii="Barlow" w:eastAsia="Times New Roman" w:hAnsi="Barlow" w:cs="Times New Roman"/>
-          <w:color w:val="000000"/>
-          <w:sz w:val="21"/>
-          <w:szCs w:val="21"/>
-          <w:lang w:val="en-US"/>
-        </w:rPr>
-        <w:t>evelop</w:t>
-      </w:r>
-      <w:r>
-        <w:rPr>
-          <w:rFonts w:ascii="Barlow" w:eastAsia="Times New Roman" w:hAnsi="Barlow" w:cs="Times New Roman"/>
-          <w:color w:val="000000"/>
-          <w:sz w:val="21"/>
-          <w:szCs w:val="21"/>
-          <w:lang w:val="en-US"/>
-        </w:rPr>
-        <w:t xml:space="preserve"> </w:t>
-      </w:r>
-      <w:r>
-        <w:rPr>
-          <w:rFonts w:ascii="Barlow" w:eastAsia="Times New Roman" w:hAnsi="Barlow" w:cs="Times New Roman"/>
-          <w:color w:val="000000"/>
-          <w:sz w:val="21"/>
-          <w:szCs w:val="21"/>
-          <w:lang w:val="en-US"/>
-        </w:rPr>
-        <w:t xml:space="preserve">and teach </w:t>
-      </w:r>
-      <w:r>
-        <w:rPr>
-          <w:rFonts w:ascii="Barlow" w:eastAsia="Times New Roman" w:hAnsi="Barlow" w:cs="Times New Roman"/>
-          <w:color w:val="000000"/>
-          <w:sz w:val="21"/>
-          <w:szCs w:val="21"/>
-          <w:lang w:val="en-US"/>
-        </w:rPr>
-        <w:t xml:space="preserve">a 4-week </w:t>
-      </w:r>
-      <w:r>
-        <w:rPr>
-          <w:rFonts w:ascii="Barlow" w:eastAsia="Times New Roman" w:hAnsi="Barlow" w:cs="Times New Roman"/>
-          <w:color w:val="000000"/>
-          <w:sz w:val="21"/>
-          <w:szCs w:val="21"/>
-          <w:lang w:val="en-US"/>
-        </w:rPr>
-        <w:t>technical (</w:t>
-      </w:r>
-      <w:r>
-        <w:rPr>
-          <w:rFonts w:ascii="Barlow" w:eastAsia="Times New Roman" w:hAnsi="Barlow" w:cs="Times New Roman"/>
-          <w:color w:val="000000"/>
-          <w:sz w:val="21"/>
-          <w:szCs w:val="21"/>
-          <w:lang w:val="en-US"/>
-        </w:rPr>
-        <w:t>HTML, CSS and Java</w:t>
-      </w:r>
-      <w:r>
-        <w:rPr>
-          <w:rFonts w:ascii="Barlow" w:eastAsia="Times New Roman" w:hAnsi="Barlow" w:cs="Times New Roman"/>
-          <w:color w:val="000000"/>
-          <w:sz w:val="21"/>
-          <w:szCs w:val="21"/>
-          <w:lang w:val="en-US"/>
-        </w:rPr>
-        <w:t>S</w:t>
-      </w:r>
-      <w:r>
-        <w:rPr>
-          <w:rFonts w:ascii="Barlow" w:eastAsia="Times New Roman" w:hAnsi="Barlow" w:cs="Times New Roman"/>
-          <w:color w:val="000000"/>
-          <w:sz w:val="21"/>
-          <w:szCs w:val="21"/>
-          <w:lang w:val="en-US"/>
-        </w:rPr>
-        <w:t>cript</w:t>
-      </w:r>
-      <w:r>
-        <w:rPr>
-          <w:rFonts w:ascii="Barlow" w:eastAsia="Times New Roman" w:hAnsi="Barlow" w:cs="Times New Roman"/>
-          <w:color w:val="000000"/>
-          <w:sz w:val="21"/>
-          <w:szCs w:val="21"/>
-          <w:lang w:val="en-US"/>
-        </w:rPr>
-        <w:t xml:space="preserve">) and </w:t>
-      </w:r>
-      <w:r>
-        <w:rPr>
-          <w:rFonts w:ascii="Barlow" w:eastAsia="Times New Roman" w:hAnsi="Barlow" w:cs="Times New Roman"/>
-          <w:color w:val="000000"/>
-          <w:sz w:val="21"/>
-          <w:szCs w:val="21"/>
-          <w:lang w:val="en-US"/>
-        </w:rPr>
-        <w:t>ethic</w:t>
-      </w:r>
-      <w:r>
-        <w:rPr>
-          <w:rFonts w:ascii="Barlow" w:eastAsia="Times New Roman" w:hAnsi="Barlow" w:cs="Times New Roman"/>
-          <w:color w:val="000000"/>
-          <w:sz w:val="21"/>
-          <w:szCs w:val="21"/>
-          <w:lang w:val="en-US"/>
-        </w:rPr>
-        <w:t xml:space="preserve">al curriculum </w:t>
-      </w:r>
-      <w:r>
-        <w:rPr>
-          <w:rFonts w:ascii="Barlow" w:eastAsia="Times New Roman" w:hAnsi="Barlow" w:cs="Times New Roman"/>
-          <w:color w:val="000000"/>
-          <w:sz w:val="21"/>
-          <w:szCs w:val="21"/>
-          <w:lang w:val="en-US"/>
-        </w:rPr>
-        <w:t xml:space="preserve">to a group of </w:t>
-      </w:r>
-      <w:r>
-        <w:rPr>
-          <w:rFonts w:ascii="Barlow" w:eastAsia="Times New Roman" w:hAnsi="Barlow" w:cs="Times New Roman"/>
-          <w:color w:val="000000"/>
-          <w:sz w:val="21"/>
-          <w:szCs w:val="21"/>
-          <w:lang w:val="en-US"/>
-        </w:rPr>
-        <w:t>~</w:t>
-      </w:r>
-      <w:r>
-        <w:rPr>
-          <w:rFonts w:ascii="Barlow" w:eastAsia="Times New Roman" w:hAnsi="Barlow" w:cs="Times New Roman"/>
-          <w:color w:val="000000"/>
-          <w:sz w:val="21"/>
-          <w:szCs w:val="21"/>
-          <w:lang w:val="en-US"/>
-        </w:rPr>
-        <w:t>40 high school students</w:t>
-      </w:r>
-      <w:r>
-        <w:rPr>
-          <w:rFonts w:ascii="Barlow" w:eastAsia="Times New Roman" w:hAnsi="Barlow" w:cs="Times New Roman"/>
-          <w:color w:val="000000"/>
-          <w:sz w:val="21"/>
-          <w:szCs w:val="21"/>
-          <w:lang w:val="en-US"/>
-        </w:rPr>
-        <w:t xml:space="preserve"> from underrepresented backgrounds</w:t>
+        <w:t>Direct program operations and train new mentors</w:t>
+      </w:r>
+      <w:r>
+        <w:rPr>
+          <w:rFonts w:ascii="Barlow" w:eastAsia="Times New Roman" w:hAnsi="Barlow" w:cs="Times New Roman"/>
+          <w:color w:val="000000"/>
+          <w:sz w:val="21"/>
+          <w:szCs w:val="21"/>
+          <w:lang w:val="en-US"/>
+        </w:rPr>
+        <w:t xml:space="preserve"> through </w:t>
+      </w:r>
+      <w:r>
+        <w:rPr>
+          <w:rFonts w:ascii="Barlow" w:eastAsia="Times New Roman" w:hAnsi="Barlow" w:cs="Times New Roman"/>
+          <w:color w:val="000000"/>
+          <w:sz w:val="21"/>
+          <w:szCs w:val="21"/>
+          <w:lang w:val="en-US"/>
+        </w:rPr>
+        <w:t>task delegation and staff onboardin</w:t>
+      </w:r>
+      <w:r>
+        <w:rPr>
+          <w:rFonts w:ascii="Barlow" w:eastAsia="Times New Roman" w:hAnsi="Barlow" w:cs="Times New Roman"/>
+          <w:color w:val="000000"/>
+          <w:sz w:val="21"/>
+          <w:szCs w:val="21"/>
+          <w:lang w:val="en-US"/>
+        </w:rPr>
+        <w:t>g</w:t>
+      </w:r>
+    </w:p>
+    <w:p>
+      <w:pPr>
+        <w:numPr>
+          <w:ilvl w:val="0"/>
+          <w:numId w:val="13"/>
+        </w:numPr>
+        <w:spacing w:line="259" w:lineRule="auto"/>
+        <w:textAlignment w:val="baseline"/>
+        <w:rPr>
+          <w:rFonts w:ascii="Barlow" w:eastAsia="Times New Roman" w:hAnsi="Barlow" w:cs="Times New Roman"/>
+          <w:color w:val="000000"/>
+          <w:sz w:val="21"/>
+          <w:szCs w:val="21"/>
+          <w:lang w:val="en-US"/>
+        </w:rPr>
+      </w:pPr>
+      <w:r>
+        <w:rPr>
+          <w:rFonts w:ascii="Barlow" w:eastAsia="Times New Roman" w:hAnsi="Barlow" w:cs="Times New Roman"/>
+          <w:color w:val="000000"/>
+          <w:sz w:val="21"/>
+          <w:szCs w:val="21"/>
+          <w:lang w:val="en-US"/>
+        </w:rPr>
+        <w:t xml:space="preserve">Spearhead </w:t>
+      </w:r>
+      <w:r>
+        <w:rPr>
+          <w:rFonts w:ascii="Barlow" w:eastAsia="Times New Roman" w:hAnsi="Barlow" w:cs="Times New Roman"/>
+          <w:color w:val="000000"/>
+          <w:sz w:val="21"/>
+          <w:szCs w:val="21"/>
+          <w:lang w:val="en-US"/>
+        </w:rPr>
+        <w:t xml:space="preserve">web </w:t>
+      </w:r>
+      <w:r>
+        <w:rPr>
+          <w:rFonts w:ascii="Barlow" w:eastAsia="Times New Roman" w:hAnsi="Barlow" w:cs="Times New Roman"/>
+          <w:color w:val="000000"/>
+          <w:sz w:val="21"/>
+          <w:szCs w:val="21"/>
+          <w:lang w:val="en-US"/>
+        </w:rPr>
+        <w:t>dev</w:t>
+      </w:r>
+      <w:r>
+        <w:rPr>
+          <w:rFonts w:ascii="Barlow" w:eastAsia="Times New Roman" w:hAnsi="Barlow" w:cs="Times New Roman"/>
+          <w:color w:val="000000"/>
+          <w:sz w:val="21"/>
+          <w:szCs w:val="21"/>
+          <w:lang w:val="en-US"/>
+        </w:rPr>
+        <w:t xml:space="preserve"> and tech </w:t>
+      </w:r>
+      <w:r>
+        <w:rPr>
+          <w:rFonts w:ascii="Barlow" w:eastAsia="Times New Roman" w:hAnsi="Barlow" w:cs="Times New Roman"/>
+          <w:color w:val="000000"/>
+          <w:sz w:val="21"/>
+          <w:szCs w:val="21"/>
+          <w:lang w:val="en-US"/>
+        </w:rPr>
+        <w:t>ethics</w:t>
+      </w:r>
+      <w:r>
+        <w:rPr>
+          <w:rFonts w:ascii="Barlow" w:eastAsia="Times New Roman" w:hAnsi="Barlow" w:cs="Times New Roman"/>
+          <w:color w:val="000000"/>
+          <w:sz w:val="21"/>
+          <w:szCs w:val="21"/>
+          <w:lang w:val="en-US"/>
+        </w:rPr>
+        <w:t xml:space="preserve"> curriculum for 40 students</w:t>
+      </w:r>
+      <w:r>
+        <w:rPr>
+          <w:rFonts w:ascii="Barlow" w:eastAsia="Times New Roman" w:hAnsi="Barlow" w:cs="Times New Roman"/>
+          <w:color w:val="000000"/>
+          <w:sz w:val="21"/>
+          <w:szCs w:val="21"/>
+          <w:lang w:val="en-US"/>
+        </w:rPr>
+        <w:t xml:space="preserve">, leading to </w:t>
+      </w:r>
+      <w:r>
+        <w:rPr>
+          <w:rFonts w:ascii="Barlow" w:eastAsia="Times New Roman" w:hAnsi="Barlow" w:cs="Times New Roman"/>
+          <w:color w:val="000000"/>
+          <w:sz w:val="21"/>
+          <w:szCs w:val="21"/>
+          <w:lang w:val="en-US"/>
+        </w:rPr>
+        <w:t>97% program recommendation rate</w:t>
       </w:r>
     </w:p>
     <w:p>
@@ -3879,7 +4050,7 @@
 </file>
 
 <file path=word/numbering.xml><?xml version="1.0" encoding="utf-8"?>
-<w:numbering xmlns:wpc="http://schemas.microsoft.com/office/word/2010/wordprocessingCanvas" xmlns:cx="http://schemas.microsoft.com/office/drawing/2014/chartex" xmlns:cx1="http://schemas.microsoft.com/office/drawing/2015/9/8/chartex" xmlns:cx2="http://schemas.microsoft.com/office/drawing/2015/10/21/chartex" xmlns:cx3="http://schemas.microsoft.com/office/drawing/2016/5/9/chartex" xmlns:cx4="http://schemas.microsoft.com/office/drawing/2016/5/10/chartex" xmlns:cx5="http://schemas.microsoft.com/office/drawing/2016/5/11/chartex" xmlns:cx6="http://schemas.microsoft.com/office/drawing/2016/5/12/chartex" xmlns:cx7="http://schemas.microsoft.com/office/drawing/2016/5/13/chartex" xmlns:cx8="http://schemas.microsoft.com/office/drawing/2016/5/14/chartex" xmlns:mc="http://schemas.openxmlformats.org/markup-compatibility/2006" xmlns:aink="http://schemas.microsoft.com/office/drawing/2016/ink" xmlns:am3d="http://schemas.microsoft.com/office/drawing/2017/model3d" xmlns:o="urn:schemas-microsoft-com:office:office" xmlns:oel="http://schemas.microsoft.com/office/2019/extlst" xmlns:r="http://schemas.openxmlformats.org/officeDocument/2006/relationships" xmlns:m="http://schemas.openxmlformats.org/officeDocument/2006/math" xmlns:v="urn:schemas-microsoft-com:vml" xmlns:wp14="http://schemas.microsoft.com/office/word/2010/wordprocessingDrawing" xmlns:wp="http://schemas.openxmlformats.org/drawingml/2006/wordprocessingDrawing" xmlns:w10="urn:schemas-microsoft-com:office:word" xmlns:w="http://schemas.openxmlformats.org/wordprocessingml/2006/main" xmlns:w14="http://schemas.microsoft.com/office/word/2010/wordml" xmlns:w15="http://schemas.microsoft.com/office/word/2012/wordml" xmlns:w16cei="http://schemas.microsoft.com/office/word/2026/wordml/cei" xmlns:w16cex="http://schemas.microsoft.com/office/word/2018/wordml/cex" xmlns:w16cid="http://schemas.microsoft.com/office/word/2016/wordml/cid" xmlns:w16="http://schemas.microsoft.com/office/word/2018/wordml" xmlns:w16du="http://schemas.microsoft.com/office/word/2023/wordml/word16du" xmlns:w16sdtdh="http://schemas.microsoft.com/office/word/2020/wordml/sdtdatahash" xmlns:w16sdtfl="http://schemas.microsoft.com/office/word/2024/wordml/sdtformatlock" xmlns:w16se="http://schemas.microsoft.com/office/word/2015/wordml/symex" xmlns:wpg="http://schemas.microsoft.com/office/word/2010/wordprocessingGroup" xmlns:wpi="http://schemas.microsoft.com/office/word/2010/wordprocessingInk" xmlns:wne="http://schemas.microsoft.com/office/word/2006/wordml" xmlns:wps="http://schemas.microsoft.com/office/word/2010/wordprocessingShape" mc:Ignorable="w14 w15 w16se w16cid w16 w16cex w16sdtdh w16sdtfl w16du wp14">
+<w:numbering xmlns:wpc="http://schemas.microsoft.com/office/word/2010/wordprocessingCanvas" xmlns:cx="http://schemas.microsoft.com/office/drawing/2014/chartex" xmlns:cx1="http://schemas.microsoft.com/office/drawing/2015/9/8/chartex" xmlns:cx2="http://schemas.microsoft.com/office/drawing/2015/10/21/chartex" xmlns:cx3="http://schemas.microsoft.com/office/drawing/2016/5/9/chartex" xmlns:cx4="http://schemas.microsoft.com/office/drawing/2016/5/10/chartex" xmlns:cx5="http://schemas.microsoft.com/office/drawing/2016/5/11/chartex" xmlns:cx6="http://schemas.microsoft.com/office/drawing/2016/5/12/chartex" xmlns:cx7="http://schemas.microsoft.com/office/drawing/2016/5/13/chartex" xmlns:cx8="http://schemas.microsoft.com/office/drawing/2016/5/14/chartex" xmlns:mc="http://schemas.openxmlformats.org/markup-compatibility/2006" xmlns:m="http://schemas.openxmlformats.org/officeDocument/2006/math" xmlns:aink="http://schemas.microsoft.com/office/drawing/2016/ink" xmlns:am3d="http://schemas.microsoft.com/office/drawing/2017/model3d" xmlns:oel="http://schemas.microsoft.com/office/2019/extlst" xmlns:r="http://schemas.openxmlformats.org/officeDocument/2006/relationships" xmlns:wp14="http://schemas.microsoft.com/office/word/2010/wordprocessingDrawing" xmlns:wp="http://schemas.openxmlformats.org/drawingml/2006/wordprocessingDrawing" xmlns:wpg="http://schemas.microsoft.com/office/word/2010/wordprocessingGroup" xmlns:wpi="http://schemas.microsoft.com/office/word/2010/wordprocessingInk" xmlns:wps="http://schemas.microsoft.com/office/word/2010/wordprocessingShape" xmlns:o="urn:schemas-microsoft-com:office:office" xmlns:v="urn:schemas-microsoft-com:vml" xmlns:w10="urn:schemas-microsoft-com:office:word" xmlns:w="http://schemas.openxmlformats.org/wordprocessingml/2006/main" xmlns:w14="http://schemas.microsoft.com/office/word/2010/wordml" xmlns:w15="http://schemas.microsoft.com/office/word/2012/wordml" xmlns:w16cei="http://schemas.microsoft.com/office/word/2026/wordml/cei" xmlns:w16cex="http://schemas.microsoft.com/office/word/2018/wordml/cex" xmlns:w16cid="http://schemas.microsoft.com/office/word/2016/wordml/cid" xmlns:w16="http://schemas.microsoft.com/office/word/2018/wordml" xmlns:w16sdtdh="http://schemas.microsoft.com/office/word/2020/wordml/sdtdatahash" xmlns:w16sdtfl="http://schemas.microsoft.com/office/word/2024/wordml/sdtformatlock" xmlns:w16se="http://schemas.microsoft.com/office/word/2015/wordml/symex" xmlns:w16du="http://schemas.microsoft.com/office/word/2023/wordml/word16du" xmlns:wne="http://schemas.microsoft.com/office/word/2006/wordml" mc:Ignorable="w14 w15 w16se w16cid w16 w16cex w16sdtdh w16sdtfl w16du wp14">
   <w:abstractNum w:abstractNumId="0" w15:restartNumberingAfterBreak="0">
     <w:nsid w:val="00574489"/>
     <w:multiLevelType w:val="multilevel"/>
@@ -5761,9 +5932,9 @@
       <w:lvlJc w:val="left"/>
       <w:pPr>
         <w:tabs>
-          <w:tab w:val="num" w:pos="720"/>
-        </w:tabs>
-        <w:ind w:left="720" w:hanging="360"/>
+          <w:tab w:val="num" w:pos="540"/>
+        </w:tabs>
+        <w:ind w:left="540" w:hanging="360"/>
       </w:pPr>
       <w:rPr>
         <w:rFonts w:ascii="Symbol" w:hAnsi="Symbol" w:hint="default"/>
@@ -5777,9 +5948,9 @@
       <w:lvlJc w:val="left"/>
       <w:pPr>
         <w:tabs>
-          <w:tab w:val="num" w:pos="1440"/>
-        </w:tabs>
-        <w:ind w:left="1440" w:hanging="360"/>
+          <w:tab w:val="num" w:pos="1260"/>
+        </w:tabs>
+        <w:ind w:left="1260" w:hanging="360"/>
       </w:pPr>
       <w:rPr>
         <w:rFonts w:ascii="Courier New" w:hAnsi="Courier New" w:hint="default"/>
@@ -5793,9 +5964,9 @@
       <w:lvlJc w:val="left"/>
       <w:pPr>
         <w:tabs>
-          <w:tab w:val="num" w:pos="2160"/>
-        </w:tabs>
-        <w:ind w:left="2160" w:hanging="360"/>
+          <w:tab w:val="num" w:pos="1980"/>
+        </w:tabs>
+        <w:ind w:left="1980" w:hanging="360"/>
       </w:pPr>
       <w:rPr>
         <w:rFonts w:ascii="Wingdings" w:hAnsi="Wingdings" w:hint="default"/>
@@ -5809,9 +5980,9 @@
       <w:lvlJc w:val="left"/>
       <w:pPr>
         <w:tabs>
-          <w:tab w:val="num" w:pos="2880"/>
-        </w:tabs>
-        <w:ind w:left="2880" w:hanging="360"/>
+          <w:tab w:val="num" w:pos="2700"/>
+        </w:tabs>
+        <w:ind w:left="2700" w:hanging="360"/>
       </w:pPr>
       <w:rPr>
         <w:rFonts w:ascii="Wingdings" w:hAnsi="Wingdings" w:hint="default"/>
@@ -5825,9 +5996,9 @@
       <w:lvlJc w:val="left"/>
       <w:pPr>
         <w:tabs>
-          <w:tab w:val="num" w:pos="3600"/>
-        </w:tabs>
-        <w:ind w:left="3600" w:hanging="360"/>
+          <w:tab w:val="num" w:pos="3420"/>
+        </w:tabs>
+        <w:ind w:left="3420" w:hanging="360"/>
       </w:pPr>
       <w:rPr>
         <w:rFonts w:ascii="Wingdings" w:hAnsi="Wingdings" w:hint="default"/>
@@ -5841,9 +6012,9 @@
       <w:lvlJc w:val="left"/>
       <w:pPr>
         <w:tabs>
-          <w:tab w:val="num" w:pos="4320"/>
-        </w:tabs>
-        <w:ind w:left="4320" w:hanging="360"/>
+          <w:tab w:val="num" w:pos="4140"/>
+        </w:tabs>
+        <w:ind w:left="4140" w:hanging="360"/>
       </w:pPr>
       <w:rPr>
         <w:rFonts w:ascii="Wingdings" w:hAnsi="Wingdings" w:hint="default"/>
@@ -5857,9 +6028,9 @@
       <w:lvlJc w:val="left"/>
       <w:pPr>
         <w:tabs>
-          <w:tab w:val="num" w:pos="5040"/>
-        </w:tabs>
-        <w:ind w:left="5040" w:hanging="360"/>
+          <w:tab w:val="num" w:pos="4860"/>
+        </w:tabs>
+        <w:ind w:left="4860" w:hanging="360"/>
       </w:pPr>
       <w:rPr>
         <w:rFonts w:ascii="Wingdings" w:hAnsi="Wingdings" w:hint="default"/>
@@ -5873,9 +6044,9 @@
       <w:lvlJc w:val="left"/>
       <w:pPr>
         <w:tabs>
-          <w:tab w:val="num" w:pos="5760"/>
-        </w:tabs>
-        <w:ind w:left="5760" w:hanging="360"/>
+          <w:tab w:val="num" w:pos="5580"/>
+        </w:tabs>
+        <w:ind w:left="5580" w:hanging="360"/>
       </w:pPr>
       <w:rPr>
         <w:rFonts w:ascii="Wingdings" w:hAnsi="Wingdings" w:hint="default"/>
@@ -5889,9 +6060,9 @@
       <w:lvlJc w:val="left"/>
       <w:pPr>
         <w:tabs>
-          <w:tab w:val="num" w:pos="6480"/>
-        </w:tabs>
-        <w:ind w:left="6480" w:hanging="360"/>
+          <w:tab w:val="num" w:pos="6300"/>
+        </w:tabs>
+        <w:ind w:left="6300" w:hanging="360"/>
       </w:pPr>
       <w:rPr>
         <w:rFonts w:ascii="Wingdings" w:hAnsi="Wingdings" w:hint="default"/>
@@ -5948,7 +6119,7 @@
 </file>
 
 <file path=word/styles.xml><?xml version="1.0" encoding="utf-8"?>
-<w:styles xmlns:mc="http://schemas.openxmlformats.org/markup-compatibility/2006" xmlns:r="http://schemas.openxmlformats.org/officeDocument/2006/relationships" xmlns:w="http://schemas.openxmlformats.org/wordprocessingml/2006/main" xmlns:w14="http://schemas.microsoft.com/office/word/2010/wordml" xmlns:w15="http://schemas.microsoft.com/office/word/2012/wordml" xmlns:w16cex="http://schemas.microsoft.com/office/word/2018/wordml/cex" xmlns:w16cid="http://schemas.microsoft.com/office/word/2016/wordml/cid" xmlns:w16="http://schemas.microsoft.com/office/word/2018/wordml" xmlns:w16du="http://schemas.microsoft.com/office/word/2023/wordml/word16du" xmlns:w16sdtdh="http://schemas.microsoft.com/office/word/2020/wordml/sdtdatahash" xmlns:w16sdtfl="http://schemas.microsoft.com/office/word/2024/wordml/sdtformatlock" xmlns:w16se="http://schemas.microsoft.com/office/word/2015/wordml/symex" mc:Ignorable="w14 w15 w16se w16cid w16 w16cex w16sdtdh w16sdtfl w16du">
+<w:styles xmlns:mc="http://schemas.openxmlformats.org/markup-compatibility/2006" xmlns:r="http://schemas.openxmlformats.org/officeDocument/2006/relationships" xmlns:w="http://schemas.openxmlformats.org/wordprocessingml/2006/main" xmlns:w14="http://schemas.microsoft.com/office/word/2010/wordml" xmlns:w15="http://schemas.microsoft.com/office/word/2012/wordml" xmlns:w16cex="http://schemas.microsoft.com/office/word/2018/wordml/cex" xmlns:w16cid="http://schemas.microsoft.com/office/word/2016/wordml/cid" xmlns:w16="http://schemas.microsoft.com/office/word/2018/wordml" xmlns:w16sdtdh="http://schemas.microsoft.com/office/word/2020/wordml/sdtdatahash" xmlns:w16sdtfl="http://schemas.microsoft.com/office/word/2024/wordml/sdtformatlock" xmlns:w16se="http://schemas.microsoft.com/office/word/2015/wordml/symex" xmlns:w16du="http://schemas.microsoft.com/office/word/2023/wordml/word16du" mc:Ignorable="w14 w15 w16se w16cid w16 w16cex w16sdtdh w16sdtfl w16du">
   <w:docDefaults>
     <w:rPrDefault>
       <w:rPr>
@@ -6463,6 +6634,7 @@
   <w:style w:type="character" w:default="1" w:styleId="DefaultParagraphFont">
     <w:name w:val="Default Paragraph Font"/>
     <w:uiPriority w:val="1"/>
+    <w:semiHidden/>
     <w:unhideWhenUsed/>
   </w:style>
   <w:style w:type="table" w:default="1" w:styleId="TableNormal">

--- a/public/resume/Monserate Resume.docx
+++ b/public/resume/Monserate Resume.docx
@@ -101,7 +101,7 @@
           <w:szCs w:val="21"/>
           <w:lang w:val="en-US"/>
         </w:rPr>
-        <w:pict w14:anchorId="7EC52E82">
+        <w:pict w14:anchorId="35B26488">
           <v:rect id="_x0000_i1025" alt="" style="width:468pt;height:.05pt;mso-width-percent:0;mso-height-percent:0;mso-width-percent:0;mso-height-percent:0" o:hralign="center" o:hrstd="t" o:hr="t" fillcolor="#a0a0a0" stroked="f"/>
         </w:pict>
       </w:r>
@@ -1893,7 +1893,25 @@
           <w:sz w:val="21"/>
           <w:szCs w:val="21"/>
         </w:rPr>
-        <w:t xml:space="preserve">Develop Python </w:t>
+        <w:t>Develop</w:t>
+      </w:r>
+      <w:r>
+        <w:rPr>
+          <w:rFonts w:ascii="Barlow" w:eastAsia="Times New Roman" w:hAnsi="Barlow" w:cs="Times New Roman"/>
+          <w:color w:val="000000"/>
+          <w:sz w:val="21"/>
+          <w:szCs w:val="21"/>
+        </w:rPr>
+        <w:t>ed</w:t>
+      </w:r>
+      <w:r>
+        <w:rPr>
+          <w:rFonts w:ascii="Barlow" w:eastAsia="Times New Roman" w:hAnsi="Barlow" w:cs="Times New Roman"/>
+          <w:color w:val="000000"/>
+          <w:sz w:val="21"/>
+          <w:szCs w:val="21"/>
+        </w:rPr>
+        <w:t xml:space="preserve"> Python </w:t>
       </w:r>
       <w:r>
         <w:rPr>
@@ -1938,7 +1956,25 @@
           <w:sz w:val="21"/>
           <w:szCs w:val="21"/>
         </w:rPr>
-        <w:t xml:space="preserve">Program STM32F4 firmware </w:t>
+        <w:t>Program</w:t>
+      </w:r>
+      <w:r>
+        <w:rPr>
+          <w:rFonts w:ascii="Barlow" w:eastAsia="Times New Roman" w:hAnsi="Barlow" w:cs="Times New Roman"/>
+          <w:color w:val="000000"/>
+          <w:sz w:val="21"/>
+          <w:szCs w:val="21"/>
+        </w:rPr>
+        <w:t>ed</w:t>
+      </w:r>
+      <w:r>
+        <w:rPr>
+          <w:rFonts w:ascii="Barlow" w:eastAsia="Times New Roman" w:hAnsi="Barlow" w:cs="Times New Roman"/>
+          <w:color w:val="000000"/>
+          <w:sz w:val="21"/>
+          <w:szCs w:val="21"/>
+        </w:rPr>
+        <w:t xml:space="preserve"> STM32F4 firmware </w:t>
       </w:r>
       <w:r>
         <w:rPr>
@@ -2134,17 +2170,7 @@
           <w:szCs w:val="21"/>
           <w:lang w:val="en-US"/>
         </w:rPr>
-        <w:t>Writ</w:t>
-      </w:r>
-      <w:r>
-        <w:rPr>
-          <w:rFonts w:ascii="Barlow" w:eastAsia="Times New Roman" w:hAnsi="Barlow" w:cs="Times New Roman"/>
-          <w:color w:val="000000"/>
-          <w:sz w:val="21"/>
-          <w:szCs w:val="21"/>
-          <w:lang w:val="en-US"/>
-        </w:rPr>
-        <w:t>e</w:t>
+        <w:t>Wrote</w:t>
       </w:r>
       <w:r>
         <w:rPr>
@@ -2182,7 +2208,27 @@
           <w:szCs w:val="21"/>
           <w:lang w:val="en-US"/>
         </w:rPr>
-        <w:t>Develop back-end server to deliver glTF tiles with a RESTful URI to operate without an internet connection</w:t>
+        <w:t>Develop</w:t>
+      </w:r>
+      <w:r>
+        <w:rPr>
+          <w:rFonts w:ascii="Barlow" w:eastAsia="Times New Roman" w:hAnsi="Barlow" w:cs="Times New Roman"/>
+          <w:color w:val="000000"/>
+          <w:sz w:val="21"/>
+          <w:szCs w:val="21"/>
+          <w:lang w:val="en-US"/>
+        </w:rPr>
+        <w:t>ed</w:t>
+      </w:r>
+      <w:r>
+        <w:rPr>
+          <w:rFonts w:ascii="Barlow" w:eastAsia="Times New Roman" w:hAnsi="Barlow" w:cs="Times New Roman"/>
+          <w:color w:val="000000"/>
+          <w:sz w:val="21"/>
+          <w:szCs w:val="21"/>
+          <w:lang w:val="en-US"/>
+        </w:rPr>
+        <w:t xml:space="preserve"> back-end server to deliver glTF tiles with a RESTful URI to operate without an internet connection</w:t>
       </w:r>
     </w:p>
     <w:p>
@@ -2210,7 +2256,27 @@
           <w:szCs w:val="21"/>
           <w:lang w:val="en-US"/>
         </w:rPr>
-        <w:t>Improve rover controls, telemetry, and pathing, updated and delivered through React Redux</w:t>
+        <w:t>Improve</w:t>
+      </w:r>
+      <w:r>
+        <w:rPr>
+          <w:rFonts w:ascii="Barlow" w:eastAsia="Times New Roman" w:hAnsi="Barlow" w:cs="Times New Roman"/>
+          <w:color w:val="000000"/>
+          <w:sz w:val="21"/>
+          <w:szCs w:val="21"/>
+          <w:lang w:val="en-US"/>
+        </w:rPr>
+        <w:t>d</w:t>
+      </w:r>
+      <w:r>
+        <w:rPr>
+          <w:rFonts w:ascii="Barlow" w:eastAsia="Times New Roman" w:hAnsi="Barlow" w:cs="Times New Roman"/>
+          <w:color w:val="000000"/>
+          <w:sz w:val="21"/>
+          <w:szCs w:val="21"/>
+          <w:lang w:val="en-US"/>
+        </w:rPr>
+        <w:t xml:space="preserve"> rover controls, telemetry, and pathing, updated and delivered through React Redux</w:t>
       </w:r>
     </w:p>
     <w:p>
@@ -3996,7 +4062,27 @@
           <w:szCs w:val="21"/>
           <w:lang w:val="en-US"/>
         </w:rPr>
-        <w:t xml:space="preserve">Presented the AI app to an audience of &gt;400 in </w:t>
+        <w:t xml:space="preserve">Presented the AI app to an audience of </w:t>
+      </w:r>
+      <w:r>
+        <w:rPr>
+          <w:rFonts w:ascii="Barlow" w:eastAsia="Times New Roman" w:hAnsi="Barlow" w:cs="Times New Roman"/>
+          <w:color w:val="000000"/>
+          <w:sz w:val="21"/>
+          <w:szCs w:val="21"/>
+          <w:lang w:val="en-US"/>
+        </w:rPr>
+        <w:t>~</w:t>
+      </w:r>
+      <w:r>
+        <w:rPr>
+          <w:rFonts w:ascii="Barlow" w:eastAsia="Times New Roman" w:hAnsi="Barlow" w:cs="Times New Roman"/>
+          <w:color w:val="000000"/>
+          <w:sz w:val="21"/>
+          <w:szCs w:val="21"/>
+          <w:lang w:val="en-US"/>
+        </w:rPr>
+        <w:t xml:space="preserve">400 in </w:t>
       </w:r>
       <w:r>
         <w:rPr>
